--- a/Ôn PV/Ôn PV.docx
+++ b/Ôn PV/Ôn PV.docx
@@ -1,6 +1,6 @@
 
 <file path=word/document.xml><?xml version="1.0" encoding="utf-8"?>
-<w:document xmlns:wpc="http://schemas.microsoft.com/office/word/2010/wordprocessingCanvas" xmlns:mc="http://schemas.openxmlformats.org/markup-compatibility/2006" xmlns:o="urn:schemas-microsoft-com:office:office" xmlns:r="http://schemas.openxmlformats.org/officeDocument/2006/relationships" xmlns:m="http://schemas.openxmlformats.org/officeDocument/2006/math" xmlns:v="urn:schemas-microsoft-com:vml" xmlns:wp14="http://schemas.microsoft.com/office/word/2010/wordprocessingDrawing" xmlns:wp="http://schemas.openxmlformats.org/drawingml/2006/wordprocessingDrawing" xmlns:w10="urn:schemas-microsoft-com:office:word" xmlns:w="http://schemas.openxmlformats.org/wordprocessingml/2006/main" xmlns:w14="http://schemas.microsoft.com/office/word/2010/wordml" xmlns:w15="http://schemas.microsoft.com/office/word/2012/wordml" xmlns:wpg="http://schemas.microsoft.com/office/word/2010/wordprocessingGroup" xmlns:wpi="http://schemas.microsoft.com/office/word/2010/wordprocessingInk" xmlns:wne="http://schemas.microsoft.com/office/word/2006/wordml" xmlns:wps="http://schemas.microsoft.com/office/word/2010/wordprocessingShape" mc:Ignorable="w14 w15 wp14">
+<w:document xmlns:wpc="http://schemas.microsoft.com/office/word/2010/wordprocessingCanvas" xmlns:cx="http://schemas.microsoft.com/office/drawing/2014/chartex" xmlns:cx1="http://schemas.microsoft.com/office/drawing/2015/9/8/chartex" xmlns:cx2="http://schemas.microsoft.com/office/drawing/2015/10/21/chartex" xmlns:cx3="http://schemas.microsoft.com/office/drawing/2016/5/9/chartex" xmlns:cx4="http://schemas.microsoft.com/office/drawing/2016/5/10/chartex" xmlns:cx5="http://schemas.microsoft.com/office/drawing/2016/5/11/chartex" xmlns:cx6="http://schemas.microsoft.com/office/drawing/2016/5/12/chartex" xmlns:cx7="http://schemas.microsoft.com/office/drawing/2016/5/13/chartex" xmlns:cx8="http://schemas.microsoft.com/office/drawing/2016/5/14/chartex" xmlns:mc="http://schemas.openxmlformats.org/markup-compatibility/2006" xmlns:aink="http://schemas.microsoft.com/office/drawing/2016/ink" xmlns:am3d="http://schemas.microsoft.com/office/drawing/2017/model3d" xmlns:o="urn:schemas-microsoft-com:office:office" xmlns:oel="http://schemas.microsoft.com/office/2019/extlst" xmlns:r="http://schemas.openxmlformats.org/officeDocument/2006/relationships" xmlns:m="http://schemas.openxmlformats.org/officeDocument/2006/math" xmlns:v="urn:schemas-microsoft-com:vml" xmlns:wp14="http://schemas.microsoft.com/office/word/2010/wordprocessingDrawing" xmlns:wp="http://schemas.openxmlformats.org/drawingml/2006/wordprocessingDrawing" xmlns:w10="urn:schemas-microsoft-com:office:word" xmlns:w="http://schemas.openxmlformats.org/wordprocessingml/2006/main" xmlns:w14="http://schemas.microsoft.com/office/word/2010/wordml" xmlns:w15="http://schemas.microsoft.com/office/word/2012/wordml" xmlns:w16cex="http://schemas.microsoft.com/office/word/2018/wordml/cex" xmlns:w16cid="http://schemas.microsoft.com/office/word/2016/wordml/cid" xmlns:w16="http://schemas.microsoft.com/office/word/2018/wordml" xmlns:w16du="http://schemas.microsoft.com/office/word/2023/wordml/word16du" xmlns:w16sdtdh="http://schemas.microsoft.com/office/word/2020/wordml/sdtdatahash" xmlns:w16sdtfl="http://schemas.microsoft.com/office/word/2024/wordml/sdtformatlock" xmlns:w16se="http://schemas.microsoft.com/office/word/2015/wordml/symex" xmlns:wpg="http://schemas.microsoft.com/office/word/2010/wordprocessingGroup" xmlns:wpi="http://schemas.microsoft.com/office/word/2010/wordprocessingInk" xmlns:wne="http://schemas.microsoft.com/office/word/2006/wordml" xmlns:wps="http://schemas.microsoft.com/office/word/2010/wordprocessingShape" mc:Ignorable="w14 w15 w16se w16cid w16 w16cex w16sdtdh w16sdtfl w16du wp14">
   <w:body>
     <w:p>
       <w:pPr>
@@ -24,6 +24,7 @@
       <w:r>
         <w:rPr>
           <w:b/>
+          <w:noProof/>
         </w:rPr>
         <w:drawing>
           <wp:inline distT="0" distB="0" distL="0" distR="0" wp14:anchorId="17FDF878" wp14:editId="65AA48E7">
@@ -64,6 +65,9 @@
     </w:p>
     <w:p>
       <w:r>
+        <w:rPr>
+          <w:noProof/>
+        </w:rPr>
         <w:drawing>
           <wp:inline distT="0" distB="0" distL="0" distR="0" wp14:anchorId="4996F3A6" wp14:editId="5770CAD7">
             <wp:extent cx="4994844" cy="2231553"/>
@@ -109,13 +113,8 @@
           <w:numId w:val="1"/>
         </w:numPr>
       </w:pPr>
-      <w:proofErr w:type="spellStart"/>
-      <w:r>
-        <w:t>Giao</w:t>
-      </w:r>
-      <w:proofErr w:type="spellEnd"/>
-      <w:r>
-        <w:t xml:space="preserve"> </w:t>
+      <w:r>
+        <w:t xml:space="preserve">Giao </w:t>
       </w:r>
       <w:proofErr w:type="spellStart"/>
       <w:r>
@@ -142,13 +141,8 @@
           <w:numId w:val="1"/>
         </w:numPr>
       </w:pPr>
-      <w:proofErr w:type="gramStart"/>
-      <w:r>
-        <w:t>point</w:t>
-      </w:r>
-      <w:proofErr w:type="gramEnd"/>
-      <w:r>
-        <w:t xml:space="preserve"> to point.</w:t>
+      <w:r>
+        <w:t>point to point.</w:t>
       </w:r>
     </w:p>
     <w:p>
@@ -159,13 +153,8 @@
           <w:numId w:val="1"/>
         </w:numPr>
       </w:pPr>
-      <w:proofErr w:type="spellStart"/>
-      <w:r>
-        <w:t>Giao</w:t>
-      </w:r>
-      <w:proofErr w:type="spellEnd"/>
-      <w:r>
-        <w:t xml:space="preserve"> </w:t>
+      <w:r>
+        <w:t xml:space="preserve">Giao </w:t>
       </w:r>
       <w:proofErr w:type="spellStart"/>
       <w:r>
@@ -521,6 +510,9 @@
         <w:jc w:val="center"/>
       </w:pPr>
       <w:r>
+        <w:rPr>
+          <w:noProof/>
+        </w:rPr>
         <w:lastRenderedPageBreak/>
         <w:drawing>
           <wp:inline distT="0" distB="0" distL="0" distR="0" wp14:anchorId="6D34180F" wp14:editId="1966ED5E">
@@ -564,6 +556,9 @@
         <w:jc w:val="center"/>
       </w:pPr>
       <w:r>
+        <w:rPr>
+          <w:noProof/>
+        </w:rPr>
         <w:drawing>
           <wp:inline distT="0" distB="0" distL="0" distR="0" wp14:anchorId="7A84A6BA" wp14:editId="57604522">
             <wp:extent cx="5158696" cy="817896"/>
@@ -602,13 +597,8 @@
       </w:r>
     </w:p>
     <w:p>
-      <w:proofErr w:type="spellStart"/>
-      <w:r>
-        <w:t>Giao</w:t>
-      </w:r>
-      <w:proofErr w:type="spellEnd"/>
-      <w:r>
-        <w:t xml:space="preserve"> </w:t>
+      <w:r>
+        <w:t xml:space="preserve">Giao </w:t>
       </w:r>
       <w:proofErr w:type="spellStart"/>
       <w:r>
@@ -675,245 +665,235 @@
         <w:t xml:space="preserve">, </w:t>
       </w:r>
       <w:proofErr w:type="spellStart"/>
+      <w:r>
+        <w:t>theo</w:t>
+      </w:r>
+      <w:proofErr w:type="spellEnd"/>
+      <w:r>
+        <w:t xml:space="preserve"> </w:t>
+      </w:r>
+      <w:proofErr w:type="spellStart"/>
+      <w:r>
+        <w:t>kiểu</w:t>
+      </w:r>
+      <w:proofErr w:type="spellEnd"/>
+      <w:r>
+        <w:t xml:space="preserve"> Master – slave </w:t>
+      </w:r>
+      <w:r>
+        <w:t>(</w:t>
+      </w:r>
+      <w:proofErr w:type="spellStart"/>
+      <w:r>
+        <w:t>có</w:t>
+      </w:r>
+      <w:proofErr w:type="spellEnd"/>
+      <w:r>
+        <w:t xml:space="preserve"> </w:t>
+      </w:r>
+      <w:proofErr w:type="spellStart"/>
+      <w:r>
+        <w:t>thể</w:t>
+      </w:r>
+      <w:proofErr w:type="spellEnd"/>
+      <w:r>
+        <w:t xml:space="preserve"> lên127 </w:t>
+      </w:r>
+      <w:proofErr w:type="spellStart"/>
+      <w:r>
+        <w:t>thiết</w:t>
+      </w:r>
+      <w:proofErr w:type="spellEnd"/>
+      <w:r>
+        <w:t xml:space="preserve"> </w:t>
+      </w:r>
+      <w:proofErr w:type="spellStart"/>
+      <w:r>
+        <w:t>bị</w:t>
+      </w:r>
+      <w:proofErr w:type="spellEnd"/>
+      <w:r>
+        <w:t xml:space="preserve">), slave </w:t>
+      </w:r>
+      <w:proofErr w:type="spellStart"/>
+      <w:r>
+        <w:t>không</w:t>
+      </w:r>
+      <w:proofErr w:type="spellEnd"/>
+      <w:r>
+        <w:t xml:space="preserve"> </w:t>
+      </w:r>
+      <w:proofErr w:type="spellStart"/>
+      <w:r>
+        <w:t>thế</w:t>
+      </w:r>
+      <w:proofErr w:type="spellEnd"/>
+      <w:r>
+        <w:t xml:space="preserve"> </w:t>
+      </w:r>
+      <w:proofErr w:type="spellStart"/>
+      <w:r>
+        <w:t>chủ</w:t>
+      </w:r>
+      <w:proofErr w:type="spellEnd"/>
+      <w:r>
+        <w:t xml:space="preserve"> </w:t>
+      </w:r>
+      <w:proofErr w:type="spellStart"/>
+      <w:r>
+        <w:t>động</w:t>
+      </w:r>
+      <w:proofErr w:type="spellEnd"/>
+      <w:r>
+        <w:t xml:space="preserve"> </w:t>
+      </w:r>
+      <w:proofErr w:type="spellStart"/>
+      <w:r>
+        <w:t>gửi</w:t>
+      </w:r>
+      <w:proofErr w:type="spellEnd"/>
+      <w:r>
+        <w:t xml:space="preserve"> </w:t>
+      </w:r>
+      <w:proofErr w:type="spellStart"/>
+      <w:r>
+        <w:t>dữ</w:t>
+      </w:r>
+      <w:proofErr w:type="spellEnd"/>
+      <w:r>
+        <w:t xml:space="preserve"> </w:t>
+      </w:r>
+      <w:proofErr w:type="spellStart"/>
+      <w:r>
+        <w:t>liệu</w:t>
+      </w:r>
+      <w:proofErr w:type="spellEnd"/>
+      <w:r>
+        <w:t xml:space="preserve"> </w:t>
+      </w:r>
+      <w:proofErr w:type="spellStart"/>
+      <w:r>
+        <w:t>cho</w:t>
+      </w:r>
+      <w:proofErr w:type="spellEnd"/>
+      <w:r>
+        <w:t xml:space="preserve"> master. </w:t>
+      </w:r>
+    </w:p>
+    <w:p>
+      <w:r>
+        <w:t xml:space="preserve">2 </w:t>
+      </w:r>
+      <w:proofErr w:type="spellStart"/>
+      <w:r>
+        <w:t>dây</w:t>
+      </w:r>
+      <w:proofErr w:type="spellEnd"/>
+      <w:r>
+        <w:t>: SDA, SCL</w:t>
+      </w:r>
+      <w:r>
+        <w:t xml:space="preserve"> (</w:t>
+      </w:r>
+      <w:proofErr w:type="spellStart"/>
+      <w:r>
+        <w:t>Tạo</w:t>
+      </w:r>
+      <w:proofErr w:type="spellEnd"/>
+      <w:r>
+        <w:t xml:space="preserve"> </w:t>
+      </w:r>
+      <w:proofErr w:type="spellStart"/>
+      <w:r>
+        <w:t>xung</w:t>
+      </w:r>
+      <w:proofErr w:type="spellEnd"/>
+      <w:r>
+        <w:t xml:space="preserve"> </w:t>
+      </w:r>
+      <w:proofErr w:type="spellStart"/>
+      <w:r>
+        <w:t>nhịp</w:t>
+      </w:r>
+      <w:proofErr w:type="spellEnd"/>
+      <w:r>
+        <w:t xml:space="preserve"> </w:t>
+      </w:r>
+      <w:proofErr w:type="spellStart"/>
+      <w:r>
+        <w:t>đồng</w:t>
+      </w:r>
+      <w:proofErr w:type="spellEnd"/>
+      <w:r>
+        <w:t xml:space="preserve"> </w:t>
+      </w:r>
+      <w:proofErr w:type="spellStart"/>
+      <w:r>
+        <w:t>hồ</w:t>
+      </w:r>
+      <w:proofErr w:type="spellEnd"/>
+      <w:r>
+        <w:t xml:space="preserve"> do Master </w:t>
+      </w:r>
+      <w:proofErr w:type="spellStart"/>
+      <w:r>
+        <w:t>phát</w:t>
+      </w:r>
+      <w:proofErr w:type="spellEnd"/>
+      <w:r>
+        <w:t xml:space="preserve"> </w:t>
+      </w:r>
+      <w:proofErr w:type="spellStart"/>
+      <w:r>
+        <w:t>đi</w:t>
+      </w:r>
+      <w:proofErr w:type="spellEnd"/>
+      <w:r>
+        <w:t>)</w:t>
+      </w:r>
+    </w:p>
+    <w:p>
+      <w:proofErr w:type="spellStart"/>
+      <w:r>
+        <w:t>Tốc</w:t>
+      </w:r>
+      <w:proofErr w:type="spellEnd"/>
+      <w:r>
+        <w:t xml:space="preserve"> </w:t>
+      </w:r>
+      <w:proofErr w:type="spellStart"/>
+      <w:r>
+        <w:t>độ</w:t>
+      </w:r>
+      <w:proofErr w:type="spellEnd"/>
+      <w:r>
+        <w:t>: 100kps(standard), 400</w:t>
+      </w:r>
       <w:proofErr w:type="gramStart"/>
       <w:r>
-        <w:t>theo</w:t>
-      </w:r>
-      <w:proofErr w:type="spellEnd"/>
+        <w:t>kps(</w:t>
+      </w:r>
       <w:proofErr w:type="gramEnd"/>
       <w:r>
-        <w:t xml:space="preserve"> </w:t>
-      </w:r>
-      <w:proofErr w:type="spellStart"/>
-      <w:r>
-        <w:t>kiểu</w:t>
-      </w:r>
-      <w:proofErr w:type="spellEnd"/>
-      <w:r>
-        <w:t xml:space="preserve"> Master – slave </w:t>
-      </w:r>
-      <w:r>
-        <w:t>(</w:t>
-      </w:r>
-      <w:proofErr w:type="spellStart"/>
-      <w:r>
-        <w:t>có</w:t>
-      </w:r>
-      <w:proofErr w:type="spellEnd"/>
-      <w:r>
-        <w:t xml:space="preserve"> </w:t>
-      </w:r>
-      <w:proofErr w:type="spellStart"/>
-      <w:r>
-        <w:t>thể</w:t>
-      </w:r>
-      <w:proofErr w:type="spellEnd"/>
-      <w:r>
-        <w:t xml:space="preserve"> lên127 </w:t>
-      </w:r>
-      <w:proofErr w:type="spellStart"/>
-      <w:r>
-        <w:t>thiết</w:t>
-      </w:r>
-      <w:proofErr w:type="spellEnd"/>
-      <w:r>
-        <w:t xml:space="preserve"> </w:t>
-      </w:r>
-      <w:proofErr w:type="spellStart"/>
-      <w:r>
-        <w:t>bị</w:t>
-      </w:r>
-      <w:proofErr w:type="spellEnd"/>
-      <w:r>
-        <w:t xml:space="preserve">), slave </w:t>
-      </w:r>
-      <w:proofErr w:type="spellStart"/>
-      <w:r>
-        <w:t>không</w:t>
-      </w:r>
-      <w:proofErr w:type="spellEnd"/>
-      <w:r>
-        <w:t xml:space="preserve"> </w:t>
-      </w:r>
-      <w:proofErr w:type="spellStart"/>
-      <w:r>
-        <w:t>thế</w:t>
-      </w:r>
-      <w:proofErr w:type="spellEnd"/>
-      <w:r>
-        <w:t xml:space="preserve"> </w:t>
-      </w:r>
-      <w:proofErr w:type="spellStart"/>
-      <w:r>
-        <w:t>chủ</w:t>
-      </w:r>
-      <w:proofErr w:type="spellEnd"/>
-      <w:r>
-        <w:t xml:space="preserve"> </w:t>
-      </w:r>
-      <w:proofErr w:type="spellStart"/>
-      <w:r>
-        <w:t>động</w:t>
-      </w:r>
-      <w:proofErr w:type="spellEnd"/>
-      <w:r>
-        <w:t xml:space="preserve"> </w:t>
-      </w:r>
-      <w:proofErr w:type="spellStart"/>
-      <w:r>
-        <w:t>gửi</w:t>
-      </w:r>
-      <w:proofErr w:type="spellEnd"/>
-      <w:r>
-        <w:t xml:space="preserve"> </w:t>
-      </w:r>
-      <w:proofErr w:type="spellStart"/>
-      <w:r>
-        <w:t>dữ</w:t>
-      </w:r>
-      <w:proofErr w:type="spellEnd"/>
-      <w:r>
-        <w:t xml:space="preserve"> </w:t>
-      </w:r>
-      <w:proofErr w:type="spellStart"/>
-      <w:r>
-        <w:t>liệu</w:t>
-      </w:r>
-      <w:proofErr w:type="spellEnd"/>
-      <w:r>
-        <w:t xml:space="preserve"> </w:t>
-      </w:r>
-      <w:proofErr w:type="spellStart"/>
-      <w:r>
-        <w:t>cho</w:t>
-      </w:r>
-      <w:proofErr w:type="spellEnd"/>
-      <w:r>
-        <w:t xml:space="preserve"> master. </w:t>
-      </w:r>
-    </w:p>
-    <w:p>
-      <w:r>
-        <w:t xml:space="preserve">2 </w:t>
-      </w:r>
-      <w:proofErr w:type="spellStart"/>
-      <w:r>
-        <w:t>dây</w:t>
-      </w:r>
-      <w:proofErr w:type="spellEnd"/>
-      <w:r>
-        <w:t>: SDA, SCL</w:t>
-      </w:r>
-      <w:r>
-        <w:t xml:space="preserve"> (</w:t>
-      </w:r>
-      <w:proofErr w:type="spellStart"/>
-      <w:r>
-        <w:t>Tạo</w:t>
-      </w:r>
-      <w:proofErr w:type="spellEnd"/>
-      <w:r>
-        <w:t xml:space="preserve"> </w:t>
-      </w:r>
-      <w:proofErr w:type="spellStart"/>
-      <w:r>
-        <w:t>xung</w:t>
-      </w:r>
-      <w:proofErr w:type="spellEnd"/>
-      <w:r>
-        <w:t xml:space="preserve"> </w:t>
-      </w:r>
-      <w:proofErr w:type="spellStart"/>
-      <w:r>
-        <w:t>nhịp</w:t>
-      </w:r>
-      <w:proofErr w:type="spellEnd"/>
-      <w:r>
-        <w:t xml:space="preserve"> </w:t>
-      </w:r>
-      <w:proofErr w:type="spellStart"/>
-      <w:r>
-        <w:t>đồng</w:t>
-      </w:r>
-      <w:proofErr w:type="spellEnd"/>
-      <w:r>
-        <w:t xml:space="preserve"> </w:t>
-      </w:r>
-      <w:proofErr w:type="spellStart"/>
-      <w:r>
-        <w:t>hồ</w:t>
-      </w:r>
-      <w:proofErr w:type="spellEnd"/>
-      <w:r>
-        <w:t xml:space="preserve"> do Master </w:t>
-      </w:r>
-      <w:proofErr w:type="spellStart"/>
+        <w:t xml:space="preserve">fast mode), 1Mbs </w:t>
+      </w:r>
+      <w:r>
+        <w:t xml:space="preserve">(fast mode+), </w:t>
+      </w:r>
       <w:proofErr w:type="gramStart"/>
       <w:r>
-        <w:t>phát</w:t>
-      </w:r>
-      <w:proofErr w:type="spellEnd"/>
+        <w:t>highspeed</w:t>
+      </w:r>
       <w:proofErr w:type="gramEnd"/>
       <w:r>
-        <w:t xml:space="preserve"> </w:t>
-      </w:r>
-      <w:proofErr w:type="spellStart"/>
-      <w:r>
-        <w:t>đi</w:t>
-      </w:r>
-      <w:proofErr w:type="spellEnd"/>
-      <w:r>
-        <w:t>)</w:t>
-      </w:r>
-    </w:p>
-    <w:p>
-      <w:proofErr w:type="spellStart"/>
-      <w:r>
-        <w:t>Tốc</w:t>
-      </w:r>
-      <w:proofErr w:type="spellEnd"/>
-      <w:r>
-        <w:t xml:space="preserve"> </w:t>
-      </w:r>
-      <w:proofErr w:type="spellStart"/>
-      <w:r>
-        <w:t>độ</w:t>
-      </w:r>
-      <w:proofErr w:type="spellEnd"/>
-      <w:r>
-        <w:t xml:space="preserve">: </w:t>
-      </w:r>
-      <w:proofErr w:type="gramStart"/>
-      <w:r>
-        <w:t>100kps(</w:t>
-      </w:r>
-      <w:proofErr w:type="gramEnd"/>
-      <w:r>
-        <w:t xml:space="preserve">standard), 400kps(fast mode), 1Mbs </w:t>
-      </w:r>
-      <w:r>
-        <w:t>(fast mode</w:t>
-      </w:r>
-      <w:r>
-        <w:t>+</w:t>
-      </w:r>
-      <w:r>
-        <w:t>),</w:t>
-      </w:r>
-      <w:r>
-        <w:t xml:space="preserve"> </w:t>
-      </w:r>
-      <w:proofErr w:type="spellStart"/>
-      <w:r>
-        <w:t>highspeed</w:t>
-      </w:r>
-      <w:proofErr w:type="spellEnd"/>
-      <w:r>
         <w:t xml:space="preserve"> (3.4Mbits/s)</w:t>
       </w:r>
     </w:p>
     <w:p>
       <w:r>
+        <w:rPr>
+          <w:noProof/>
+        </w:rPr>
         <w:drawing>
           <wp:inline distT="0" distB="0" distL="0" distR="0" wp14:anchorId="135AABEE" wp14:editId="4D89D2F8">
             <wp:extent cx="655408" cy="686390"/>
@@ -951,6 +931,9 @@
         </w:drawing>
       </w:r>
       <w:r>
+        <w:rPr>
+          <w:noProof/>
+        </w:rPr>
         <w:drawing>
           <wp:inline distT="0" distB="0" distL="0" distR="0" wp14:anchorId="2177C4A5" wp14:editId="42202970">
             <wp:extent cx="1319961" cy="406988"/>
@@ -988,6 +971,9 @@
         </w:drawing>
       </w:r>
       <w:r>
+        <w:rPr>
+          <w:noProof/>
+        </w:rPr>
         <w:drawing>
           <wp:inline distT="0" distB="0" distL="0" distR="0" wp14:anchorId="2F400EB2" wp14:editId="55A8D47A">
             <wp:extent cx="3895450" cy="295072"/>
@@ -1039,13 +1025,8 @@
           <w:numId w:val="1"/>
         </w:numPr>
       </w:pPr>
-      <w:proofErr w:type="spellStart"/>
-      <w:r>
-        <w:t>Giao</w:t>
-      </w:r>
-      <w:proofErr w:type="spellEnd"/>
-      <w:r>
-        <w:t xml:space="preserve"> </w:t>
+      <w:r>
+        <w:t xml:space="preserve">Giao </w:t>
       </w:r>
       <w:proofErr w:type="spellStart"/>
       <w:r>
@@ -1156,15 +1137,636 @@
       <w:r>
         <w:t>: SCK, MOSI, MISO, SS.</w:t>
       </w:r>
-      <w:bookmarkStart w:id="0" w:name="_GoBack"/>
-      <w:bookmarkEnd w:id="0"/>
     </w:p>
     <w:p>
       <w:pPr>
         <w:ind w:left="360"/>
       </w:pPr>
-    </w:p>
-    <w:p/>
+      <w:r>
+        <w:t>10-20Mbps</w:t>
+      </w:r>
+    </w:p>
+    <w:p>
+      <w:pPr>
+        <w:ind w:left="360"/>
+      </w:pPr>
+      <w:proofErr w:type="spellStart"/>
+      <w:r>
+        <w:t>Tốc</w:t>
+      </w:r>
+      <w:proofErr w:type="spellEnd"/>
+      <w:r>
+        <w:t xml:space="preserve"> </w:t>
+      </w:r>
+      <w:proofErr w:type="spellStart"/>
+      <w:r>
+        <w:t>độ</w:t>
+      </w:r>
+      <w:proofErr w:type="spellEnd"/>
+      <w:r>
+        <w:t xml:space="preserve">: </w:t>
+      </w:r>
+    </w:p>
+    <w:p>
+      <w:pPr>
+        <w:ind w:left="360"/>
+      </w:pPr>
+      <w:proofErr w:type="spellStart"/>
+      <w:r>
+        <w:t>Thiết</w:t>
+      </w:r>
+      <w:proofErr w:type="spellEnd"/>
+      <w:r>
+        <w:t xml:space="preserve"> </w:t>
+      </w:r>
+      <w:proofErr w:type="spellStart"/>
+      <w:r>
+        <w:t>bị</w:t>
+      </w:r>
+      <w:proofErr w:type="spellEnd"/>
+      <w:r>
+        <w:t xml:space="preserve"> Master </w:t>
+      </w:r>
+      <w:proofErr w:type="spellStart"/>
+      <w:r>
+        <w:t>tạo</w:t>
+      </w:r>
+      <w:proofErr w:type="spellEnd"/>
+      <w:r>
+        <w:t xml:space="preserve"> </w:t>
+      </w:r>
+      <w:proofErr w:type="spellStart"/>
+      <w:r>
+        <w:t>xung</w:t>
+      </w:r>
+      <w:proofErr w:type="spellEnd"/>
+      <w:r>
+        <w:t xml:space="preserve"> </w:t>
+      </w:r>
+      <w:proofErr w:type="spellStart"/>
+      <w:r>
+        <w:t>tín</w:t>
+      </w:r>
+      <w:proofErr w:type="spellEnd"/>
+      <w:r>
+        <w:t xml:space="preserve"> </w:t>
+      </w:r>
+      <w:proofErr w:type="spellStart"/>
+      <w:r>
+        <w:t>hiệu</w:t>
+      </w:r>
+      <w:proofErr w:type="spellEnd"/>
+      <w:r>
+        <w:t xml:space="preserve"> SCK </w:t>
+      </w:r>
+      <w:proofErr w:type="spellStart"/>
+      <w:r>
+        <w:t>và</w:t>
+      </w:r>
+      <w:proofErr w:type="spellEnd"/>
+      <w:r>
+        <w:t xml:space="preserve"> </w:t>
+      </w:r>
+      <w:proofErr w:type="spellStart"/>
+      <w:r>
+        <w:t>cung</w:t>
+      </w:r>
+      <w:proofErr w:type="spellEnd"/>
+      <w:r>
+        <w:t xml:space="preserve"> </w:t>
+      </w:r>
+      <w:proofErr w:type="spellStart"/>
+      <w:r>
+        <w:t>cấp</w:t>
+      </w:r>
+      <w:proofErr w:type="spellEnd"/>
+      <w:r>
+        <w:t xml:space="preserve"> </w:t>
+      </w:r>
+      <w:proofErr w:type="spellStart"/>
+      <w:r>
+        <w:t>cho</w:t>
+      </w:r>
+      <w:proofErr w:type="spellEnd"/>
+      <w:r>
+        <w:t xml:space="preserve"> Slave</w:t>
+      </w:r>
+    </w:p>
+    <w:p>
+      <w:pPr>
+        <w:ind w:left="360"/>
+      </w:pPr>
+      <w:proofErr w:type="spellStart"/>
+      <w:r>
+        <w:t>Cách</w:t>
+      </w:r>
+      <w:proofErr w:type="spellEnd"/>
+      <w:r>
+        <w:t xml:space="preserve"> </w:t>
+      </w:r>
+      <w:proofErr w:type="spellStart"/>
+      <w:r>
+        <w:t>truyền</w:t>
+      </w:r>
+      <w:proofErr w:type="spellEnd"/>
+      <w:r>
+        <w:t>:</w:t>
+      </w:r>
+    </w:p>
+    <w:p>
+      <w:pPr>
+        <w:pStyle w:val="ListParagraph"/>
+        <w:numPr>
+          <w:ilvl w:val="0"/>
+          <w:numId w:val="1"/>
+        </w:numPr>
+      </w:pPr>
+      <w:proofErr w:type="spellStart"/>
+      <w:r>
+        <w:t>Để</w:t>
+      </w:r>
+      <w:proofErr w:type="spellEnd"/>
+      <w:r>
+        <w:t xml:space="preserve"> </w:t>
+      </w:r>
+      <w:proofErr w:type="spellStart"/>
+      <w:r>
+        <w:t>bắt</w:t>
+      </w:r>
+      <w:proofErr w:type="spellEnd"/>
+      <w:r>
+        <w:t xml:space="preserve"> </w:t>
+      </w:r>
+      <w:proofErr w:type="spellStart"/>
+      <w:r>
+        <w:t>đầu</w:t>
+      </w:r>
+      <w:proofErr w:type="spellEnd"/>
+      <w:r>
+        <w:t xml:space="preserve"> </w:t>
+      </w:r>
+      <w:proofErr w:type="spellStart"/>
+      <w:r>
+        <w:t>quá</w:t>
+      </w:r>
+      <w:proofErr w:type="spellEnd"/>
+      <w:r>
+        <w:t xml:space="preserve"> </w:t>
+      </w:r>
+      <w:proofErr w:type="spellStart"/>
+      <w:r>
+        <w:t>trình</w:t>
+      </w:r>
+      <w:proofErr w:type="spellEnd"/>
+      <w:r>
+        <w:t xml:space="preserve"> </w:t>
+      </w:r>
+      <w:proofErr w:type="spellStart"/>
+      <w:r>
+        <w:t>truyền</w:t>
+      </w:r>
+      <w:proofErr w:type="spellEnd"/>
+      <w:r>
+        <w:t xml:space="preserve"> </w:t>
+      </w:r>
+      <w:proofErr w:type="spellStart"/>
+      <w:r>
+        <w:t>dữ</w:t>
+      </w:r>
+      <w:proofErr w:type="spellEnd"/>
+      <w:r>
+        <w:t xml:space="preserve"> </w:t>
+      </w:r>
+      <w:proofErr w:type="spellStart"/>
+      <w:r>
+        <w:t>liệu</w:t>
+      </w:r>
+      <w:proofErr w:type="spellEnd"/>
+      <w:r>
+        <w:t xml:space="preserve">, Master </w:t>
+      </w:r>
+      <w:proofErr w:type="spellStart"/>
+      <w:r>
+        <w:t>sẽ</w:t>
+      </w:r>
+      <w:proofErr w:type="spellEnd"/>
+      <w:r>
+        <w:t xml:space="preserve"> </w:t>
+      </w:r>
+      <w:proofErr w:type="spellStart"/>
+      <w:r>
+        <w:t>cấu</w:t>
+      </w:r>
+      <w:proofErr w:type="spellEnd"/>
+      <w:r>
+        <w:t xml:space="preserve"> </w:t>
+      </w:r>
+      <w:proofErr w:type="spellStart"/>
+      <w:r>
+        <w:t>hình</w:t>
+      </w:r>
+      <w:proofErr w:type="spellEnd"/>
+      <w:r>
+        <w:t xml:space="preserve"> </w:t>
+      </w:r>
+      <w:proofErr w:type="spellStart"/>
+      <w:r>
+        <w:t>xung</w:t>
+      </w:r>
+      <w:proofErr w:type="spellEnd"/>
+      <w:r>
+        <w:t xml:space="preserve"> clock </w:t>
+      </w:r>
+      <w:proofErr w:type="spellStart"/>
+      <w:r>
+        <w:t>để</w:t>
+      </w:r>
+      <w:proofErr w:type="spellEnd"/>
+      <w:r>
+        <w:t xml:space="preserve"> </w:t>
+      </w:r>
+      <w:proofErr w:type="spellStart"/>
+      <w:r>
+        <w:t>tương</w:t>
+      </w:r>
+      <w:proofErr w:type="spellEnd"/>
+      <w:r>
+        <w:t xml:space="preserve"> </w:t>
+      </w:r>
+      <w:proofErr w:type="spellStart"/>
+      <w:r>
+        <w:t>ứng</w:t>
+      </w:r>
+      <w:proofErr w:type="spellEnd"/>
+      <w:r>
+        <w:t xml:space="preserve"> </w:t>
+      </w:r>
+      <w:proofErr w:type="spellStart"/>
+      <w:r>
+        <w:t>với</w:t>
+      </w:r>
+      <w:proofErr w:type="spellEnd"/>
+      <w:r>
+        <w:t xml:space="preserve"> </w:t>
+      </w:r>
+      <w:proofErr w:type="spellStart"/>
+      <w:r>
+        <w:t>tần</w:t>
+      </w:r>
+      <w:proofErr w:type="spellEnd"/>
+      <w:r>
+        <w:t xml:space="preserve"> </w:t>
+      </w:r>
+      <w:proofErr w:type="spellStart"/>
+      <w:r>
+        <w:t>số</w:t>
+      </w:r>
+      <w:proofErr w:type="spellEnd"/>
+      <w:r>
+        <w:t xml:space="preserve"> </w:t>
+      </w:r>
+      <w:proofErr w:type="spellStart"/>
+      <w:r>
+        <w:t>hỗ</w:t>
+      </w:r>
+      <w:proofErr w:type="spellEnd"/>
+      <w:r>
+        <w:t xml:space="preserve"> </w:t>
+      </w:r>
+      <w:proofErr w:type="spellStart"/>
+      <w:r>
+        <w:t>trợ</w:t>
+      </w:r>
+      <w:proofErr w:type="spellEnd"/>
+      <w:r>
+        <w:t xml:space="preserve"> </w:t>
+      </w:r>
+      <w:proofErr w:type="spellStart"/>
+      <w:r>
+        <w:t>bởi</w:t>
+      </w:r>
+      <w:proofErr w:type="spellEnd"/>
+      <w:r>
+        <w:t xml:space="preserve"> Slave</w:t>
+      </w:r>
+    </w:p>
+    <w:p>
+      <w:pPr>
+        <w:pStyle w:val="ListParagraph"/>
+        <w:numPr>
+          <w:ilvl w:val="0"/>
+          <w:numId w:val="1"/>
+        </w:numPr>
+      </w:pPr>
+      <w:proofErr w:type="spellStart"/>
+      <w:r>
+        <w:t>Kéo</w:t>
+      </w:r>
+      <w:proofErr w:type="spellEnd"/>
+      <w:r>
+        <w:t xml:space="preserve"> </w:t>
+      </w:r>
+      <w:proofErr w:type="spellStart"/>
+      <w:r>
+        <w:t>chân</w:t>
+      </w:r>
+      <w:proofErr w:type="spellEnd"/>
+      <w:r>
+        <w:t xml:space="preserve"> cs </w:t>
+      </w:r>
+      <w:proofErr w:type="spellStart"/>
+      <w:r>
+        <w:t>xuống</w:t>
+      </w:r>
+      <w:proofErr w:type="spellEnd"/>
+    </w:p>
+    <w:p>
+      <w:pPr>
+        <w:pStyle w:val="ListParagraph"/>
+        <w:numPr>
+          <w:ilvl w:val="0"/>
+          <w:numId w:val="1"/>
+        </w:numPr>
+      </w:pPr>
+      <w:r>
+        <w:t xml:space="preserve">Master </w:t>
+      </w:r>
+      <w:proofErr w:type="spellStart"/>
+      <w:r>
+        <w:t>truyền</w:t>
+      </w:r>
+      <w:proofErr w:type="spellEnd"/>
+      <w:r>
+        <w:t xml:space="preserve"> </w:t>
+      </w:r>
+      <w:proofErr w:type="gramStart"/>
+      <w:r>
+        <w:t>1 byte</w:t>
+      </w:r>
+      <w:proofErr w:type="gramEnd"/>
+      <w:r>
+        <w:t xml:space="preserve"> </w:t>
+      </w:r>
+      <w:proofErr w:type="spellStart"/>
+      <w:r>
+        <w:t>đến</w:t>
+      </w:r>
+      <w:proofErr w:type="spellEnd"/>
+      <w:r>
+        <w:t xml:space="preserve"> slave </w:t>
+      </w:r>
+      <w:proofErr w:type="spellStart"/>
+      <w:r>
+        <w:t>và</w:t>
+      </w:r>
+      <w:proofErr w:type="spellEnd"/>
+      <w:r>
+        <w:t xml:space="preserve"> slave </w:t>
+      </w:r>
+      <w:proofErr w:type="spellStart"/>
+      <w:r>
+        <w:t>truyền</w:t>
+      </w:r>
+      <w:proofErr w:type="spellEnd"/>
+      <w:r>
+        <w:t xml:space="preserve"> </w:t>
+      </w:r>
+      <w:proofErr w:type="spellStart"/>
+      <w:r>
+        <w:t>lại</w:t>
+      </w:r>
+      <w:proofErr w:type="spellEnd"/>
+      <w:r>
+        <w:t xml:space="preserve"> </w:t>
+      </w:r>
+      <w:proofErr w:type="gramStart"/>
+      <w:r>
+        <w:t>( MSB</w:t>
+      </w:r>
+      <w:proofErr w:type="gramEnd"/>
+      <w:r>
+        <w:t xml:space="preserve"> </w:t>
+      </w:r>
+      <w:proofErr w:type="spellStart"/>
+      <w:r>
+        <w:t>truyền</w:t>
+      </w:r>
+      <w:proofErr w:type="spellEnd"/>
+      <w:r>
+        <w:t xml:space="preserve"> </w:t>
+      </w:r>
+      <w:proofErr w:type="spellStart"/>
+      <w:r>
+        <w:t>trước</w:t>
+      </w:r>
+      <w:proofErr w:type="spellEnd"/>
+      <w:r>
+        <w:t>)</w:t>
+      </w:r>
+    </w:p>
+    <w:p>
+      <w:r>
+        <w:t xml:space="preserve">SPI </w:t>
+      </w:r>
+      <w:proofErr w:type="spellStart"/>
+      <w:r>
+        <w:t>có</w:t>
+      </w:r>
+      <w:proofErr w:type="spellEnd"/>
+      <w:r>
+        <w:t xml:space="preserve"> 4 </w:t>
+      </w:r>
+      <w:proofErr w:type="spellStart"/>
+      <w:r>
+        <w:t>chế</w:t>
+      </w:r>
+      <w:proofErr w:type="spellEnd"/>
+      <w:r>
+        <w:t xml:space="preserve"> </w:t>
+      </w:r>
+      <w:proofErr w:type="spellStart"/>
+      <w:r>
+        <w:t>độ</w:t>
+      </w:r>
+      <w:proofErr w:type="spellEnd"/>
+      <w:r>
+        <w:t>:</w:t>
+      </w:r>
+    </w:p>
+    <w:p>
+      <w:pPr>
+        <w:jc w:val="center"/>
+      </w:pPr>
+      <w:r>
+        <w:lastRenderedPageBreak/>
+        <w:drawing>
+          <wp:inline distT="0" distB="0" distL="0" distR="0" wp14:anchorId="567A6D62" wp14:editId="6ED12340">
+            <wp:extent cx="4070350" cy="1870360"/>
+            <wp:effectExtent l="0" t="0" r="6350" b="0"/>
+            <wp:docPr id="443642770" name="Picture 1"/>
+            <wp:cNvGraphicFramePr>
+              <a:graphicFrameLocks xmlns:a="http://schemas.openxmlformats.org/drawingml/2006/main" noChangeAspect="1"/>
+            </wp:cNvGraphicFramePr>
+            <a:graphic xmlns:a="http://schemas.openxmlformats.org/drawingml/2006/main">
+              <a:graphicData uri="http://schemas.openxmlformats.org/drawingml/2006/picture">
+                <pic:pic xmlns:pic="http://schemas.openxmlformats.org/drawingml/2006/picture">
+                  <pic:nvPicPr>
+                    <pic:cNvPr id="443642770" name=""/>
+                    <pic:cNvPicPr/>
+                  </pic:nvPicPr>
+                  <pic:blipFill>
+                    <a:blip r:embed="rId12"/>
+                    <a:stretch>
+                      <a:fillRect/>
+                    </a:stretch>
+                  </pic:blipFill>
+                  <pic:spPr>
+                    <a:xfrm>
+                      <a:off x="0" y="0"/>
+                      <a:ext cx="4086729" cy="1877886"/>
+                    </a:xfrm>
+                    <a:prstGeom prst="rect">
+                      <a:avLst/>
+                    </a:prstGeom>
+                  </pic:spPr>
+                </pic:pic>
+              </a:graphicData>
+            </a:graphic>
+          </wp:inline>
+        </w:drawing>
+      </w:r>
+    </w:p>
+    <w:p>
+      <w:pPr>
+        <w:jc w:val="center"/>
+      </w:pPr>
+      <w:r>
+        <w:drawing>
+          <wp:inline distT="0" distB="0" distL="0" distR="0" wp14:anchorId="1542B198" wp14:editId="3AA3CD17">
+            <wp:extent cx="3932261" cy="2034716"/>
+            <wp:effectExtent l="0" t="0" r="0" b="3810"/>
+            <wp:docPr id="1416778004" name="Picture 1"/>
+            <wp:cNvGraphicFramePr>
+              <a:graphicFrameLocks xmlns:a="http://schemas.openxmlformats.org/drawingml/2006/main" noChangeAspect="1"/>
+            </wp:cNvGraphicFramePr>
+            <a:graphic xmlns:a="http://schemas.openxmlformats.org/drawingml/2006/main">
+              <a:graphicData uri="http://schemas.openxmlformats.org/drawingml/2006/picture">
+                <pic:pic xmlns:pic="http://schemas.openxmlformats.org/drawingml/2006/picture">
+                  <pic:nvPicPr>
+                    <pic:cNvPr id="1416778004" name=""/>
+                    <pic:cNvPicPr/>
+                  </pic:nvPicPr>
+                  <pic:blipFill>
+                    <a:blip r:embed="rId13"/>
+                    <a:stretch>
+                      <a:fillRect/>
+                    </a:stretch>
+                  </pic:blipFill>
+                  <pic:spPr>
+                    <a:xfrm>
+                      <a:off x="0" y="0"/>
+                      <a:ext cx="3932261" cy="2034716"/>
+                    </a:xfrm>
+                    <a:prstGeom prst="rect">
+                      <a:avLst/>
+                    </a:prstGeom>
+                  </pic:spPr>
+                </pic:pic>
+              </a:graphicData>
+            </a:graphic>
+          </wp:inline>
+        </w:drawing>
+      </w:r>
+    </w:p>
+    <w:p>
+      <w:pPr>
+        <w:jc w:val="center"/>
+      </w:pPr>
+      <w:r>
+        <w:drawing>
+          <wp:inline distT="0" distB="0" distL="0" distR="0" wp14:anchorId="4892A4EC" wp14:editId="210EF33F">
+            <wp:extent cx="5943600" cy="956310"/>
+            <wp:effectExtent l="0" t="0" r="0" b="0"/>
+            <wp:docPr id="63428593" name="Picture 1"/>
+            <wp:cNvGraphicFramePr>
+              <a:graphicFrameLocks xmlns:a="http://schemas.openxmlformats.org/drawingml/2006/main" noChangeAspect="1"/>
+            </wp:cNvGraphicFramePr>
+            <a:graphic xmlns:a="http://schemas.openxmlformats.org/drawingml/2006/main">
+              <a:graphicData uri="http://schemas.openxmlformats.org/drawingml/2006/picture">
+                <pic:pic xmlns:pic="http://schemas.openxmlformats.org/drawingml/2006/picture">
+                  <pic:nvPicPr>
+                    <pic:cNvPr id="63428593" name=""/>
+                    <pic:cNvPicPr/>
+                  </pic:nvPicPr>
+                  <pic:blipFill>
+                    <a:blip r:embed="rId14"/>
+                    <a:stretch>
+                      <a:fillRect/>
+                    </a:stretch>
+                  </pic:blipFill>
+                  <pic:spPr>
+                    <a:xfrm>
+                      <a:off x="0" y="0"/>
+                      <a:ext cx="5943600" cy="956310"/>
+                    </a:xfrm>
+                    <a:prstGeom prst="rect">
+                      <a:avLst/>
+                    </a:prstGeom>
+                  </pic:spPr>
+                </pic:pic>
+              </a:graphicData>
+            </a:graphic>
+          </wp:inline>
+        </w:drawing>
+      </w:r>
+    </w:p>
+    <w:p>
+      <w:pPr>
+        <w:jc w:val="center"/>
+      </w:pPr>
+      <w:r>
+        <w:drawing>
+          <wp:inline distT="0" distB="0" distL="0" distR="0" wp14:anchorId="2A83A230" wp14:editId="16F1D7F1">
+            <wp:extent cx="5296359" cy="1089754"/>
+            <wp:effectExtent l="0" t="0" r="0" b="0"/>
+            <wp:docPr id="1633026697" name="Picture 1"/>
+            <wp:cNvGraphicFramePr>
+              <a:graphicFrameLocks xmlns:a="http://schemas.openxmlformats.org/drawingml/2006/main" noChangeAspect="1"/>
+            </wp:cNvGraphicFramePr>
+            <a:graphic xmlns:a="http://schemas.openxmlformats.org/drawingml/2006/main">
+              <a:graphicData uri="http://schemas.openxmlformats.org/drawingml/2006/picture">
+                <pic:pic xmlns:pic="http://schemas.openxmlformats.org/drawingml/2006/picture">
+                  <pic:nvPicPr>
+                    <pic:cNvPr id="1633026697" name=""/>
+                    <pic:cNvPicPr/>
+                  </pic:nvPicPr>
+                  <pic:blipFill>
+                    <a:blip r:embed="rId15"/>
+                    <a:stretch>
+                      <a:fillRect/>
+                    </a:stretch>
+                  </pic:blipFill>
+                  <pic:spPr>
+                    <a:xfrm>
+                      <a:off x="0" y="0"/>
+                      <a:ext cx="5296359" cy="1089754"/>
+                    </a:xfrm>
+                    <a:prstGeom prst="rect">
+                      <a:avLst/>
+                    </a:prstGeom>
+                  </pic:spPr>
+                </pic:pic>
+              </a:graphicData>
+            </a:graphic>
+          </wp:inline>
+        </w:drawing>
+      </w:r>
+    </w:p>
+    <w:p>
+      <w:pPr>
+        <w:jc w:val="center"/>
+      </w:pPr>
+    </w:p>
     <w:p>
       <w:r>
         <w:t>CAN</w:t>
@@ -1206,7 +1808,7 @@
 </file>
 
 <file path=word/numbering.xml><?xml version="1.0" encoding="utf-8"?>
-<w:numbering xmlns:wpc="http://schemas.microsoft.com/office/word/2010/wordprocessingCanvas" xmlns:mc="http://schemas.openxmlformats.org/markup-compatibility/2006" xmlns:o="urn:schemas-microsoft-com:office:office" xmlns:r="http://schemas.openxmlformats.org/officeDocument/2006/relationships" xmlns:m="http://schemas.openxmlformats.org/officeDocument/2006/math" xmlns:v="urn:schemas-microsoft-com:vml" xmlns:wp14="http://schemas.microsoft.com/office/word/2010/wordprocessingDrawing" xmlns:wp="http://schemas.openxmlformats.org/drawingml/2006/wordprocessingDrawing" xmlns:w10="urn:schemas-microsoft-com:office:word" xmlns:w="http://schemas.openxmlformats.org/wordprocessingml/2006/main" xmlns:w14="http://schemas.microsoft.com/office/word/2010/wordml" xmlns:w15="http://schemas.microsoft.com/office/word/2012/wordml" xmlns:wpg="http://schemas.microsoft.com/office/word/2010/wordprocessingGroup" xmlns:wpi="http://schemas.microsoft.com/office/word/2010/wordprocessingInk" xmlns:wne="http://schemas.microsoft.com/office/word/2006/wordml" xmlns:wps="http://schemas.microsoft.com/office/word/2010/wordprocessingShape" mc:Ignorable="w14 w15 wp14">
+<w:numbering xmlns:wpc="http://schemas.microsoft.com/office/word/2010/wordprocessingCanvas" xmlns:cx="http://schemas.microsoft.com/office/drawing/2014/chartex" xmlns:cx1="http://schemas.microsoft.com/office/drawing/2015/9/8/chartex" xmlns:cx2="http://schemas.microsoft.com/office/drawing/2015/10/21/chartex" xmlns:cx3="http://schemas.microsoft.com/office/drawing/2016/5/9/chartex" xmlns:cx4="http://schemas.microsoft.com/office/drawing/2016/5/10/chartex" xmlns:cx5="http://schemas.microsoft.com/office/drawing/2016/5/11/chartex" xmlns:cx6="http://schemas.microsoft.com/office/drawing/2016/5/12/chartex" xmlns:cx7="http://schemas.microsoft.com/office/drawing/2016/5/13/chartex" xmlns:cx8="http://schemas.microsoft.com/office/drawing/2016/5/14/chartex" xmlns:mc="http://schemas.openxmlformats.org/markup-compatibility/2006" xmlns:aink="http://schemas.microsoft.com/office/drawing/2016/ink" xmlns:am3d="http://schemas.microsoft.com/office/drawing/2017/model3d" xmlns:o="urn:schemas-microsoft-com:office:office" xmlns:oel="http://schemas.microsoft.com/office/2019/extlst" xmlns:r="http://schemas.openxmlformats.org/officeDocument/2006/relationships" xmlns:m="http://schemas.openxmlformats.org/officeDocument/2006/math" xmlns:v="urn:schemas-microsoft-com:vml" xmlns:wp14="http://schemas.microsoft.com/office/word/2010/wordprocessingDrawing" xmlns:wp="http://schemas.openxmlformats.org/drawingml/2006/wordprocessingDrawing" xmlns:w10="urn:schemas-microsoft-com:office:word" xmlns:w="http://schemas.openxmlformats.org/wordprocessingml/2006/main" xmlns:w14="http://schemas.microsoft.com/office/word/2010/wordml" xmlns:w15="http://schemas.microsoft.com/office/word/2012/wordml" xmlns:w16cex="http://schemas.microsoft.com/office/word/2018/wordml/cex" xmlns:w16cid="http://schemas.microsoft.com/office/word/2016/wordml/cid" xmlns:w16="http://schemas.microsoft.com/office/word/2018/wordml" xmlns:w16du="http://schemas.microsoft.com/office/word/2023/wordml/word16du" xmlns:w16sdtdh="http://schemas.microsoft.com/office/word/2020/wordml/sdtdatahash" xmlns:w16sdtfl="http://schemas.microsoft.com/office/word/2024/wordml/sdtformatlock" xmlns:w16se="http://schemas.microsoft.com/office/word/2015/wordml/symex" xmlns:wpg="http://schemas.microsoft.com/office/word/2010/wordprocessingGroup" xmlns:wpi="http://schemas.microsoft.com/office/word/2010/wordprocessingInk" xmlns:wne="http://schemas.microsoft.com/office/word/2006/wordml" xmlns:wps="http://schemas.microsoft.com/office/word/2010/wordprocessingShape" mc:Ignorable="w14 w15 w16se w16cid w16 w16cex w16sdtdh w16sdtfl w16du wp14">
   <w:abstractNum w:abstractNumId="0" w15:restartNumberingAfterBreak="0">
     <w:nsid w:val="1D224F78"/>
     <w:multiLevelType w:val="hybridMultilevel"/>
@@ -1319,14 +1921,14 @@
       </w:rPr>
     </w:lvl>
   </w:abstractNum>
-  <w:num w:numId="1">
+  <w:num w:numId="1" w16cid:durableId="1074082202">
     <w:abstractNumId w:val="0"/>
   </w:num>
 </w:numbering>
 </file>
 
 <file path=word/styles.xml><?xml version="1.0" encoding="utf-8"?>
-<w:styles xmlns:mc="http://schemas.openxmlformats.org/markup-compatibility/2006" xmlns:r="http://schemas.openxmlformats.org/officeDocument/2006/relationships" xmlns:w="http://schemas.openxmlformats.org/wordprocessingml/2006/main" xmlns:w14="http://schemas.microsoft.com/office/word/2010/wordml" xmlns:w15="http://schemas.microsoft.com/office/word/2012/wordml" mc:Ignorable="w14 w15">
+<w:styles xmlns:mc="http://schemas.openxmlformats.org/markup-compatibility/2006" xmlns:r="http://schemas.openxmlformats.org/officeDocument/2006/relationships" xmlns:w="http://schemas.openxmlformats.org/wordprocessingml/2006/main" xmlns:w14="http://schemas.microsoft.com/office/word/2010/wordml" xmlns:w15="http://schemas.microsoft.com/office/word/2012/wordml" xmlns:w16cex="http://schemas.microsoft.com/office/word/2018/wordml/cex" xmlns:w16cid="http://schemas.microsoft.com/office/word/2016/wordml/cid" xmlns:w16="http://schemas.microsoft.com/office/word/2018/wordml" xmlns:w16du="http://schemas.microsoft.com/office/word/2023/wordml/word16du" xmlns:w16sdtdh="http://schemas.microsoft.com/office/word/2020/wordml/sdtdatahash" xmlns:w16sdtfl="http://schemas.microsoft.com/office/word/2024/wordml/sdtformatlock" xmlns:w16se="http://schemas.microsoft.com/office/word/2015/wordml/symex" mc:Ignorable="w14 w15 w16se w16cid w16 w16cex w16sdtdh w16sdtfl w16du">
   <w:docDefaults>
     <w:rPrDefault>
       <w:rPr>
@@ -1342,7 +1944,7 @@
       </w:pPr>
     </w:pPrDefault>
   </w:docDefaults>
-  <w:latentStyles w:defLockedState="0" w:defUIPriority="99" w:defSemiHidden="0" w:defUnhideWhenUsed="0" w:defQFormat="0" w:count="371">
+  <w:latentStyles w:defLockedState="0" w:defUIPriority="99" w:defSemiHidden="0" w:defUnhideWhenUsed="0" w:defQFormat="0" w:count="376">
     <w:lsdException w:name="Normal" w:uiPriority="0" w:qFormat="1"/>
     <w:lsdException w:name="heading 1" w:uiPriority="9" w:qFormat="1"/>
     <w:lsdException w:name="heading 2" w:semiHidden="1" w:uiPriority="9" w:unhideWhenUsed="1" w:qFormat="1"/>
@@ -1714,6 +2316,11 @@
     <w:lsdException w:name="List Table 5 Dark Accent 6" w:uiPriority="50"/>
     <w:lsdException w:name="List Table 6 Colorful Accent 6" w:uiPriority="51"/>
     <w:lsdException w:name="List Table 7 Colorful Accent 6" w:uiPriority="52"/>
+    <w:lsdException w:name="Mention" w:semiHidden="1" w:unhideWhenUsed="1"/>
+    <w:lsdException w:name="Smart Hyperlink" w:semiHidden="1" w:unhideWhenUsed="1"/>
+    <w:lsdException w:name="Hashtag" w:semiHidden="1" w:unhideWhenUsed="1"/>
+    <w:lsdException w:name="Unresolved Mention" w:semiHidden="1" w:unhideWhenUsed="1"/>
+    <w:lsdException w:name="Smart Link" w:semiHidden="1" w:unhideWhenUsed="1"/>
   </w:latentStyles>
   <w:style w:type="paragraph" w:default="1" w:styleId="Normal">
     <w:name w:val="Normal"/>

--- a/Ôn PV/Ôn PV.docx
+++ b/Ôn PV/Ôn PV.docx
@@ -1,6 +1,6 @@
 
 <file path=word/document.xml><?xml version="1.0" encoding="utf-8"?>
-<w:document xmlns:wpc="http://schemas.microsoft.com/office/word/2010/wordprocessingCanvas" xmlns:cx="http://schemas.microsoft.com/office/drawing/2014/chartex" xmlns:cx1="http://schemas.microsoft.com/office/drawing/2015/9/8/chartex" xmlns:cx2="http://schemas.microsoft.com/office/drawing/2015/10/21/chartex" xmlns:cx3="http://schemas.microsoft.com/office/drawing/2016/5/9/chartex" xmlns:cx4="http://schemas.microsoft.com/office/drawing/2016/5/10/chartex" xmlns:cx5="http://schemas.microsoft.com/office/drawing/2016/5/11/chartex" xmlns:cx6="http://schemas.microsoft.com/office/drawing/2016/5/12/chartex" xmlns:cx7="http://schemas.microsoft.com/office/drawing/2016/5/13/chartex" xmlns:cx8="http://schemas.microsoft.com/office/drawing/2016/5/14/chartex" xmlns:mc="http://schemas.openxmlformats.org/markup-compatibility/2006" xmlns:aink="http://schemas.microsoft.com/office/drawing/2016/ink" xmlns:am3d="http://schemas.microsoft.com/office/drawing/2017/model3d" xmlns:o="urn:schemas-microsoft-com:office:office" xmlns:oel="http://schemas.microsoft.com/office/2019/extlst" xmlns:r="http://schemas.openxmlformats.org/officeDocument/2006/relationships" xmlns:m="http://schemas.openxmlformats.org/officeDocument/2006/math" xmlns:v="urn:schemas-microsoft-com:vml" xmlns:wp14="http://schemas.microsoft.com/office/word/2010/wordprocessingDrawing" xmlns:wp="http://schemas.openxmlformats.org/drawingml/2006/wordprocessingDrawing" xmlns:w10="urn:schemas-microsoft-com:office:word" xmlns:w="http://schemas.openxmlformats.org/wordprocessingml/2006/main" xmlns:w14="http://schemas.microsoft.com/office/word/2010/wordml" xmlns:w15="http://schemas.microsoft.com/office/word/2012/wordml" xmlns:w16cex="http://schemas.microsoft.com/office/word/2018/wordml/cex" xmlns:w16cid="http://schemas.microsoft.com/office/word/2016/wordml/cid" xmlns:w16="http://schemas.microsoft.com/office/word/2018/wordml" xmlns:w16du="http://schemas.microsoft.com/office/word/2023/wordml/word16du" xmlns:w16sdtdh="http://schemas.microsoft.com/office/word/2020/wordml/sdtdatahash" xmlns:w16sdtfl="http://schemas.microsoft.com/office/word/2024/wordml/sdtformatlock" xmlns:w16se="http://schemas.microsoft.com/office/word/2015/wordml/symex" xmlns:wpg="http://schemas.microsoft.com/office/word/2010/wordprocessingGroup" xmlns:wpi="http://schemas.microsoft.com/office/word/2010/wordprocessingInk" xmlns:wne="http://schemas.microsoft.com/office/word/2006/wordml" xmlns:wps="http://schemas.microsoft.com/office/word/2010/wordprocessingShape" mc:Ignorable="w14 w15 w16se w16cid w16 w16cex w16sdtdh w16sdtfl w16du wp14">
+<w:document xmlns:wpc="http://schemas.microsoft.com/office/word/2010/wordprocessingCanvas" xmlns:mc="http://schemas.openxmlformats.org/markup-compatibility/2006" xmlns:o="urn:schemas-microsoft-com:office:office" xmlns:r="http://schemas.openxmlformats.org/officeDocument/2006/relationships" xmlns:m="http://schemas.openxmlformats.org/officeDocument/2006/math" xmlns:v="urn:schemas-microsoft-com:vml" xmlns:wp14="http://schemas.microsoft.com/office/word/2010/wordprocessingDrawing" xmlns:wp="http://schemas.openxmlformats.org/drawingml/2006/wordprocessingDrawing" xmlns:w10="urn:schemas-microsoft-com:office:word" xmlns:w="http://schemas.openxmlformats.org/wordprocessingml/2006/main" xmlns:w14="http://schemas.microsoft.com/office/word/2010/wordml" xmlns:w15="http://schemas.microsoft.com/office/word/2012/wordml" xmlns:wpg="http://schemas.microsoft.com/office/word/2010/wordprocessingGroup" xmlns:wpi="http://schemas.microsoft.com/office/word/2010/wordprocessingInk" xmlns:wne="http://schemas.microsoft.com/office/word/2006/wordml" xmlns:wps="http://schemas.microsoft.com/office/word/2010/wordprocessingShape" mc:Ignorable="w14 w15 wp14">
   <w:body>
     <w:p>
       <w:pPr>
@@ -113,8 +113,13 @@
           <w:numId w:val="1"/>
         </w:numPr>
       </w:pPr>
-      <w:r>
-        <w:t xml:space="preserve">Giao </w:t>
+      <w:proofErr w:type="spellStart"/>
+      <w:r>
+        <w:t>Giao</w:t>
+      </w:r>
+      <w:proofErr w:type="spellEnd"/>
+      <w:r>
+        <w:t xml:space="preserve"> </w:t>
       </w:r>
       <w:proofErr w:type="spellStart"/>
       <w:r>
@@ -153,8 +158,13 @@
           <w:numId w:val="1"/>
         </w:numPr>
       </w:pPr>
-      <w:r>
-        <w:t xml:space="preserve">Giao </w:t>
+      <w:proofErr w:type="spellStart"/>
+      <w:r>
+        <w:t>Giao</w:t>
+      </w:r>
+      <w:proofErr w:type="spellEnd"/>
+      <w:r>
+        <w:t xml:space="preserve"> </w:t>
       </w:r>
       <w:proofErr w:type="spellStart"/>
       <w:r>
@@ -597,8 +607,13 @@
       </w:r>
     </w:p>
     <w:p>
-      <w:r>
-        <w:t xml:space="preserve">Giao </w:t>
+      <w:proofErr w:type="spellStart"/>
+      <w:r>
+        <w:t>Giao</w:t>
+      </w:r>
+      <w:proofErr w:type="spellEnd"/>
+      <w:r>
+        <w:t xml:space="preserve"> </w:t>
       </w:r>
       <w:proofErr w:type="spellStart"/>
       <w:r>
@@ -867,26 +882,18 @@
       </w:r>
       <w:proofErr w:type="spellEnd"/>
       <w:r>
-        <w:t>: 100kps(standard), 400</w:t>
+        <w:t xml:space="preserve">: </w:t>
       </w:r>
       <w:proofErr w:type="gramStart"/>
       <w:r>
-        <w:t>kps(</w:t>
+        <w:t>100kps(</w:t>
       </w:r>
       <w:proofErr w:type="gramEnd"/>
       <w:r>
-        <w:t xml:space="preserve">fast mode), 1Mbs </w:t>
-      </w:r>
-      <w:r>
-        <w:t xml:space="preserve">(fast mode+), </w:t>
-      </w:r>
-      <w:proofErr w:type="gramStart"/>
-      <w:r>
-        <w:t>highspeed</w:t>
-      </w:r>
-      <w:proofErr w:type="gramEnd"/>
-      <w:r>
-        <w:t xml:space="preserve"> (3.4Mbits/s)</w:t>
+        <w:t xml:space="preserve">standard), 400kps(fast mode), 1Mbs </w:t>
+      </w:r>
+      <w:r>
+        <w:t>(fast mode+), highspeed (3.4Mbits/s)</w:t>
       </w:r>
     </w:p>
     <w:p>
@@ -1025,8 +1032,13 @@
           <w:numId w:val="1"/>
         </w:numPr>
       </w:pPr>
-      <w:r>
-        <w:t xml:space="preserve">Giao </w:t>
+      <w:proofErr w:type="spellStart"/>
+      <w:r>
+        <w:t>Giao</w:t>
+      </w:r>
+      <w:proofErr w:type="spellEnd"/>
+      <w:r>
+        <w:t xml:space="preserve"> </w:t>
       </w:r>
       <w:proofErr w:type="spellStart"/>
       <w:r>
@@ -1472,7 +1484,15 @@
       </w:r>
       <w:proofErr w:type="spellEnd"/>
       <w:r>
-        <w:t xml:space="preserve"> cs </w:t>
+        <w:t xml:space="preserve"> </w:t>
+      </w:r>
+      <w:proofErr w:type="spellStart"/>
+      <w:r>
+        <w:t>cs</w:t>
+      </w:r>
+      <w:proofErr w:type="spellEnd"/>
+      <w:r>
+        <w:t xml:space="preserve"> </w:t>
       </w:r>
       <w:proofErr w:type="spellStart"/>
       <w:r>
@@ -1497,15 +1517,7 @@
       </w:r>
       <w:proofErr w:type="spellEnd"/>
       <w:r>
-        <w:t xml:space="preserve"> </w:t>
-      </w:r>
-      <w:proofErr w:type="gramStart"/>
-      <w:r>
-        <w:t>1 byte</w:t>
-      </w:r>
-      <w:proofErr w:type="gramEnd"/>
-      <w:r>
-        <w:t xml:space="preserve"> </w:t>
+        <w:t xml:space="preserve"> 1 byte </w:t>
       </w:r>
       <w:proofErr w:type="spellStart"/>
       <w:r>
@@ -1537,15 +1549,7 @@
       </w:r>
       <w:proofErr w:type="spellEnd"/>
       <w:r>
-        <w:t xml:space="preserve"> </w:t>
-      </w:r>
-      <w:proofErr w:type="gramStart"/>
-      <w:r>
-        <w:t>( MSB</w:t>
-      </w:r>
-      <w:proofErr w:type="gramEnd"/>
-      <w:r>
-        <w:t xml:space="preserve"> </w:t>
+        <w:t xml:space="preserve"> ( MSB </w:t>
       </w:r>
       <w:proofErr w:type="spellStart"/>
       <w:r>
@@ -1598,6 +1602,9 @@
         <w:jc w:val="center"/>
       </w:pPr>
       <w:r>
+        <w:rPr>
+          <w:noProof/>
+        </w:rPr>
         <w:lastRenderedPageBreak/>
         <w:drawing>
           <wp:inline distT="0" distB="0" distL="0" distR="0" wp14:anchorId="567A6D62" wp14:editId="6ED12340">
@@ -1641,6 +1648,9 @@
         <w:jc w:val="center"/>
       </w:pPr>
       <w:r>
+        <w:rPr>
+          <w:noProof/>
+        </w:rPr>
         <w:drawing>
           <wp:inline distT="0" distB="0" distL="0" distR="0" wp14:anchorId="1542B198" wp14:editId="3AA3CD17">
             <wp:extent cx="3932261" cy="2034716"/>
@@ -1683,6 +1693,9 @@
         <w:jc w:val="center"/>
       </w:pPr>
       <w:r>
+        <w:rPr>
+          <w:noProof/>
+        </w:rPr>
         <w:drawing>
           <wp:inline distT="0" distB="0" distL="0" distR="0" wp14:anchorId="4892A4EC" wp14:editId="210EF33F">
             <wp:extent cx="5943600" cy="956310"/>
@@ -1725,6 +1738,9 @@
         <w:jc w:val="center"/>
       </w:pPr>
       <w:r>
+        <w:rPr>
+          <w:noProof/>
+        </w:rPr>
         <w:drawing>
           <wp:inline distT="0" distB="0" distL="0" distR="0" wp14:anchorId="2A83A230" wp14:editId="16F1D7F1">
             <wp:extent cx="5296359" cy="1089754"/>
@@ -1768,17 +1784,743 @@
       </w:pPr>
     </w:p>
     <w:p>
+      <w:pPr>
+        <w:rPr>
+          <w:noProof/>
+        </w:rPr>
+      </w:pPr>
       <w:r>
         <w:t>CAN</w:t>
       </w:r>
+      <w:r>
+        <w:rPr>
+          <w:noProof/>
+        </w:rPr>
+        <w:t xml:space="preserve"> </w:t>
+      </w:r>
+    </w:p>
+    <w:p>
+      <w:pPr>
+        <w:rPr>
+          <w:noProof/>
+        </w:rPr>
+      </w:pPr>
+      <w:proofErr w:type="spellStart"/>
+      <w:proofErr w:type="gramStart"/>
+      <w:r>
+        <w:t>là</w:t>
+      </w:r>
+      <w:proofErr w:type="spellEnd"/>
+      <w:proofErr w:type="gramEnd"/>
+      <w:r>
+        <w:t xml:space="preserve"> </w:t>
+      </w:r>
+      <w:proofErr w:type="spellStart"/>
+      <w:r>
+        <w:t>giao</w:t>
+      </w:r>
+      <w:proofErr w:type="spellEnd"/>
+      <w:r>
+        <w:t xml:space="preserve"> </w:t>
+      </w:r>
+      <w:proofErr w:type="spellStart"/>
+      <w:r>
+        <w:t>thức</w:t>
+      </w:r>
+      <w:proofErr w:type="spellEnd"/>
+      <w:r>
+        <w:t xml:space="preserve"> </w:t>
+      </w:r>
+      <w:proofErr w:type="spellStart"/>
+      <w:r>
+        <w:t>truyền</w:t>
+      </w:r>
+      <w:proofErr w:type="spellEnd"/>
+      <w:r>
+        <w:t xml:space="preserve"> </w:t>
+      </w:r>
+      <w:proofErr w:type="spellStart"/>
+      <w:r>
+        <w:t>thông</w:t>
+      </w:r>
+      <w:proofErr w:type="spellEnd"/>
+      <w:r>
+        <w:t xml:space="preserve"> </w:t>
+      </w:r>
+      <w:proofErr w:type="spellStart"/>
+      <w:r>
+        <w:t>nối</w:t>
+      </w:r>
+      <w:proofErr w:type="spellEnd"/>
+      <w:r>
+        <w:t xml:space="preserve"> </w:t>
+      </w:r>
+      <w:proofErr w:type="spellStart"/>
+      <w:r>
+        <w:t>tiếp</w:t>
+      </w:r>
+      <w:proofErr w:type="spellEnd"/>
+      <w:r>
+        <w:t xml:space="preserve"> </w:t>
+      </w:r>
+      <w:proofErr w:type="spellStart"/>
+      <w:r>
+        <w:t>đồng</w:t>
+      </w:r>
+      <w:proofErr w:type="spellEnd"/>
+      <w:r>
+        <w:t xml:space="preserve"> </w:t>
+      </w:r>
+      <w:proofErr w:type="spellStart"/>
+      <w:r>
+        <w:t>bộ</w:t>
+      </w:r>
+      <w:proofErr w:type="spellEnd"/>
+      <w:r>
+        <w:t xml:space="preserve"> </w:t>
+      </w:r>
+      <w:proofErr w:type="spellStart"/>
+      <w:r>
+        <w:t>theo</w:t>
+      </w:r>
+      <w:proofErr w:type="spellEnd"/>
+      <w:r>
+        <w:t xml:space="preserve"> bit, </w:t>
+      </w:r>
+      <w:proofErr w:type="spellStart"/>
+      <w:r>
+        <w:t>sử</w:t>
+      </w:r>
+      <w:proofErr w:type="spellEnd"/>
+      <w:r>
+        <w:t xml:space="preserve"> </w:t>
+      </w:r>
+      <w:proofErr w:type="spellStart"/>
+      <w:r>
+        <w:t>dụng</w:t>
+      </w:r>
+      <w:proofErr w:type="spellEnd"/>
+      <w:r>
+        <w:t xml:space="preserve"> </w:t>
+      </w:r>
+      <w:proofErr w:type="spellStart"/>
+      <w:r>
+        <w:t>hai</w:t>
+      </w:r>
+      <w:proofErr w:type="spellEnd"/>
+      <w:r>
+        <w:t xml:space="preserve"> </w:t>
+      </w:r>
+      <w:proofErr w:type="spellStart"/>
+      <w:r>
+        <w:t>dây</w:t>
+      </w:r>
+      <w:proofErr w:type="spellEnd"/>
+      <w:r>
+        <w:t xml:space="preserve"> vi </w:t>
+      </w:r>
+      <w:proofErr w:type="spellStart"/>
+      <w:r>
+        <w:t>sai</w:t>
+      </w:r>
+      <w:proofErr w:type="spellEnd"/>
+    </w:p>
+    <w:p>
+      <w:pPr>
+        <w:rPr>
+          <w:noProof/>
+        </w:rPr>
+      </w:pPr>
+      <w:r>
+        <w:rPr>
+          <w:noProof/>
+        </w:rPr>
+        <w:t>Multi master</w:t>
+      </w:r>
+    </w:p>
+    <w:p>
+      <w:pPr>
+        <w:rPr>
+          <w:noProof/>
+        </w:rPr>
+      </w:pPr>
+      <w:r>
+        <w:rPr>
+          <w:noProof/>
+        </w:rPr>
+        <w:t>50kps đến 1Mbps</w:t>
+      </w:r>
+    </w:p>
+    <w:p>
+      <w:pPr>
+        <w:jc w:val="center"/>
+      </w:pPr>
+      <w:r>
+        <w:rPr>
+          <w:noProof/>
+        </w:rPr>
+        <w:lastRenderedPageBreak/>
+        <w:drawing>
+          <wp:inline distT="0" distB="0" distL="0" distR="0" wp14:anchorId="7B0B06FE" wp14:editId="7EC70915">
+            <wp:extent cx="3398608" cy="1246882"/>
+            <wp:effectExtent l="0" t="0" r="0" b="0"/>
+            <wp:docPr id="10" name="Picture 10"/>
+            <wp:cNvGraphicFramePr>
+              <a:graphicFrameLocks xmlns:a="http://schemas.openxmlformats.org/drawingml/2006/main" noChangeAspect="1"/>
+            </wp:cNvGraphicFramePr>
+            <a:graphic xmlns:a="http://schemas.openxmlformats.org/drawingml/2006/main">
+              <a:graphicData uri="http://schemas.openxmlformats.org/drawingml/2006/picture">
+                <pic:pic xmlns:pic="http://schemas.openxmlformats.org/drawingml/2006/picture">
+                  <pic:nvPicPr>
+                    <pic:cNvPr id="1" name=""/>
+                    <pic:cNvPicPr/>
+                  </pic:nvPicPr>
+                  <pic:blipFill>
+                    <a:blip r:embed="rId16"/>
+                    <a:stretch>
+                      <a:fillRect/>
+                    </a:stretch>
+                  </pic:blipFill>
+                  <pic:spPr>
+                    <a:xfrm>
+                      <a:off x="0" y="0"/>
+                      <a:ext cx="3418637" cy="1254230"/>
+                    </a:xfrm>
+                    <a:prstGeom prst="rect">
+                      <a:avLst/>
+                    </a:prstGeom>
+                  </pic:spPr>
+                </pic:pic>
+              </a:graphicData>
+            </a:graphic>
+          </wp:inline>
+        </w:drawing>
+      </w:r>
+    </w:p>
+    <w:p>
+      <w:pPr>
+        <w:jc w:val="center"/>
+      </w:pPr>
+      <w:r>
+        <w:rPr>
+          <w:noProof/>
+        </w:rPr>
+        <w:drawing>
+          <wp:inline distT="0" distB="0" distL="0" distR="0" wp14:anchorId="113C8034" wp14:editId="5720A727">
+            <wp:extent cx="3490577" cy="2685059"/>
+            <wp:effectExtent l="0" t="0" r="0" b="1270"/>
+            <wp:docPr id="9" name="Picture 9"/>
+            <wp:cNvGraphicFramePr>
+              <a:graphicFrameLocks xmlns:a="http://schemas.openxmlformats.org/drawingml/2006/main" noChangeAspect="1"/>
+            </wp:cNvGraphicFramePr>
+            <a:graphic xmlns:a="http://schemas.openxmlformats.org/drawingml/2006/main">
+              <a:graphicData uri="http://schemas.openxmlformats.org/drawingml/2006/picture">
+                <pic:pic xmlns:pic="http://schemas.openxmlformats.org/drawingml/2006/picture">
+                  <pic:nvPicPr>
+                    <pic:cNvPr id="1" name=""/>
+                    <pic:cNvPicPr/>
+                  </pic:nvPicPr>
+                  <pic:blipFill>
+                    <a:blip r:embed="rId17"/>
+                    <a:stretch>
+                      <a:fillRect/>
+                    </a:stretch>
+                  </pic:blipFill>
+                  <pic:spPr>
+                    <a:xfrm>
+                      <a:off x="0" y="0"/>
+                      <a:ext cx="3502105" cy="2693927"/>
+                    </a:xfrm>
+                    <a:prstGeom prst="rect">
+                      <a:avLst/>
+                    </a:prstGeom>
+                  </pic:spPr>
+                </pic:pic>
+              </a:graphicData>
+            </a:graphic>
+          </wp:inline>
+        </w:drawing>
+      </w:r>
+    </w:p>
+    <w:p>
+      <w:pPr>
+        <w:jc w:val="center"/>
+      </w:pPr>
+    </w:p>
+    <w:p>
+      <w:r>
+        <w:t>USB</w:t>
+      </w:r>
+    </w:p>
+    <w:p>
+      <w:pPr>
+        <w:pStyle w:val="ListParagraph"/>
+        <w:numPr>
+          <w:ilvl w:val="0"/>
+          <w:numId w:val="1"/>
+        </w:numPr>
+      </w:pPr>
+      <w:r>
+        <w:t xml:space="preserve">Device descriptor: </w:t>
+      </w:r>
+      <w:proofErr w:type="spellStart"/>
+      <w:r>
+        <w:t>tên</w:t>
+      </w:r>
+      <w:proofErr w:type="spellEnd"/>
+      <w:r>
+        <w:t xml:space="preserve"> </w:t>
+      </w:r>
+      <w:proofErr w:type="spellStart"/>
+      <w:r>
+        <w:t>nhà</w:t>
+      </w:r>
+      <w:proofErr w:type="spellEnd"/>
+      <w:r>
+        <w:t xml:space="preserve"> </w:t>
+      </w:r>
+      <w:proofErr w:type="spellStart"/>
+      <w:r>
+        <w:t>sản</w:t>
+      </w:r>
+      <w:proofErr w:type="spellEnd"/>
+      <w:r>
+        <w:t xml:space="preserve"> </w:t>
+      </w:r>
+      <w:proofErr w:type="spellStart"/>
+      <w:r>
+        <w:t>xuất</w:t>
+      </w:r>
+      <w:proofErr w:type="spellEnd"/>
+      <w:r>
+        <w:t xml:space="preserve">, </w:t>
+      </w:r>
+      <w:proofErr w:type="spellStart"/>
+      <w:r>
+        <w:t>thiết</w:t>
+      </w:r>
+      <w:proofErr w:type="spellEnd"/>
+      <w:r>
+        <w:t xml:space="preserve"> </w:t>
+      </w:r>
+      <w:proofErr w:type="spellStart"/>
+      <w:r>
+        <w:t>bị</w:t>
+      </w:r>
+      <w:proofErr w:type="spellEnd"/>
+      <w:r>
+        <w:t xml:space="preserve">, </w:t>
+      </w:r>
+      <w:proofErr w:type="spellStart"/>
+      <w:r>
+        <w:t>mã</w:t>
+      </w:r>
+      <w:proofErr w:type="spellEnd"/>
+      <w:r>
+        <w:t xml:space="preserve"> </w:t>
+      </w:r>
+      <w:proofErr w:type="spellStart"/>
+      <w:r>
+        <w:t>seri</w:t>
+      </w:r>
+      <w:proofErr w:type="spellEnd"/>
+      <w:proofErr w:type="gramStart"/>
+      <w:r>
+        <w:t>,…</w:t>
+      </w:r>
+      <w:bookmarkStart w:id="0" w:name="_GoBack"/>
+      <w:bookmarkEnd w:id="0"/>
+      <w:proofErr w:type="gramEnd"/>
+    </w:p>
+    <w:p>
+      <w:pPr>
+        <w:pStyle w:val="ListParagraph"/>
+        <w:numPr>
+          <w:ilvl w:val="0"/>
+          <w:numId w:val="1"/>
+        </w:numPr>
+      </w:pPr>
+      <w:r>
+        <w:t xml:space="preserve">Configuration descriptor: </w:t>
+      </w:r>
+      <w:proofErr w:type="spellStart"/>
+      <w:r>
+        <w:t>thông</w:t>
+      </w:r>
+      <w:proofErr w:type="spellEnd"/>
+      <w:r>
+        <w:t xml:space="preserve"> tin </w:t>
+      </w:r>
+      <w:proofErr w:type="spellStart"/>
+      <w:r>
+        <w:t>về</w:t>
+      </w:r>
+      <w:proofErr w:type="spellEnd"/>
+      <w:r>
+        <w:t xml:space="preserve"> </w:t>
+      </w:r>
+      <w:proofErr w:type="spellStart"/>
+      <w:r>
+        <w:t>nguồn</w:t>
+      </w:r>
+      <w:proofErr w:type="spellEnd"/>
+      <w:r>
+        <w:t xml:space="preserve"> </w:t>
+      </w:r>
+      <w:proofErr w:type="spellStart"/>
+      <w:r>
+        <w:t>cấp</w:t>
+      </w:r>
+      <w:proofErr w:type="spellEnd"/>
+      <w:r>
+        <w:t xml:space="preserve"> </w:t>
+      </w:r>
+      <w:proofErr w:type="spellStart"/>
+      <w:r>
+        <w:t>cho</w:t>
+      </w:r>
+      <w:proofErr w:type="spellEnd"/>
+      <w:r>
+        <w:t xml:space="preserve"> </w:t>
+      </w:r>
+      <w:proofErr w:type="spellStart"/>
+      <w:r>
+        <w:t>thiết</w:t>
+      </w:r>
+      <w:proofErr w:type="spellEnd"/>
+      <w:r>
+        <w:t xml:space="preserve"> </w:t>
+      </w:r>
+      <w:proofErr w:type="spellStart"/>
+      <w:proofErr w:type="gramStart"/>
+      <w:r>
+        <w:t>bị</w:t>
+      </w:r>
+      <w:proofErr w:type="spellEnd"/>
+      <w:r>
+        <w:t>, …</w:t>
+      </w:r>
+      <w:proofErr w:type="gramEnd"/>
+    </w:p>
+    <w:p>
+      <w:pPr>
+        <w:pStyle w:val="ListParagraph"/>
+        <w:numPr>
+          <w:ilvl w:val="0"/>
+          <w:numId w:val="1"/>
+        </w:numPr>
+      </w:pPr>
+      <w:r>
+        <w:t xml:space="preserve">Interface descriptor: </w:t>
+      </w:r>
+    </w:p>
+    <w:p>
+      <w:r>
+        <w:t>OSI:</w:t>
+      </w:r>
+    </w:p>
+    <w:p>
+      <w:pPr>
+        <w:jc w:val="center"/>
+      </w:pPr>
+      <w:r>
+        <w:rPr>
+          <w:noProof/>
+        </w:rPr>
+        <w:drawing>
+          <wp:inline distT="0" distB="0" distL="0" distR="0" wp14:anchorId="1290B666" wp14:editId="51028101">
+            <wp:extent cx="3969447" cy="2028829"/>
+            <wp:effectExtent l="0" t="0" r="0" b="0"/>
+            <wp:docPr id="8" name="Picture 8"/>
+            <wp:cNvGraphicFramePr>
+              <a:graphicFrameLocks xmlns:a="http://schemas.openxmlformats.org/drawingml/2006/main" noChangeAspect="1"/>
+            </wp:cNvGraphicFramePr>
+            <a:graphic xmlns:a="http://schemas.openxmlformats.org/drawingml/2006/main">
+              <a:graphicData uri="http://schemas.openxmlformats.org/drawingml/2006/picture">
+                <pic:pic xmlns:pic="http://schemas.openxmlformats.org/drawingml/2006/picture">
+                  <pic:nvPicPr>
+                    <pic:cNvPr id="1" name=""/>
+                    <pic:cNvPicPr/>
+                  </pic:nvPicPr>
+                  <pic:blipFill>
+                    <a:blip r:embed="rId18"/>
+                    <a:stretch>
+                      <a:fillRect/>
+                    </a:stretch>
+                  </pic:blipFill>
+                  <pic:spPr>
+                    <a:xfrm>
+                      <a:off x="0" y="0"/>
+                      <a:ext cx="3980399" cy="2034427"/>
+                    </a:xfrm>
+                    <a:prstGeom prst="rect">
+                      <a:avLst/>
+                    </a:prstGeom>
+                  </pic:spPr>
+                </pic:pic>
+              </a:graphicData>
+            </a:graphic>
+          </wp:inline>
+        </w:drawing>
+      </w:r>
     </w:p>
     <w:p/>
     <w:p>
       <w:r>
-        <w:t>USB</w:t>
-      </w:r>
+        <w:lastRenderedPageBreak/>
+        <w:t xml:space="preserve">Application: HTTPS, </w:t>
+      </w:r>
+    </w:p>
+    <w:p>
+      <w:r>
+        <w:t>Transport: TCP, UDP</w:t>
+      </w:r>
+    </w:p>
+    <w:p>
+      <w:r>
+        <w:t xml:space="preserve">Network layer: </w:t>
+      </w:r>
+      <w:proofErr w:type="gramStart"/>
+      <w:r>
+        <w:t>IPv4 ,</w:t>
+      </w:r>
+      <w:proofErr w:type="gramEnd"/>
+      <w:r>
+        <w:t xml:space="preserve"> IPv6</w:t>
+      </w:r>
+    </w:p>
+    <w:p>
+      <w:r>
+        <w:t xml:space="preserve">Link layer: Ethernet, </w:t>
+      </w:r>
+      <w:proofErr w:type="spellStart"/>
+      <w:r>
+        <w:t>Wifi</w:t>
+      </w:r>
+      <w:proofErr w:type="spellEnd"/>
     </w:p>
     <w:p/>
+    <w:p>
+      <w:proofErr w:type="spellStart"/>
+      <w:r>
+        <w:t>Trong</w:t>
+      </w:r>
+      <w:proofErr w:type="spellEnd"/>
+      <w:r>
+        <w:t xml:space="preserve"> </w:t>
+      </w:r>
+      <w:proofErr w:type="spellStart"/>
+      <w:r>
+        <w:t>libcsp</w:t>
+      </w:r>
+      <w:proofErr w:type="spellEnd"/>
+      <w:r>
+        <w:t xml:space="preserve"> </w:t>
+      </w:r>
+      <w:proofErr w:type="spellStart"/>
+      <w:r>
+        <w:t>nó</w:t>
+      </w:r>
+      <w:proofErr w:type="spellEnd"/>
+      <w:r>
+        <w:t xml:space="preserve"> </w:t>
+      </w:r>
+      <w:proofErr w:type="spellStart"/>
+      <w:r>
+        <w:t>chỉ</w:t>
+      </w:r>
+      <w:proofErr w:type="spellEnd"/>
+      <w:r>
+        <w:t xml:space="preserve"> </w:t>
+      </w:r>
+      <w:proofErr w:type="spellStart"/>
+      <w:r>
+        <w:t>dùng</w:t>
+      </w:r>
+      <w:proofErr w:type="spellEnd"/>
+      <w:r>
+        <w:t xml:space="preserve"> </w:t>
+      </w:r>
+      <w:proofErr w:type="spellStart"/>
+      <w:r>
+        <w:t>mô</w:t>
+      </w:r>
+      <w:proofErr w:type="spellEnd"/>
+      <w:r>
+        <w:t xml:space="preserve"> </w:t>
+      </w:r>
+      <w:proofErr w:type="spellStart"/>
+      <w:r>
+        <w:t>hình</w:t>
+      </w:r>
+      <w:proofErr w:type="spellEnd"/>
+      <w:r>
+        <w:t xml:space="preserve"> </w:t>
+      </w:r>
+      <w:proofErr w:type="spellStart"/>
+      <w:r>
+        <w:t>giống</w:t>
+      </w:r>
+      <w:proofErr w:type="spellEnd"/>
+      <w:r>
+        <w:t xml:space="preserve"> </w:t>
+      </w:r>
+      <w:proofErr w:type="spellStart"/>
+      <w:r>
+        <w:t>dựa</w:t>
+      </w:r>
+      <w:proofErr w:type="spellEnd"/>
+      <w:r>
+        <w:t xml:space="preserve"> </w:t>
+      </w:r>
+      <w:proofErr w:type="spellStart"/>
+      <w:r>
+        <w:t>trên</w:t>
+      </w:r>
+      <w:proofErr w:type="spellEnd"/>
+      <w:r>
+        <w:t xml:space="preserve"> TCP/IP </w:t>
+      </w:r>
+      <w:proofErr w:type="spellStart"/>
+      <w:r>
+        <w:t>nhưn</w:t>
+      </w:r>
+      <w:proofErr w:type="spellEnd"/>
+      <w:r>
+        <w:t xml:space="preserve"> </w:t>
+      </w:r>
+      <w:proofErr w:type="spellStart"/>
+      <w:r>
+        <w:t>có</w:t>
+      </w:r>
+      <w:proofErr w:type="spellEnd"/>
+      <w:r>
+        <w:t xml:space="preserve"> 1 </w:t>
+      </w:r>
+      <w:proofErr w:type="spellStart"/>
+      <w:r>
+        <w:t>chút</w:t>
+      </w:r>
+      <w:proofErr w:type="spellEnd"/>
+      <w:r>
+        <w:t xml:space="preserve"> </w:t>
+      </w:r>
+      <w:proofErr w:type="spellStart"/>
+      <w:r>
+        <w:t>khác</w:t>
+      </w:r>
+      <w:proofErr w:type="spellEnd"/>
+    </w:p>
+    <w:p>
+      <w:r>
+        <w:t>Transport: RDP</w:t>
+      </w:r>
+    </w:p>
+    <w:p>
+      <w:r>
+        <w:t xml:space="preserve">Router core: </w:t>
+      </w:r>
+      <w:proofErr w:type="spellStart"/>
+      <w:r>
+        <w:t>Định</w:t>
+      </w:r>
+      <w:proofErr w:type="spellEnd"/>
+      <w:r>
+        <w:t xml:space="preserve"> </w:t>
+      </w:r>
+      <w:proofErr w:type="spellStart"/>
+      <w:r>
+        <w:t>tuyến</w:t>
+      </w:r>
+      <w:proofErr w:type="spellEnd"/>
+      <w:r>
+        <w:t xml:space="preserve"> </w:t>
+      </w:r>
+      <w:proofErr w:type="spellStart"/>
+      <w:r>
+        <w:t>gói</w:t>
+      </w:r>
+      <w:proofErr w:type="spellEnd"/>
+      <w:r>
+        <w:t xml:space="preserve"> tin</w:t>
+      </w:r>
+    </w:p>
+    <w:p>
+      <w:r>
+        <w:t xml:space="preserve">Network layer: </w:t>
+      </w:r>
+      <w:proofErr w:type="spellStart"/>
+      <w:r>
+        <w:t>các</w:t>
+      </w:r>
+      <w:proofErr w:type="spellEnd"/>
+      <w:r>
+        <w:t xml:space="preserve"> packet </w:t>
+      </w:r>
+      <w:proofErr w:type="spellStart"/>
+      <w:r>
+        <w:t>gồn</w:t>
+      </w:r>
+      <w:proofErr w:type="spellEnd"/>
+      <w:r>
+        <w:t xml:space="preserve"> </w:t>
+      </w:r>
+      <w:proofErr w:type="spellStart"/>
+      <w:r>
+        <w:t>từ</w:t>
+      </w:r>
+      <w:proofErr w:type="spellEnd"/>
+      <w:r>
+        <w:t xml:space="preserve"> </w:t>
+      </w:r>
+      <w:proofErr w:type="spellStart"/>
+      <w:r>
+        <w:t>nhiều</w:t>
+      </w:r>
+      <w:proofErr w:type="spellEnd"/>
+      <w:r>
+        <w:t xml:space="preserve"> frame </w:t>
+      </w:r>
+      <w:proofErr w:type="spellStart"/>
+      <w:r>
+        <w:t>của</w:t>
+      </w:r>
+      <w:proofErr w:type="spellEnd"/>
+      <w:r>
+        <w:t xml:space="preserve"> 1 </w:t>
+      </w:r>
+      <w:proofErr w:type="spellStart"/>
+      <w:r>
+        <w:t>laoicj</w:t>
+      </w:r>
+      <w:proofErr w:type="spellEnd"/>
+      <w:r>
+        <w:t xml:space="preserve"> driver</w:t>
+      </w:r>
+    </w:p>
+    <w:p>
+      <w:r>
+        <w:t xml:space="preserve">Link layer: SPI, I2C, CAN, </w:t>
+      </w:r>
+      <w:proofErr w:type="spellStart"/>
+      <w:r>
+        <w:t>Uart</w:t>
+      </w:r>
+      <w:proofErr w:type="spellEnd"/>
+      <w:r>
+        <w:t xml:space="preserve"> </w:t>
+      </w:r>
+    </w:p>
+    <w:p>
+      <w:pPr>
+        <w:jc w:val="center"/>
+      </w:pPr>
+    </w:p>
+    <w:p>
+      <w:pPr>
+        <w:jc w:val="center"/>
+      </w:pPr>
+    </w:p>
     <w:p>
       <w:proofErr w:type="spellStart"/>
       <w:r>
@@ -1808,7 +2550,7 @@
 </file>
 
 <file path=word/numbering.xml><?xml version="1.0" encoding="utf-8"?>
-<w:numbering xmlns:wpc="http://schemas.microsoft.com/office/word/2010/wordprocessingCanvas" xmlns:cx="http://schemas.microsoft.com/office/drawing/2014/chartex" xmlns:cx1="http://schemas.microsoft.com/office/drawing/2015/9/8/chartex" xmlns:cx2="http://schemas.microsoft.com/office/drawing/2015/10/21/chartex" xmlns:cx3="http://schemas.microsoft.com/office/drawing/2016/5/9/chartex" xmlns:cx4="http://schemas.microsoft.com/office/drawing/2016/5/10/chartex" xmlns:cx5="http://schemas.microsoft.com/office/drawing/2016/5/11/chartex" xmlns:cx6="http://schemas.microsoft.com/office/drawing/2016/5/12/chartex" xmlns:cx7="http://schemas.microsoft.com/office/drawing/2016/5/13/chartex" xmlns:cx8="http://schemas.microsoft.com/office/drawing/2016/5/14/chartex" xmlns:mc="http://schemas.openxmlformats.org/markup-compatibility/2006" xmlns:aink="http://schemas.microsoft.com/office/drawing/2016/ink" xmlns:am3d="http://schemas.microsoft.com/office/drawing/2017/model3d" xmlns:o="urn:schemas-microsoft-com:office:office" xmlns:oel="http://schemas.microsoft.com/office/2019/extlst" xmlns:r="http://schemas.openxmlformats.org/officeDocument/2006/relationships" xmlns:m="http://schemas.openxmlformats.org/officeDocument/2006/math" xmlns:v="urn:schemas-microsoft-com:vml" xmlns:wp14="http://schemas.microsoft.com/office/word/2010/wordprocessingDrawing" xmlns:wp="http://schemas.openxmlformats.org/drawingml/2006/wordprocessingDrawing" xmlns:w10="urn:schemas-microsoft-com:office:word" xmlns:w="http://schemas.openxmlformats.org/wordprocessingml/2006/main" xmlns:w14="http://schemas.microsoft.com/office/word/2010/wordml" xmlns:w15="http://schemas.microsoft.com/office/word/2012/wordml" xmlns:w16cex="http://schemas.microsoft.com/office/word/2018/wordml/cex" xmlns:w16cid="http://schemas.microsoft.com/office/word/2016/wordml/cid" xmlns:w16="http://schemas.microsoft.com/office/word/2018/wordml" xmlns:w16du="http://schemas.microsoft.com/office/word/2023/wordml/word16du" xmlns:w16sdtdh="http://schemas.microsoft.com/office/word/2020/wordml/sdtdatahash" xmlns:w16sdtfl="http://schemas.microsoft.com/office/word/2024/wordml/sdtformatlock" xmlns:w16se="http://schemas.microsoft.com/office/word/2015/wordml/symex" xmlns:wpg="http://schemas.microsoft.com/office/word/2010/wordprocessingGroup" xmlns:wpi="http://schemas.microsoft.com/office/word/2010/wordprocessingInk" xmlns:wne="http://schemas.microsoft.com/office/word/2006/wordml" xmlns:wps="http://schemas.microsoft.com/office/word/2010/wordprocessingShape" mc:Ignorable="w14 w15 w16se w16cid w16 w16cex w16sdtdh w16sdtfl w16du wp14">
+<w:numbering xmlns:wpc="http://schemas.microsoft.com/office/word/2010/wordprocessingCanvas" xmlns:mc="http://schemas.openxmlformats.org/markup-compatibility/2006" xmlns:o="urn:schemas-microsoft-com:office:office" xmlns:r="http://schemas.openxmlformats.org/officeDocument/2006/relationships" xmlns:m="http://schemas.openxmlformats.org/officeDocument/2006/math" xmlns:v="urn:schemas-microsoft-com:vml" xmlns:wp14="http://schemas.microsoft.com/office/word/2010/wordprocessingDrawing" xmlns:wp="http://schemas.openxmlformats.org/drawingml/2006/wordprocessingDrawing" xmlns:w10="urn:schemas-microsoft-com:office:word" xmlns:w="http://schemas.openxmlformats.org/wordprocessingml/2006/main" xmlns:w14="http://schemas.microsoft.com/office/word/2010/wordml" xmlns:w15="http://schemas.microsoft.com/office/word/2012/wordml" xmlns:wpg="http://schemas.microsoft.com/office/word/2010/wordprocessingGroup" xmlns:wpi="http://schemas.microsoft.com/office/word/2010/wordprocessingInk" xmlns:wne="http://schemas.microsoft.com/office/word/2006/wordml" xmlns:wps="http://schemas.microsoft.com/office/word/2010/wordprocessingShape" mc:Ignorable="w14 w15 wp14">
   <w:abstractNum w:abstractNumId="0" w15:restartNumberingAfterBreak="0">
     <w:nsid w:val="1D224F78"/>
     <w:multiLevelType w:val="hybridMultilevel"/>
@@ -1921,14 +2663,14 @@
       </w:rPr>
     </w:lvl>
   </w:abstractNum>
-  <w:num w:numId="1" w16cid:durableId="1074082202">
+  <w:num w:numId="1">
     <w:abstractNumId w:val="0"/>
   </w:num>
 </w:numbering>
 </file>
 
 <file path=word/styles.xml><?xml version="1.0" encoding="utf-8"?>
-<w:styles xmlns:mc="http://schemas.openxmlformats.org/markup-compatibility/2006" xmlns:r="http://schemas.openxmlformats.org/officeDocument/2006/relationships" xmlns:w="http://schemas.openxmlformats.org/wordprocessingml/2006/main" xmlns:w14="http://schemas.microsoft.com/office/word/2010/wordml" xmlns:w15="http://schemas.microsoft.com/office/word/2012/wordml" xmlns:w16cex="http://schemas.microsoft.com/office/word/2018/wordml/cex" xmlns:w16cid="http://schemas.microsoft.com/office/word/2016/wordml/cid" xmlns:w16="http://schemas.microsoft.com/office/word/2018/wordml" xmlns:w16du="http://schemas.microsoft.com/office/word/2023/wordml/word16du" xmlns:w16sdtdh="http://schemas.microsoft.com/office/word/2020/wordml/sdtdatahash" xmlns:w16sdtfl="http://schemas.microsoft.com/office/word/2024/wordml/sdtformatlock" xmlns:w16se="http://schemas.microsoft.com/office/word/2015/wordml/symex" mc:Ignorable="w14 w15 w16se w16cid w16 w16cex w16sdtdh w16sdtfl w16du">
+<w:styles xmlns:mc="http://schemas.openxmlformats.org/markup-compatibility/2006" xmlns:r="http://schemas.openxmlformats.org/officeDocument/2006/relationships" xmlns:w="http://schemas.openxmlformats.org/wordprocessingml/2006/main" xmlns:w14="http://schemas.microsoft.com/office/word/2010/wordml" xmlns:w15="http://schemas.microsoft.com/office/word/2012/wordml" mc:Ignorable="w14 w15">
   <w:docDefaults>
     <w:rPrDefault>
       <w:rPr>
@@ -1944,7 +2686,7 @@
       </w:pPr>
     </w:pPrDefault>
   </w:docDefaults>
-  <w:latentStyles w:defLockedState="0" w:defUIPriority="99" w:defSemiHidden="0" w:defUnhideWhenUsed="0" w:defQFormat="0" w:count="376">
+  <w:latentStyles w:defLockedState="0" w:defUIPriority="99" w:defSemiHidden="0" w:defUnhideWhenUsed="0" w:defQFormat="0" w:count="371">
     <w:lsdException w:name="Normal" w:uiPriority="0" w:qFormat="1"/>
     <w:lsdException w:name="heading 1" w:uiPriority="9" w:qFormat="1"/>
     <w:lsdException w:name="heading 2" w:semiHidden="1" w:uiPriority="9" w:unhideWhenUsed="1" w:qFormat="1"/>
@@ -2316,11 +3058,6 @@
     <w:lsdException w:name="List Table 5 Dark Accent 6" w:uiPriority="50"/>
     <w:lsdException w:name="List Table 6 Colorful Accent 6" w:uiPriority="51"/>
     <w:lsdException w:name="List Table 7 Colorful Accent 6" w:uiPriority="52"/>
-    <w:lsdException w:name="Mention" w:semiHidden="1" w:unhideWhenUsed="1"/>
-    <w:lsdException w:name="Smart Hyperlink" w:semiHidden="1" w:unhideWhenUsed="1"/>
-    <w:lsdException w:name="Hashtag" w:semiHidden="1" w:unhideWhenUsed="1"/>
-    <w:lsdException w:name="Unresolved Mention" w:semiHidden="1" w:unhideWhenUsed="1"/>
-    <w:lsdException w:name="Smart Link" w:semiHidden="1" w:unhideWhenUsed="1"/>
   </w:latentStyles>
   <w:style w:type="paragraph" w:default="1" w:styleId="Normal">
     <w:name w:val="Normal"/>

--- a/Ôn PV/Ôn PV.docx
+++ b/Ôn PV/Ôn PV.docx
@@ -454,6 +454,7 @@
       </w:r>
       <w:proofErr w:type="spellEnd"/>
     </w:p>
+    <w:p/>
     <w:p>
       <w:pPr>
         <w:pStyle w:val="ListParagraph"/>
@@ -463,39 +464,8 @@
       <w:pPr>
         <w:pStyle w:val="ListParagraph"/>
       </w:pPr>
-    </w:p>
-    <w:p>
-      <w:pPr>
-        <w:pStyle w:val="ListParagraph"/>
-      </w:pPr>
-    </w:p>
-    <w:p>
-      <w:pPr>
-        <w:pStyle w:val="ListParagraph"/>
-      </w:pPr>
-      <w:r>
-        <w:t xml:space="preserve"> |</w:t>
-      </w:r>
-    </w:p>
-    <w:p>
-      <w:pPr>
-        <w:pStyle w:val="ListParagraph"/>
-      </w:pPr>
-    </w:p>
-    <w:p>
-      <w:pPr>
-        <w:pStyle w:val="ListParagraph"/>
-      </w:pPr>
-    </w:p>
-    <w:p>
-      <w:pPr>
-        <w:pStyle w:val="ListParagraph"/>
-      </w:pPr>
-    </w:p>
-    <w:p>
-      <w:pPr>
-        <w:pStyle w:val="ListParagraph"/>
-      </w:pPr>
+      <w:bookmarkStart w:id="0" w:name="_GoBack"/>
+      <w:bookmarkEnd w:id="0"/>
     </w:p>
     <w:p>
       <w:r>
@@ -523,7 +493,6 @@
         <w:rPr>
           <w:noProof/>
         </w:rPr>
-        <w:lastRenderedPageBreak/>
         <w:drawing>
           <wp:inline distT="0" distB="0" distL="0" distR="0" wp14:anchorId="6D34180F" wp14:editId="1966ED5E">
             <wp:extent cx="3139616" cy="1053583"/>
@@ -569,6 +538,7 @@
         <w:rPr>
           <w:noProof/>
         </w:rPr>
+        <w:lastRenderedPageBreak/>
         <w:drawing>
           <wp:inline distT="0" distB="0" distL="0" distR="0" wp14:anchorId="7A84A6BA" wp14:editId="57604522">
             <wp:extent cx="5158696" cy="817896"/>
@@ -607,6 +577,27 @@
       </w:r>
     </w:p>
     <w:p>
+      <w:pPr>
+        <w:jc w:val="center"/>
+      </w:pPr>
+      <w:r>
+        <w:t xml:space="preserve">MSB </w:t>
+      </w:r>
+      <w:proofErr w:type="spellStart"/>
+      <w:r>
+        <w:t>truyền</w:t>
+      </w:r>
+      <w:proofErr w:type="spellEnd"/>
+      <w:r>
+        <w:t xml:space="preserve"> </w:t>
+      </w:r>
+      <w:proofErr w:type="spellStart"/>
+      <w:r>
+        <w:t>trước</w:t>
+      </w:r>
+      <w:proofErr w:type="spellEnd"/>
+    </w:p>
+    <w:p>
       <w:proofErr w:type="spellStart"/>
       <w:r>
         <w:t>Giao</w:t>
@@ -680,10 +671,12 @@
         <w:t xml:space="preserve">, </w:t>
       </w:r>
       <w:proofErr w:type="spellStart"/>
+      <w:proofErr w:type="gramStart"/>
       <w:r>
         <w:t>theo</w:t>
       </w:r>
       <w:proofErr w:type="spellEnd"/>
+      <w:proofErr w:type="gramEnd"/>
       <w:r>
         <w:t xml:space="preserve"> </w:t>
       </w:r>
@@ -2128,8 +2121,6 @@
       <w:r>
         <w:t>,…</w:t>
       </w:r>
-      <w:bookmarkStart w:id="0" w:name="_GoBack"/>
-      <w:bookmarkEnd w:id="0"/>
       <w:proofErr w:type="gramEnd"/>
     </w:p>
     <w:p>
@@ -2264,41 +2255,2072 @@
         </w:drawing>
       </w:r>
     </w:p>
+    <w:p>
+      <w:pPr>
+        <w:spacing w:after="0" w:line="240" w:lineRule="auto"/>
+        <w:rPr>
+          <w:rFonts w:ascii="Times New Roman" w:eastAsia="Times New Roman" w:hAnsi="Times New Roman" w:cs="Times New Roman"/>
+          <w:sz w:val="24"/>
+          <w:szCs w:val="24"/>
+        </w:rPr>
+      </w:pPr>
+      <w:proofErr w:type="gramStart"/>
+      <w:r>
+        <w:rPr>
+          <w:rFonts w:ascii="Times New Roman" w:eastAsia="Times New Roman" w:hAnsi="Symbol" w:cs="Times New Roman"/>
+          <w:sz w:val="24"/>
+          <w:szCs w:val="24"/>
+        </w:rPr>
+        <w:t></w:t>
+      </w:r>
+      <w:r>
+        <w:rPr>
+          <w:rFonts w:ascii="Times New Roman" w:eastAsia="Times New Roman" w:hAnsi="Times New Roman" w:cs="Times New Roman"/>
+          <w:sz w:val="24"/>
+          <w:szCs w:val="24"/>
+        </w:rPr>
+        <w:t xml:space="preserve">  </w:t>
+      </w:r>
+      <w:r>
+        <w:rPr>
+          <w:rFonts w:ascii="Times New Roman" w:eastAsia="Times New Roman" w:hAnsi="Times New Roman" w:cs="Times New Roman"/>
+          <w:b/>
+          <w:bCs/>
+          <w:sz w:val="24"/>
+          <w:szCs w:val="24"/>
+        </w:rPr>
+        <w:t>Application</w:t>
+      </w:r>
+      <w:proofErr w:type="gramEnd"/>
+      <w:r>
+        <w:rPr>
+          <w:rFonts w:ascii="Times New Roman" w:eastAsia="Times New Roman" w:hAnsi="Times New Roman" w:cs="Times New Roman"/>
+          <w:b/>
+          <w:bCs/>
+          <w:sz w:val="24"/>
+          <w:szCs w:val="24"/>
+        </w:rPr>
+        <w:t>:</w:t>
+      </w:r>
+      <w:r>
+        <w:rPr>
+          <w:rFonts w:ascii="Times New Roman" w:eastAsia="Times New Roman" w:hAnsi="Times New Roman" w:cs="Times New Roman"/>
+          <w:sz w:val="24"/>
+          <w:szCs w:val="24"/>
+        </w:rPr>
+        <w:t xml:space="preserve"> </w:t>
+      </w:r>
+      <w:proofErr w:type="spellStart"/>
+      <w:r>
+        <w:rPr>
+          <w:rFonts w:ascii="Times New Roman" w:eastAsia="Times New Roman" w:hAnsi="Times New Roman" w:cs="Times New Roman"/>
+          <w:sz w:val="24"/>
+          <w:szCs w:val="24"/>
+        </w:rPr>
+        <w:t>Ứng</w:t>
+      </w:r>
+      <w:proofErr w:type="spellEnd"/>
+      <w:r>
+        <w:rPr>
+          <w:rFonts w:ascii="Times New Roman" w:eastAsia="Times New Roman" w:hAnsi="Times New Roman" w:cs="Times New Roman"/>
+          <w:sz w:val="24"/>
+          <w:szCs w:val="24"/>
+        </w:rPr>
+        <w:t xml:space="preserve"> </w:t>
+      </w:r>
+      <w:proofErr w:type="spellStart"/>
+      <w:r>
+        <w:rPr>
+          <w:rFonts w:ascii="Times New Roman" w:eastAsia="Times New Roman" w:hAnsi="Times New Roman" w:cs="Times New Roman"/>
+          <w:sz w:val="24"/>
+          <w:szCs w:val="24"/>
+        </w:rPr>
+        <w:t>dụng</w:t>
+      </w:r>
+      <w:proofErr w:type="spellEnd"/>
+      <w:r>
+        <w:rPr>
+          <w:rFonts w:ascii="Times New Roman" w:eastAsia="Times New Roman" w:hAnsi="Times New Roman" w:cs="Times New Roman"/>
+          <w:sz w:val="24"/>
+          <w:szCs w:val="24"/>
+        </w:rPr>
+        <w:t xml:space="preserve"> </w:t>
+      </w:r>
+      <w:proofErr w:type="spellStart"/>
+      <w:r>
+        <w:rPr>
+          <w:rFonts w:ascii="Times New Roman" w:eastAsia="Times New Roman" w:hAnsi="Times New Roman" w:cs="Times New Roman"/>
+          <w:sz w:val="24"/>
+          <w:szCs w:val="24"/>
+        </w:rPr>
+        <w:t>sử</w:t>
+      </w:r>
+      <w:proofErr w:type="spellEnd"/>
+      <w:r>
+        <w:rPr>
+          <w:rFonts w:ascii="Times New Roman" w:eastAsia="Times New Roman" w:hAnsi="Times New Roman" w:cs="Times New Roman"/>
+          <w:sz w:val="24"/>
+          <w:szCs w:val="24"/>
+        </w:rPr>
+        <w:t xml:space="preserve"> </w:t>
+      </w:r>
+      <w:proofErr w:type="spellStart"/>
+      <w:r>
+        <w:rPr>
+          <w:rFonts w:ascii="Times New Roman" w:eastAsia="Times New Roman" w:hAnsi="Times New Roman" w:cs="Times New Roman"/>
+          <w:sz w:val="24"/>
+          <w:szCs w:val="24"/>
+        </w:rPr>
+        <w:t>dụng</w:t>
+      </w:r>
+      <w:proofErr w:type="spellEnd"/>
+      <w:r>
+        <w:rPr>
+          <w:rFonts w:ascii="Times New Roman" w:eastAsia="Times New Roman" w:hAnsi="Times New Roman" w:cs="Times New Roman"/>
+          <w:sz w:val="24"/>
+          <w:szCs w:val="24"/>
+        </w:rPr>
+        <w:t xml:space="preserve"> </w:t>
+      </w:r>
+      <w:proofErr w:type="spellStart"/>
+      <w:r>
+        <w:rPr>
+          <w:rFonts w:ascii="Times New Roman" w:eastAsia="Times New Roman" w:hAnsi="Times New Roman" w:cs="Times New Roman"/>
+          <w:sz w:val="24"/>
+          <w:szCs w:val="24"/>
+        </w:rPr>
+        <w:t>mạng</w:t>
+      </w:r>
+      <w:proofErr w:type="spellEnd"/>
+      <w:r>
+        <w:rPr>
+          <w:rFonts w:ascii="Times New Roman" w:eastAsia="Times New Roman" w:hAnsi="Times New Roman" w:cs="Times New Roman"/>
+          <w:sz w:val="24"/>
+          <w:szCs w:val="24"/>
+        </w:rPr>
+        <w:t xml:space="preserve">. </w:t>
+      </w:r>
+    </w:p>
+    <w:p>
+      <w:pPr>
+        <w:spacing w:after="0" w:line="240" w:lineRule="auto"/>
+        <w:rPr>
+          <w:rFonts w:ascii="Times New Roman" w:eastAsia="Times New Roman" w:hAnsi="Times New Roman" w:cs="Times New Roman"/>
+          <w:sz w:val="24"/>
+          <w:szCs w:val="24"/>
+        </w:rPr>
+      </w:pPr>
+      <w:proofErr w:type="gramStart"/>
+      <w:r>
+        <w:rPr>
+          <w:rFonts w:ascii="Times New Roman" w:eastAsia="Times New Roman" w:hAnsi="Symbol" w:cs="Times New Roman"/>
+          <w:sz w:val="24"/>
+          <w:szCs w:val="24"/>
+        </w:rPr>
+        <w:lastRenderedPageBreak/>
+        <w:t></w:t>
+      </w:r>
+      <w:r>
+        <w:rPr>
+          <w:rFonts w:ascii="Times New Roman" w:eastAsia="Times New Roman" w:hAnsi="Times New Roman" w:cs="Times New Roman"/>
+          <w:sz w:val="24"/>
+          <w:szCs w:val="24"/>
+        </w:rPr>
+        <w:t xml:space="preserve">  </w:t>
+      </w:r>
+      <w:r>
+        <w:rPr>
+          <w:rFonts w:ascii="Times New Roman" w:eastAsia="Times New Roman" w:hAnsi="Times New Roman" w:cs="Times New Roman"/>
+          <w:b/>
+          <w:bCs/>
+          <w:sz w:val="24"/>
+          <w:szCs w:val="24"/>
+        </w:rPr>
+        <w:t>Transport</w:t>
+      </w:r>
+      <w:proofErr w:type="gramEnd"/>
+      <w:r>
+        <w:rPr>
+          <w:rFonts w:ascii="Times New Roman" w:eastAsia="Times New Roman" w:hAnsi="Times New Roman" w:cs="Times New Roman"/>
+          <w:b/>
+          <w:bCs/>
+          <w:sz w:val="24"/>
+          <w:szCs w:val="24"/>
+        </w:rPr>
+        <w:t>:</w:t>
+      </w:r>
+      <w:r>
+        <w:rPr>
+          <w:rFonts w:ascii="Times New Roman" w:eastAsia="Times New Roman" w:hAnsi="Times New Roman" w:cs="Times New Roman"/>
+          <w:sz w:val="24"/>
+          <w:szCs w:val="24"/>
+        </w:rPr>
+        <w:t xml:space="preserve"> </w:t>
+      </w:r>
+      <w:proofErr w:type="spellStart"/>
+      <w:r>
+        <w:rPr>
+          <w:rFonts w:ascii="Times New Roman" w:eastAsia="Times New Roman" w:hAnsi="Times New Roman" w:cs="Times New Roman"/>
+          <w:sz w:val="24"/>
+          <w:szCs w:val="24"/>
+        </w:rPr>
+        <w:t>Truyền</w:t>
+      </w:r>
+      <w:proofErr w:type="spellEnd"/>
+      <w:r>
+        <w:rPr>
+          <w:rFonts w:ascii="Times New Roman" w:eastAsia="Times New Roman" w:hAnsi="Times New Roman" w:cs="Times New Roman"/>
+          <w:sz w:val="24"/>
+          <w:szCs w:val="24"/>
+        </w:rPr>
+        <w:t xml:space="preserve"> </w:t>
+      </w:r>
+      <w:proofErr w:type="spellStart"/>
+      <w:r>
+        <w:rPr>
+          <w:rFonts w:ascii="Times New Roman" w:eastAsia="Times New Roman" w:hAnsi="Times New Roman" w:cs="Times New Roman"/>
+          <w:sz w:val="24"/>
+          <w:szCs w:val="24"/>
+        </w:rPr>
+        <w:t>dữ</w:t>
+      </w:r>
+      <w:proofErr w:type="spellEnd"/>
+      <w:r>
+        <w:rPr>
+          <w:rFonts w:ascii="Times New Roman" w:eastAsia="Times New Roman" w:hAnsi="Times New Roman" w:cs="Times New Roman"/>
+          <w:sz w:val="24"/>
+          <w:szCs w:val="24"/>
+        </w:rPr>
+        <w:t xml:space="preserve"> </w:t>
+      </w:r>
+      <w:proofErr w:type="spellStart"/>
+      <w:r>
+        <w:rPr>
+          <w:rFonts w:ascii="Times New Roman" w:eastAsia="Times New Roman" w:hAnsi="Times New Roman" w:cs="Times New Roman"/>
+          <w:sz w:val="24"/>
+          <w:szCs w:val="24"/>
+        </w:rPr>
+        <w:t>liệu</w:t>
+      </w:r>
+      <w:proofErr w:type="spellEnd"/>
+      <w:r>
+        <w:rPr>
+          <w:rFonts w:ascii="Times New Roman" w:eastAsia="Times New Roman" w:hAnsi="Times New Roman" w:cs="Times New Roman"/>
+          <w:sz w:val="24"/>
+          <w:szCs w:val="24"/>
+        </w:rPr>
+        <w:t xml:space="preserve"> </w:t>
+      </w:r>
+      <w:proofErr w:type="spellStart"/>
+      <w:r>
+        <w:rPr>
+          <w:rFonts w:ascii="Times New Roman" w:eastAsia="Times New Roman" w:hAnsi="Times New Roman" w:cs="Times New Roman"/>
+          <w:sz w:val="24"/>
+          <w:szCs w:val="24"/>
+        </w:rPr>
+        <w:t>giữa</w:t>
+      </w:r>
+      <w:proofErr w:type="spellEnd"/>
+      <w:r>
+        <w:rPr>
+          <w:rFonts w:ascii="Times New Roman" w:eastAsia="Times New Roman" w:hAnsi="Times New Roman" w:cs="Times New Roman"/>
+          <w:sz w:val="24"/>
+          <w:szCs w:val="24"/>
+        </w:rPr>
+        <w:t xml:space="preserve"> </w:t>
+      </w:r>
+      <w:proofErr w:type="spellStart"/>
+      <w:r>
+        <w:rPr>
+          <w:rFonts w:ascii="Times New Roman" w:eastAsia="Times New Roman" w:hAnsi="Times New Roman" w:cs="Times New Roman"/>
+          <w:sz w:val="24"/>
+          <w:szCs w:val="24"/>
+        </w:rPr>
+        <w:t>các</w:t>
+      </w:r>
+      <w:proofErr w:type="spellEnd"/>
+      <w:r>
+        <w:rPr>
+          <w:rFonts w:ascii="Times New Roman" w:eastAsia="Times New Roman" w:hAnsi="Times New Roman" w:cs="Times New Roman"/>
+          <w:sz w:val="24"/>
+          <w:szCs w:val="24"/>
+        </w:rPr>
+        <w:t xml:space="preserve"> </w:t>
+      </w:r>
+      <w:proofErr w:type="spellStart"/>
+      <w:r>
+        <w:rPr>
+          <w:rFonts w:ascii="Times New Roman" w:eastAsia="Times New Roman" w:hAnsi="Times New Roman" w:cs="Times New Roman"/>
+          <w:sz w:val="24"/>
+          <w:szCs w:val="24"/>
+        </w:rPr>
+        <w:t>tiến</w:t>
+      </w:r>
+      <w:proofErr w:type="spellEnd"/>
+      <w:r>
+        <w:rPr>
+          <w:rFonts w:ascii="Times New Roman" w:eastAsia="Times New Roman" w:hAnsi="Times New Roman" w:cs="Times New Roman"/>
+          <w:sz w:val="24"/>
+          <w:szCs w:val="24"/>
+        </w:rPr>
+        <w:t xml:space="preserve"> </w:t>
+      </w:r>
+      <w:proofErr w:type="spellStart"/>
+      <w:r>
+        <w:rPr>
+          <w:rFonts w:ascii="Times New Roman" w:eastAsia="Times New Roman" w:hAnsi="Times New Roman" w:cs="Times New Roman"/>
+          <w:sz w:val="24"/>
+          <w:szCs w:val="24"/>
+        </w:rPr>
+        <w:t>trình</w:t>
+      </w:r>
+      <w:proofErr w:type="spellEnd"/>
+      <w:r>
+        <w:rPr>
+          <w:rFonts w:ascii="Times New Roman" w:eastAsia="Times New Roman" w:hAnsi="Times New Roman" w:cs="Times New Roman"/>
+          <w:sz w:val="24"/>
+          <w:szCs w:val="24"/>
+        </w:rPr>
+        <w:t xml:space="preserve"> </w:t>
+      </w:r>
+      <w:r>
+        <w:t xml:space="preserve">chia </w:t>
+      </w:r>
+      <w:proofErr w:type="spellStart"/>
+      <w:r>
+        <w:t>nhỏ</w:t>
+      </w:r>
+      <w:proofErr w:type="spellEnd"/>
+      <w:r>
+        <w:t xml:space="preserve"> </w:t>
+      </w:r>
+      <w:proofErr w:type="spellStart"/>
+      <w:r>
+        <w:t>và</w:t>
+      </w:r>
+      <w:proofErr w:type="spellEnd"/>
+      <w:r>
+        <w:t xml:space="preserve"> </w:t>
+      </w:r>
+      <w:proofErr w:type="spellStart"/>
+      <w:r>
+        <w:t>ghép</w:t>
+      </w:r>
+      <w:proofErr w:type="spellEnd"/>
+      <w:r>
+        <w:t xml:space="preserve"> </w:t>
+      </w:r>
+      <w:proofErr w:type="spellStart"/>
+      <w:r>
+        <w:t>dữ</w:t>
+      </w:r>
+      <w:proofErr w:type="spellEnd"/>
+      <w:r>
+        <w:t xml:space="preserve"> </w:t>
+      </w:r>
+      <w:proofErr w:type="spellStart"/>
+      <w:r>
+        <w:t>liệu</w:t>
+      </w:r>
+      <w:proofErr w:type="spellEnd"/>
+      <w:r>
+        <w:t xml:space="preserve">, </w:t>
+      </w:r>
+      <w:proofErr w:type="spellStart"/>
+      <w:r>
+        <w:t>đánh</w:t>
+      </w:r>
+      <w:proofErr w:type="spellEnd"/>
+      <w:r>
+        <w:t xml:space="preserve"> </w:t>
+      </w:r>
+      <w:proofErr w:type="spellStart"/>
+      <w:r>
+        <w:t>số</w:t>
+      </w:r>
+      <w:proofErr w:type="spellEnd"/>
+      <w:r>
+        <w:t xml:space="preserve"> </w:t>
+      </w:r>
+      <w:proofErr w:type="spellStart"/>
+      <w:r>
+        <w:t>thứ</w:t>
+      </w:r>
+      <w:proofErr w:type="spellEnd"/>
+      <w:r>
+        <w:t xml:space="preserve"> </w:t>
+      </w:r>
+      <w:proofErr w:type="spellStart"/>
+      <w:r>
+        <w:t>tự</w:t>
+      </w:r>
+      <w:proofErr w:type="spellEnd"/>
+      <w:r>
+        <w:t xml:space="preserve">, </w:t>
+      </w:r>
+      <w:proofErr w:type="spellStart"/>
+      <w:r>
+        <w:t>kiểm</w:t>
+      </w:r>
+      <w:proofErr w:type="spellEnd"/>
+      <w:r>
+        <w:t xml:space="preserve"> </w:t>
+      </w:r>
+      <w:proofErr w:type="spellStart"/>
+      <w:r>
+        <w:t>soát</w:t>
+      </w:r>
+      <w:proofErr w:type="spellEnd"/>
+      <w:r>
+        <w:t xml:space="preserve"> </w:t>
+      </w:r>
+      <w:proofErr w:type="spellStart"/>
+      <w:r>
+        <w:t>lỗi</w:t>
+      </w:r>
+      <w:proofErr w:type="spellEnd"/>
+      <w:r>
+        <w:t xml:space="preserve">, </w:t>
+      </w:r>
+      <w:proofErr w:type="spellStart"/>
+      <w:r>
+        <w:t>kiểm</w:t>
+      </w:r>
+      <w:proofErr w:type="spellEnd"/>
+      <w:r>
+        <w:t xml:space="preserve"> </w:t>
+      </w:r>
+      <w:proofErr w:type="spellStart"/>
+      <w:r>
+        <w:t>soát</w:t>
+      </w:r>
+      <w:proofErr w:type="spellEnd"/>
+      <w:r>
+        <w:t xml:space="preserve"> </w:t>
+      </w:r>
+      <w:proofErr w:type="spellStart"/>
+      <w:r>
+        <w:t>luồng</w:t>
+      </w:r>
+      <w:proofErr w:type="spellEnd"/>
+      <w:r>
+        <w:rPr>
+          <w:rFonts w:ascii="Times New Roman" w:eastAsia="Times New Roman" w:hAnsi="Times New Roman" w:cs="Times New Roman"/>
+          <w:sz w:val="24"/>
+          <w:szCs w:val="24"/>
+        </w:rPr>
+        <w:t xml:space="preserve"> </w:t>
+      </w:r>
+      <w:proofErr w:type="spellStart"/>
+      <w:r>
+        <w:rPr>
+          <w:rFonts w:ascii="Times New Roman" w:eastAsia="Times New Roman" w:hAnsi="Times New Roman" w:cs="Times New Roman"/>
+          <w:sz w:val="24"/>
+          <w:szCs w:val="24"/>
+        </w:rPr>
+        <w:t>đảm</w:t>
+      </w:r>
+      <w:proofErr w:type="spellEnd"/>
+      <w:r>
+        <w:rPr>
+          <w:rFonts w:ascii="Times New Roman" w:eastAsia="Times New Roman" w:hAnsi="Times New Roman" w:cs="Times New Roman"/>
+          <w:sz w:val="24"/>
+          <w:szCs w:val="24"/>
+        </w:rPr>
+        <w:t xml:space="preserve"> </w:t>
+      </w:r>
+      <w:proofErr w:type="spellStart"/>
+      <w:r>
+        <w:rPr>
+          <w:rFonts w:ascii="Times New Roman" w:eastAsia="Times New Roman" w:hAnsi="Times New Roman" w:cs="Times New Roman"/>
+          <w:sz w:val="24"/>
+          <w:szCs w:val="24"/>
+        </w:rPr>
+        <w:t>bảo</w:t>
+      </w:r>
+      <w:proofErr w:type="spellEnd"/>
+      <w:r>
+        <w:rPr>
+          <w:rFonts w:ascii="Times New Roman" w:eastAsia="Times New Roman" w:hAnsi="Times New Roman" w:cs="Times New Roman"/>
+          <w:sz w:val="24"/>
+          <w:szCs w:val="24"/>
+        </w:rPr>
+        <w:t xml:space="preserve"> </w:t>
+      </w:r>
+      <w:proofErr w:type="spellStart"/>
+      <w:r>
+        <w:rPr>
+          <w:rFonts w:ascii="Times New Roman" w:eastAsia="Times New Roman" w:hAnsi="Times New Roman" w:cs="Times New Roman"/>
+          <w:sz w:val="24"/>
+          <w:szCs w:val="24"/>
+        </w:rPr>
+        <w:t>truyền</w:t>
+      </w:r>
+      <w:proofErr w:type="spellEnd"/>
+      <w:r>
+        <w:rPr>
+          <w:rFonts w:ascii="Times New Roman" w:eastAsia="Times New Roman" w:hAnsi="Times New Roman" w:cs="Times New Roman"/>
+          <w:sz w:val="24"/>
+          <w:szCs w:val="24"/>
+        </w:rPr>
+        <w:t xml:space="preserve"> tin </w:t>
+      </w:r>
+      <w:proofErr w:type="spellStart"/>
+      <w:r>
+        <w:rPr>
+          <w:rFonts w:ascii="Times New Roman" w:eastAsia="Times New Roman" w:hAnsi="Times New Roman" w:cs="Times New Roman"/>
+          <w:sz w:val="24"/>
+          <w:szCs w:val="24"/>
+        </w:rPr>
+        <w:t>cậy</w:t>
+      </w:r>
+      <w:proofErr w:type="spellEnd"/>
+      <w:r>
+        <w:rPr>
+          <w:rFonts w:ascii="Times New Roman" w:eastAsia="Times New Roman" w:hAnsi="Times New Roman" w:cs="Times New Roman"/>
+          <w:sz w:val="24"/>
+          <w:szCs w:val="24"/>
+        </w:rPr>
+        <w:t xml:space="preserve"> </w:t>
+      </w:r>
+      <w:proofErr w:type="spellStart"/>
+      <w:r>
+        <w:rPr>
+          <w:rFonts w:ascii="Times New Roman" w:eastAsia="Times New Roman" w:hAnsi="Times New Roman" w:cs="Times New Roman"/>
+          <w:sz w:val="24"/>
+          <w:szCs w:val="24"/>
+        </w:rPr>
+        <w:t>như</w:t>
+      </w:r>
+      <w:proofErr w:type="spellEnd"/>
+      <w:r>
+        <w:rPr>
+          <w:rFonts w:ascii="Times New Roman" w:eastAsia="Times New Roman" w:hAnsi="Times New Roman" w:cs="Times New Roman"/>
+          <w:sz w:val="24"/>
+          <w:szCs w:val="24"/>
+        </w:rPr>
+        <w:t xml:space="preserve"> TCP </w:t>
+      </w:r>
+      <w:proofErr w:type="spellStart"/>
+      <w:r>
+        <w:t>hoặc</w:t>
+      </w:r>
+      <w:proofErr w:type="spellEnd"/>
+      <w:r>
+        <w:t xml:space="preserve"> </w:t>
+      </w:r>
+      <w:proofErr w:type="spellStart"/>
+      <w:r>
+        <w:t>truyền</w:t>
+      </w:r>
+      <w:proofErr w:type="spellEnd"/>
+      <w:r>
+        <w:t xml:space="preserve"> </w:t>
+      </w:r>
+      <w:proofErr w:type="spellStart"/>
+      <w:r>
+        <w:t>nhanh</w:t>
+      </w:r>
+      <w:proofErr w:type="spellEnd"/>
+      <w:r>
+        <w:t xml:space="preserve"> </w:t>
+      </w:r>
+      <w:proofErr w:type="spellStart"/>
+      <w:r>
+        <w:t>không</w:t>
+      </w:r>
+      <w:proofErr w:type="spellEnd"/>
+      <w:r>
+        <w:t xml:space="preserve"> </w:t>
+      </w:r>
+      <w:proofErr w:type="spellStart"/>
+      <w:r>
+        <w:t>kết</w:t>
+      </w:r>
+      <w:proofErr w:type="spellEnd"/>
+      <w:r>
+        <w:t xml:space="preserve"> </w:t>
+      </w:r>
+      <w:proofErr w:type="spellStart"/>
+      <w:r>
+        <w:t>nối</w:t>
+      </w:r>
+      <w:proofErr w:type="spellEnd"/>
+      <w:r>
+        <w:t xml:space="preserve"> </w:t>
+      </w:r>
+      <w:r>
+        <w:rPr>
+          <w:rFonts w:ascii="Times New Roman" w:eastAsia="Times New Roman" w:hAnsi="Times New Roman" w:cs="Times New Roman"/>
+          <w:sz w:val="24"/>
+          <w:szCs w:val="24"/>
+        </w:rPr>
+        <w:t>UDP</w:t>
+      </w:r>
+      <w:r>
+        <w:rPr>
+          <w:rFonts w:ascii="Times New Roman" w:eastAsia="Times New Roman" w:hAnsi="Times New Roman" w:cs="Times New Roman"/>
+          <w:sz w:val="24"/>
+          <w:szCs w:val="24"/>
+        </w:rPr>
+        <w:t xml:space="preserve">. </w:t>
+      </w:r>
+    </w:p>
+    <w:p>
+      <w:pPr>
+        <w:spacing w:after="0" w:line="240" w:lineRule="auto"/>
+        <w:rPr>
+          <w:rFonts w:ascii="Times New Roman" w:eastAsia="Times New Roman" w:hAnsi="Times New Roman" w:cs="Times New Roman"/>
+          <w:sz w:val="24"/>
+          <w:szCs w:val="24"/>
+        </w:rPr>
+      </w:pPr>
+      <w:proofErr w:type="gramStart"/>
+      <w:r>
+        <w:rPr>
+          <w:rFonts w:ascii="Times New Roman" w:eastAsia="Times New Roman" w:hAnsi="Symbol" w:cs="Times New Roman"/>
+          <w:sz w:val="24"/>
+          <w:szCs w:val="24"/>
+        </w:rPr>
+        <w:t></w:t>
+      </w:r>
+      <w:r>
+        <w:rPr>
+          <w:rFonts w:ascii="Times New Roman" w:eastAsia="Times New Roman" w:hAnsi="Times New Roman" w:cs="Times New Roman"/>
+          <w:sz w:val="24"/>
+          <w:szCs w:val="24"/>
+        </w:rPr>
+        <w:t xml:space="preserve">  </w:t>
+      </w:r>
+      <w:proofErr w:type="spellStart"/>
+      <w:r>
+        <w:rPr>
+          <w:rFonts w:ascii="Times New Roman" w:eastAsia="Times New Roman" w:hAnsi="Times New Roman" w:cs="Times New Roman"/>
+          <w:b/>
+          <w:bCs/>
+          <w:sz w:val="24"/>
+          <w:szCs w:val="24"/>
+        </w:rPr>
+        <w:t>Innternet</w:t>
+      </w:r>
+      <w:proofErr w:type="spellEnd"/>
+      <w:proofErr w:type="gramEnd"/>
+      <w:r>
+        <w:rPr>
+          <w:rFonts w:ascii="Times New Roman" w:eastAsia="Times New Roman" w:hAnsi="Times New Roman" w:cs="Times New Roman"/>
+          <w:b/>
+          <w:bCs/>
+          <w:sz w:val="24"/>
+          <w:szCs w:val="24"/>
+        </w:rPr>
+        <w:t>(network)</w:t>
+      </w:r>
+      <w:r>
+        <w:rPr>
+          <w:rFonts w:ascii="Times New Roman" w:eastAsia="Times New Roman" w:hAnsi="Times New Roman" w:cs="Times New Roman"/>
+          <w:b/>
+          <w:bCs/>
+          <w:sz w:val="24"/>
+          <w:szCs w:val="24"/>
+        </w:rPr>
+        <w:t>:</w:t>
+      </w:r>
+      <w:r>
+        <w:rPr>
+          <w:rFonts w:ascii="Times New Roman" w:eastAsia="Times New Roman" w:hAnsi="Times New Roman" w:cs="Times New Roman"/>
+          <w:sz w:val="24"/>
+          <w:szCs w:val="24"/>
+        </w:rPr>
+        <w:t xml:space="preserve"> </w:t>
+      </w:r>
+      <w:proofErr w:type="spellStart"/>
+      <w:r>
+        <w:rPr>
+          <w:rFonts w:ascii="Times New Roman" w:eastAsia="Times New Roman" w:hAnsi="Times New Roman" w:cs="Times New Roman"/>
+          <w:sz w:val="24"/>
+          <w:szCs w:val="24"/>
+        </w:rPr>
+        <w:t>Định</w:t>
+      </w:r>
+      <w:proofErr w:type="spellEnd"/>
+      <w:r>
+        <w:rPr>
+          <w:rFonts w:ascii="Times New Roman" w:eastAsia="Times New Roman" w:hAnsi="Times New Roman" w:cs="Times New Roman"/>
+          <w:sz w:val="24"/>
+          <w:szCs w:val="24"/>
+        </w:rPr>
+        <w:t xml:space="preserve"> </w:t>
+      </w:r>
+      <w:proofErr w:type="spellStart"/>
+      <w:r>
+        <w:rPr>
+          <w:rFonts w:ascii="Times New Roman" w:eastAsia="Times New Roman" w:hAnsi="Times New Roman" w:cs="Times New Roman"/>
+          <w:sz w:val="24"/>
+          <w:szCs w:val="24"/>
+        </w:rPr>
+        <w:t>tuyến</w:t>
+      </w:r>
+      <w:proofErr w:type="spellEnd"/>
+      <w:r>
+        <w:rPr>
+          <w:rFonts w:ascii="Times New Roman" w:eastAsia="Times New Roman" w:hAnsi="Times New Roman" w:cs="Times New Roman"/>
+          <w:sz w:val="24"/>
+          <w:szCs w:val="24"/>
+        </w:rPr>
+        <w:t xml:space="preserve"> </w:t>
+      </w:r>
+      <w:proofErr w:type="spellStart"/>
+      <w:r>
+        <w:rPr>
+          <w:rFonts w:ascii="Times New Roman" w:eastAsia="Times New Roman" w:hAnsi="Times New Roman" w:cs="Times New Roman"/>
+          <w:sz w:val="24"/>
+          <w:szCs w:val="24"/>
+        </w:rPr>
+        <w:t>gói</w:t>
+      </w:r>
+      <w:proofErr w:type="spellEnd"/>
+      <w:r>
+        <w:rPr>
+          <w:rFonts w:ascii="Times New Roman" w:eastAsia="Times New Roman" w:hAnsi="Times New Roman" w:cs="Times New Roman"/>
+          <w:sz w:val="24"/>
+          <w:szCs w:val="24"/>
+        </w:rPr>
+        <w:t xml:space="preserve"> tin </w:t>
+      </w:r>
+      <w:proofErr w:type="spellStart"/>
+      <w:r>
+        <w:rPr>
+          <w:rFonts w:ascii="Times New Roman" w:eastAsia="Times New Roman" w:hAnsi="Times New Roman" w:cs="Times New Roman"/>
+          <w:sz w:val="24"/>
+          <w:szCs w:val="24"/>
+        </w:rPr>
+        <w:t>bằng</w:t>
+      </w:r>
+      <w:proofErr w:type="spellEnd"/>
+      <w:r>
+        <w:rPr>
+          <w:rFonts w:ascii="Times New Roman" w:eastAsia="Times New Roman" w:hAnsi="Times New Roman" w:cs="Times New Roman"/>
+          <w:sz w:val="24"/>
+          <w:szCs w:val="24"/>
+        </w:rPr>
+        <w:t xml:space="preserve"> </w:t>
+      </w:r>
+      <w:proofErr w:type="spellStart"/>
+      <w:r>
+        <w:rPr>
+          <w:rFonts w:ascii="Times New Roman" w:eastAsia="Times New Roman" w:hAnsi="Times New Roman" w:cs="Times New Roman"/>
+          <w:sz w:val="24"/>
+          <w:szCs w:val="24"/>
+        </w:rPr>
+        <w:t>địa</w:t>
+      </w:r>
+      <w:proofErr w:type="spellEnd"/>
+      <w:r>
+        <w:rPr>
+          <w:rFonts w:ascii="Times New Roman" w:eastAsia="Times New Roman" w:hAnsi="Times New Roman" w:cs="Times New Roman"/>
+          <w:sz w:val="24"/>
+          <w:szCs w:val="24"/>
+        </w:rPr>
+        <w:t xml:space="preserve"> </w:t>
+      </w:r>
+      <w:proofErr w:type="spellStart"/>
+      <w:r>
+        <w:rPr>
+          <w:rFonts w:ascii="Times New Roman" w:eastAsia="Times New Roman" w:hAnsi="Times New Roman" w:cs="Times New Roman"/>
+          <w:sz w:val="24"/>
+          <w:szCs w:val="24"/>
+        </w:rPr>
+        <w:t>chỉ</w:t>
+      </w:r>
+      <w:proofErr w:type="spellEnd"/>
+      <w:r>
+        <w:rPr>
+          <w:rFonts w:ascii="Times New Roman" w:eastAsia="Times New Roman" w:hAnsi="Times New Roman" w:cs="Times New Roman"/>
+          <w:sz w:val="24"/>
+          <w:szCs w:val="24"/>
+        </w:rPr>
+        <w:t xml:space="preserve"> IP, </w:t>
+      </w:r>
+      <w:proofErr w:type="spellStart"/>
+      <w:r>
+        <w:t>lựa</w:t>
+      </w:r>
+      <w:proofErr w:type="spellEnd"/>
+      <w:r>
+        <w:t xml:space="preserve"> </w:t>
+      </w:r>
+      <w:proofErr w:type="spellStart"/>
+      <w:r>
+        <w:t>chọn</w:t>
+      </w:r>
+      <w:proofErr w:type="spellEnd"/>
+      <w:r>
+        <w:t xml:space="preserve"> </w:t>
+      </w:r>
+      <w:proofErr w:type="spellStart"/>
+      <w:r>
+        <w:t>đường</w:t>
+      </w:r>
+      <w:proofErr w:type="spellEnd"/>
+      <w:r>
+        <w:t xml:space="preserve"> </w:t>
+      </w:r>
+      <w:proofErr w:type="spellStart"/>
+      <w:r>
+        <w:t>đi</w:t>
+      </w:r>
+      <w:proofErr w:type="spellEnd"/>
+      <w:r>
+        <w:t xml:space="preserve"> </w:t>
+      </w:r>
+      <w:proofErr w:type="spellStart"/>
+      <w:r>
+        <w:t>để</w:t>
+      </w:r>
+      <w:proofErr w:type="spellEnd"/>
+      <w:r>
+        <w:t xml:space="preserve"> </w:t>
+      </w:r>
+      <w:proofErr w:type="spellStart"/>
+      <w:r>
+        <w:t>gói</w:t>
+      </w:r>
+      <w:proofErr w:type="spellEnd"/>
+      <w:r>
+        <w:t xml:space="preserve"> tin </w:t>
+      </w:r>
+      <w:proofErr w:type="spellStart"/>
+      <w:r>
+        <w:t>đến</w:t>
+      </w:r>
+      <w:proofErr w:type="spellEnd"/>
+      <w:r>
+        <w:t xml:space="preserve"> </w:t>
+      </w:r>
+      <w:proofErr w:type="spellStart"/>
+      <w:r>
+        <w:t>đúng</w:t>
+      </w:r>
+      <w:proofErr w:type="spellEnd"/>
+      <w:r>
+        <w:t xml:space="preserve"> </w:t>
+      </w:r>
+      <w:proofErr w:type="spellStart"/>
+      <w:r>
+        <w:t>đích</w:t>
+      </w:r>
+      <w:proofErr w:type="spellEnd"/>
+      <w:r>
+        <w:t>.</w:t>
+      </w:r>
+    </w:p>
+    <w:p>
+      <w:proofErr w:type="gramStart"/>
+      <w:r>
+        <w:rPr>
+          <w:rFonts w:ascii="Times New Roman" w:eastAsia="Times New Roman" w:hAnsi="Symbol" w:cs="Times New Roman"/>
+          <w:sz w:val="24"/>
+          <w:szCs w:val="24"/>
+        </w:rPr>
+        <w:t></w:t>
+      </w:r>
+      <w:r>
+        <w:rPr>
+          <w:rFonts w:ascii="Times New Roman" w:eastAsia="Times New Roman" w:hAnsi="Times New Roman" w:cs="Times New Roman"/>
+          <w:sz w:val="24"/>
+          <w:szCs w:val="24"/>
+        </w:rPr>
+        <w:t xml:space="preserve">  </w:t>
+      </w:r>
+      <w:r>
+        <w:rPr>
+          <w:rFonts w:ascii="Times New Roman" w:eastAsia="Times New Roman" w:hAnsi="Times New Roman" w:cs="Times New Roman"/>
+          <w:b/>
+          <w:bCs/>
+          <w:sz w:val="24"/>
+          <w:szCs w:val="24"/>
+        </w:rPr>
+        <w:t>Network</w:t>
+      </w:r>
+      <w:proofErr w:type="gramEnd"/>
+      <w:r>
+        <w:rPr>
+          <w:rFonts w:ascii="Times New Roman" w:eastAsia="Times New Roman" w:hAnsi="Times New Roman" w:cs="Times New Roman"/>
+          <w:b/>
+          <w:bCs/>
+          <w:sz w:val="24"/>
+          <w:szCs w:val="24"/>
+        </w:rPr>
+        <w:t xml:space="preserve"> Access (Link):</w:t>
+      </w:r>
+      <w:r>
+        <w:rPr>
+          <w:rFonts w:ascii="Times New Roman" w:eastAsia="Times New Roman" w:hAnsi="Times New Roman" w:cs="Times New Roman"/>
+          <w:sz w:val="24"/>
+          <w:szCs w:val="24"/>
+        </w:rPr>
+        <w:t xml:space="preserve"> </w:t>
+      </w:r>
+      <w:proofErr w:type="spellStart"/>
+      <w:r>
+        <w:rPr>
+          <w:rFonts w:ascii="Times New Roman" w:eastAsia="Times New Roman" w:hAnsi="Times New Roman" w:cs="Times New Roman"/>
+          <w:sz w:val="24"/>
+          <w:szCs w:val="24"/>
+        </w:rPr>
+        <w:t>Truyền</w:t>
+      </w:r>
+      <w:proofErr w:type="spellEnd"/>
+      <w:r>
+        <w:rPr>
+          <w:rFonts w:ascii="Times New Roman" w:eastAsia="Times New Roman" w:hAnsi="Times New Roman" w:cs="Times New Roman"/>
+          <w:sz w:val="24"/>
+          <w:szCs w:val="24"/>
+        </w:rPr>
+        <w:t xml:space="preserve"> frame </w:t>
+      </w:r>
+      <w:proofErr w:type="spellStart"/>
+      <w:r>
+        <w:rPr>
+          <w:rFonts w:ascii="Times New Roman" w:eastAsia="Times New Roman" w:hAnsi="Times New Roman" w:cs="Times New Roman"/>
+          <w:sz w:val="24"/>
+          <w:szCs w:val="24"/>
+        </w:rPr>
+        <w:t>trên</w:t>
+      </w:r>
+      <w:proofErr w:type="spellEnd"/>
+      <w:r>
+        <w:rPr>
+          <w:rFonts w:ascii="Times New Roman" w:eastAsia="Times New Roman" w:hAnsi="Times New Roman" w:cs="Times New Roman"/>
+          <w:sz w:val="24"/>
+          <w:szCs w:val="24"/>
+        </w:rPr>
+        <w:t xml:space="preserve"> </w:t>
+      </w:r>
+      <w:proofErr w:type="spellStart"/>
+      <w:r>
+        <w:rPr>
+          <w:rFonts w:ascii="Times New Roman" w:eastAsia="Times New Roman" w:hAnsi="Times New Roman" w:cs="Times New Roman"/>
+          <w:sz w:val="24"/>
+          <w:szCs w:val="24"/>
+        </w:rPr>
+        <w:t>đường</w:t>
+      </w:r>
+      <w:proofErr w:type="spellEnd"/>
+      <w:r>
+        <w:rPr>
+          <w:rFonts w:ascii="Times New Roman" w:eastAsia="Times New Roman" w:hAnsi="Times New Roman" w:cs="Times New Roman"/>
+          <w:sz w:val="24"/>
+          <w:szCs w:val="24"/>
+        </w:rPr>
+        <w:t xml:space="preserve"> </w:t>
+      </w:r>
+      <w:proofErr w:type="spellStart"/>
+      <w:r>
+        <w:rPr>
+          <w:rFonts w:ascii="Times New Roman" w:eastAsia="Times New Roman" w:hAnsi="Times New Roman" w:cs="Times New Roman"/>
+          <w:sz w:val="24"/>
+          <w:szCs w:val="24"/>
+        </w:rPr>
+        <w:t>truyền</w:t>
+      </w:r>
+      <w:proofErr w:type="spellEnd"/>
+      <w:r>
+        <w:rPr>
+          <w:rFonts w:ascii="Times New Roman" w:eastAsia="Times New Roman" w:hAnsi="Times New Roman" w:cs="Times New Roman"/>
+          <w:sz w:val="24"/>
+          <w:szCs w:val="24"/>
+        </w:rPr>
+        <w:t xml:space="preserve"> </w:t>
+      </w:r>
+      <w:proofErr w:type="spellStart"/>
+      <w:r>
+        <w:rPr>
+          <w:rFonts w:ascii="Times New Roman" w:eastAsia="Times New Roman" w:hAnsi="Times New Roman" w:cs="Times New Roman"/>
+          <w:sz w:val="24"/>
+          <w:szCs w:val="24"/>
+        </w:rPr>
+        <w:t>vật</w:t>
+      </w:r>
+      <w:proofErr w:type="spellEnd"/>
+      <w:r>
+        <w:rPr>
+          <w:rFonts w:ascii="Times New Roman" w:eastAsia="Times New Roman" w:hAnsi="Times New Roman" w:cs="Times New Roman"/>
+          <w:sz w:val="24"/>
+          <w:szCs w:val="24"/>
+        </w:rPr>
+        <w:t xml:space="preserve"> </w:t>
+      </w:r>
+      <w:proofErr w:type="spellStart"/>
+      <w:r>
+        <w:rPr>
+          <w:rFonts w:ascii="Times New Roman" w:eastAsia="Times New Roman" w:hAnsi="Times New Roman" w:cs="Times New Roman"/>
+          <w:sz w:val="24"/>
+          <w:szCs w:val="24"/>
+        </w:rPr>
+        <w:t>lý</w:t>
+      </w:r>
+      <w:proofErr w:type="spellEnd"/>
+      <w:r>
+        <w:rPr>
+          <w:rFonts w:ascii="Times New Roman" w:eastAsia="Times New Roman" w:hAnsi="Times New Roman" w:cs="Times New Roman"/>
+          <w:sz w:val="24"/>
+          <w:szCs w:val="24"/>
+        </w:rPr>
+        <w:t>.</w:t>
+      </w:r>
+    </w:p>
+    <w:p>
+      <w:r>
+        <w:t xml:space="preserve">Application: HTTPS, </w:t>
+      </w:r>
+    </w:p>
+    <w:p>
+      <w:r>
+        <w:t>Transport: TCP, UDP</w:t>
+      </w:r>
+    </w:p>
+    <w:p>
+      <w:r>
+        <w:t xml:space="preserve">Network layer: </w:t>
+      </w:r>
+      <w:proofErr w:type="gramStart"/>
+      <w:r>
+        <w:t>IPv4 ,</w:t>
+      </w:r>
+      <w:proofErr w:type="gramEnd"/>
+      <w:r>
+        <w:t xml:space="preserve"> IPv6</w:t>
+      </w:r>
+    </w:p>
+    <w:p>
+      <w:r>
+        <w:t xml:space="preserve">Link layer: Ethernet, </w:t>
+      </w:r>
+      <w:proofErr w:type="spellStart"/>
+      <w:r>
+        <w:t>Wifi</w:t>
+      </w:r>
+      <w:proofErr w:type="spellEnd"/>
+    </w:p>
     <w:p/>
     <w:p>
+      <w:proofErr w:type="spellStart"/>
+      <w:r>
+        <w:t>Giao</w:t>
+      </w:r>
+      <w:proofErr w:type="spellEnd"/>
+      <w:r>
+        <w:t xml:space="preserve"> </w:t>
+      </w:r>
+      <w:proofErr w:type="spellStart"/>
+      <w:r>
+        <w:t>tiếp</w:t>
+      </w:r>
+      <w:proofErr w:type="spellEnd"/>
+      <w:r>
+        <w:t xml:space="preserve"> </w:t>
+      </w:r>
+      <w:proofErr w:type="spellStart"/>
+      <w:r>
+        <w:t>giữa</w:t>
+      </w:r>
+      <w:proofErr w:type="spellEnd"/>
+      <w:r>
+        <w:t xml:space="preserve"> </w:t>
+      </w:r>
+      <w:proofErr w:type="spellStart"/>
+      <w:r>
+        <w:t>các</w:t>
+      </w:r>
+      <w:proofErr w:type="spellEnd"/>
+      <w:r>
+        <w:t xml:space="preserve"> </w:t>
+      </w:r>
+      <w:proofErr w:type="spellStart"/>
+      <w:r>
+        <w:t>ứng</w:t>
+      </w:r>
+      <w:proofErr w:type="spellEnd"/>
+      <w:r>
+        <w:t xml:space="preserve"> </w:t>
+      </w:r>
+      <w:proofErr w:type="spellStart"/>
+      <w:r>
+        <w:t>dụng</w:t>
+      </w:r>
+      <w:proofErr w:type="spellEnd"/>
+      <w:r>
+        <w:t xml:space="preserve"> </w:t>
+      </w:r>
+      <w:proofErr w:type="spellStart"/>
+      <w:r>
+        <w:t>trên</w:t>
+      </w:r>
+      <w:proofErr w:type="spellEnd"/>
+      <w:r>
+        <w:t xml:space="preserve"> </w:t>
+      </w:r>
+      <w:proofErr w:type="spellStart"/>
+      <w:r>
+        <w:t>mạng</w:t>
+      </w:r>
+      <w:proofErr w:type="spellEnd"/>
+      <w:r>
+        <w:t xml:space="preserve"> </w:t>
+      </w:r>
+      <w:proofErr w:type="spellStart"/>
+      <w:r>
+        <w:t>thực</w:t>
+      </w:r>
+      <w:proofErr w:type="spellEnd"/>
+      <w:r>
+        <w:t xml:space="preserve"> </w:t>
+      </w:r>
+      <w:proofErr w:type="spellStart"/>
+      <w:r>
+        <w:t>chất</w:t>
+      </w:r>
+      <w:proofErr w:type="spellEnd"/>
+      <w:r>
+        <w:t xml:space="preserve"> </w:t>
+      </w:r>
+      <w:proofErr w:type="spellStart"/>
+      <w:r>
+        <w:t>là</w:t>
+      </w:r>
+      <w:proofErr w:type="spellEnd"/>
+      <w:r>
+        <w:t xml:space="preserve"> </w:t>
+      </w:r>
+      <w:proofErr w:type="spellStart"/>
+      <w:r>
+        <w:t>giao</w:t>
+      </w:r>
+      <w:proofErr w:type="spellEnd"/>
+      <w:r>
+        <w:t xml:space="preserve"> </w:t>
+      </w:r>
+      <w:proofErr w:type="spellStart"/>
+      <w:r>
+        <w:t>tiếp</w:t>
+      </w:r>
+      <w:proofErr w:type="spellEnd"/>
+      <w:r>
+        <w:t xml:space="preserve"> </w:t>
+      </w:r>
+      <w:proofErr w:type="spellStart"/>
+      <w:r>
+        <w:t>giữa</w:t>
+      </w:r>
+      <w:proofErr w:type="spellEnd"/>
+      <w:r>
+        <w:t xml:space="preserve"> </w:t>
+      </w:r>
+      <w:proofErr w:type="spellStart"/>
+      <w:r>
+        <w:t>các</w:t>
+      </w:r>
+      <w:proofErr w:type="spellEnd"/>
+      <w:r>
+        <w:t xml:space="preserve"> process </w:t>
+      </w:r>
+      <w:proofErr w:type="spellStart"/>
+      <w:r>
+        <w:t>thông</w:t>
+      </w:r>
+      <w:proofErr w:type="spellEnd"/>
+      <w:r>
+        <w:t xml:space="preserve"> qua socket </w:t>
+      </w:r>
+      <w:proofErr w:type="spellStart"/>
+      <w:r>
+        <w:t>vào</w:t>
+      </w:r>
+      <w:proofErr w:type="spellEnd"/>
+      <w:r>
+        <w:t xml:space="preserve"> </w:t>
+      </w:r>
+      <w:proofErr w:type="spellStart"/>
+      <w:r>
+        <w:t>mạng</w:t>
+      </w:r>
+      <w:proofErr w:type="spellEnd"/>
+      <w:r>
+        <w:t>.</w:t>
+      </w:r>
+    </w:p>
+    <w:p/>
+    <w:p>
+      <w:r>
+        <w:t xml:space="preserve">RTT; </w:t>
+      </w:r>
+      <w:proofErr w:type="spellStart"/>
+      <w:r>
+        <w:t>là</w:t>
+      </w:r>
+      <w:proofErr w:type="spellEnd"/>
+      <w:r>
+        <w:t xml:space="preserve"> </w:t>
+      </w:r>
+      <w:proofErr w:type="spellStart"/>
+      <w:r>
+        <w:t>thời</w:t>
+      </w:r>
+      <w:proofErr w:type="spellEnd"/>
+      <w:r>
+        <w:t xml:space="preserve"> </w:t>
+      </w:r>
+      <w:proofErr w:type="spellStart"/>
+      <w:r>
+        <w:t>gian</w:t>
+      </w:r>
+      <w:proofErr w:type="spellEnd"/>
+      <w:r>
+        <w:t xml:space="preserve"> </w:t>
+      </w:r>
+      <w:proofErr w:type="spellStart"/>
+      <w:r>
+        <w:t>tính</w:t>
+      </w:r>
+      <w:proofErr w:type="spellEnd"/>
+      <w:r>
+        <w:t xml:space="preserve"> </w:t>
+      </w:r>
+      <w:proofErr w:type="spellStart"/>
+      <w:r>
+        <w:t>từ</w:t>
+      </w:r>
+      <w:proofErr w:type="spellEnd"/>
+      <w:r>
+        <w:t xml:space="preserve"> </w:t>
+      </w:r>
+      <w:proofErr w:type="spellStart"/>
+      <w:r>
+        <w:t>lúc</w:t>
+      </w:r>
+      <w:proofErr w:type="spellEnd"/>
+      <w:r>
+        <w:t xml:space="preserve"> </w:t>
+      </w:r>
+      <w:proofErr w:type="spellStart"/>
+      <w:r>
+        <w:t>gứi</w:t>
+      </w:r>
+      <w:proofErr w:type="spellEnd"/>
+      <w:r>
+        <w:t xml:space="preserve"> </w:t>
+      </w:r>
+      <w:proofErr w:type="spellStart"/>
+      <w:r>
+        <w:t>để</w:t>
+      </w:r>
+      <w:proofErr w:type="spellEnd"/>
+      <w:r>
+        <w:t xml:space="preserve"> </w:t>
+      </w:r>
+      <w:proofErr w:type="spellStart"/>
+      <w:r>
+        <w:t>khi</w:t>
+      </w:r>
+      <w:proofErr w:type="spellEnd"/>
+      <w:r>
+        <w:t xml:space="preserve"> </w:t>
+      </w:r>
+      <w:proofErr w:type="spellStart"/>
+      <w:r>
+        <w:t>nhaanhj</w:t>
+      </w:r>
+      <w:proofErr w:type="spellEnd"/>
+      <w:r>
+        <w:t xml:space="preserve"> </w:t>
+      </w:r>
+      <w:proofErr w:type="spellStart"/>
+      <w:r>
+        <w:t>được</w:t>
+      </w:r>
+      <w:proofErr w:type="spellEnd"/>
+      <w:r>
+        <w:t xml:space="preserve"> ACK</w:t>
+      </w:r>
+    </w:p>
+    <w:p>
+      <w:r>
+        <w:t xml:space="preserve">UDP: </w:t>
+      </w:r>
+      <w:proofErr w:type="spellStart"/>
+      <w:r>
+        <w:t>sử</w:t>
+      </w:r>
+      <w:proofErr w:type="spellEnd"/>
+      <w:r>
+        <w:t xml:space="preserve"> </w:t>
+      </w:r>
+      <w:proofErr w:type="spellStart"/>
+      <w:r>
+        <w:t>dụng</w:t>
+      </w:r>
+      <w:proofErr w:type="spellEnd"/>
+      <w:r>
+        <w:t xml:space="preserve"> </w:t>
+      </w:r>
+      <w:proofErr w:type="spellStart"/>
+      <w:r>
+        <w:t>bởi</w:t>
+      </w:r>
+      <w:proofErr w:type="spellEnd"/>
+      <w:r>
+        <w:t xml:space="preserve"> </w:t>
+      </w:r>
+      <w:proofErr w:type="spellStart"/>
+      <w:r>
+        <w:t>các</w:t>
+      </w:r>
+      <w:proofErr w:type="spellEnd"/>
+      <w:r>
+        <w:t xml:space="preserve"> </w:t>
+      </w:r>
+      <w:proofErr w:type="spellStart"/>
+      <w:r>
+        <w:t>dịch</w:t>
+      </w:r>
+      <w:proofErr w:type="spellEnd"/>
+      <w:r>
+        <w:t xml:space="preserve"> </w:t>
+      </w:r>
+      <w:proofErr w:type="spellStart"/>
+      <w:r>
+        <w:t>vụ</w:t>
+      </w:r>
+      <w:proofErr w:type="spellEnd"/>
+      <w:r>
+        <w:t xml:space="preserve"> </w:t>
+      </w:r>
+      <w:proofErr w:type="spellStart"/>
+      <w:r>
+        <w:t>cần</w:t>
+      </w:r>
+      <w:proofErr w:type="spellEnd"/>
+      <w:r>
+        <w:t xml:space="preserve"> </w:t>
+      </w:r>
+      <w:proofErr w:type="spellStart"/>
+      <w:r>
+        <w:t>tốc</w:t>
+      </w:r>
+      <w:proofErr w:type="spellEnd"/>
+      <w:r>
+        <w:t xml:space="preserve"> </w:t>
+      </w:r>
+      <w:proofErr w:type="spellStart"/>
+      <w:r>
+        <w:t>độ</w:t>
+      </w:r>
+      <w:proofErr w:type="spellEnd"/>
+      <w:r>
+        <w:t xml:space="preserve"> </w:t>
+      </w:r>
+      <w:proofErr w:type="spellStart"/>
+      <w:r>
+        <w:t>truyền</w:t>
+      </w:r>
+      <w:proofErr w:type="spellEnd"/>
+      <w:r>
+        <w:t xml:space="preserve"> </w:t>
+      </w:r>
+      <w:proofErr w:type="spellStart"/>
+      <w:r>
+        <w:t>tải</w:t>
+      </w:r>
+      <w:proofErr w:type="spellEnd"/>
+      <w:r>
+        <w:t xml:space="preserve"> </w:t>
+      </w:r>
+      <w:proofErr w:type="spellStart"/>
+      <w:r>
+        <w:t>nhanh</w:t>
+      </w:r>
+      <w:proofErr w:type="spellEnd"/>
+      <w:r>
+        <w:t xml:space="preserve"> </w:t>
+      </w:r>
+      <w:proofErr w:type="spellStart"/>
+      <w:r>
+        <w:t>và</w:t>
+      </w:r>
+      <w:proofErr w:type="spellEnd"/>
+      <w:r>
+        <w:t xml:space="preserve"> </w:t>
+      </w:r>
+      <w:proofErr w:type="spellStart"/>
+      <w:r>
+        <w:t>chấp</w:t>
+      </w:r>
+      <w:proofErr w:type="spellEnd"/>
+      <w:r>
+        <w:t xml:space="preserve"> </w:t>
+      </w:r>
+      <w:proofErr w:type="spellStart"/>
+      <w:r>
+        <w:t>nhận</w:t>
+      </w:r>
+      <w:proofErr w:type="spellEnd"/>
+      <w:r>
+        <w:t xml:space="preserve"> </w:t>
+      </w:r>
+      <w:proofErr w:type="spellStart"/>
+      <w:r>
+        <w:t>lỗi</w:t>
+      </w:r>
+      <w:proofErr w:type="spellEnd"/>
+      <w:r>
+        <w:t>: streaming,</w:t>
+      </w:r>
+      <w:r>
+        <w:t xml:space="preserve"> video game</w:t>
+      </w:r>
+      <w:proofErr w:type="gramStart"/>
+      <w:r>
+        <w:t>,.</w:t>
+      </w:r>
+      <w:proofErr w:type="gramEnd"/>
+    </w:p>
+    <w:p>
+      <w:r>
+        <w:drawing>
+          <wp:inline distT="0" distB="0" distL="0" distR="0" wp14:anchorId="73DB25B8" wp14:editId="0E9A9008">
+            <wp:extent cx="5943600" cy="1651000"/>
+            <wp:effectExtent l="0" t="0" r="0" b="6350"/>
+            <wp:docPr id="11" name="Picture 11"/>
+            <wp:cNvGraphicFramePr>
+              <a:graphicFrameLocks xmlns:a="http://schemas.openxmlformats.org/drawingml/2006/main" noChangeAspect="1"/>
+            </wp:cNvGraphicFramePr>
+            <a:graphic xmlns:a="http://schemas.openxmlformats.org/drawingml/2006/main">
+              <a:graphicData uri="http://schemas.openxmlformats.org/drawingml/2006/picture">
+                <pic:pic xmlns:pic="http://schemas.openxmlformats.org/drawingml/2006/picture">
+                  <pic:nvPicPr>
+                    <pic:cNvPr id="1" name=""/>
+                    <pic:cNvPicPr/>
+                  </pic:nvPicPr>
+                  <pic:blipFill>
+                    <a:blip r:embed="rId19"/>
+                    <a:stretch>
+                      <a:fillRect/>
+                    </a:stretch>
+                  </pic:blipFill>
+                  <pic:spPr>
+                    <a:xfrm>
+                      <a:off x="0" y="0"/>
+                      <a:ext cx="5943600" cy="1651000"/>
+                    </a:xfrm>
+                    <a:prstGeom prst="rect">
+                      <a:avLst/>
+                    </a:prstGeom>
+                  </pic:spPr>
+                </pic:pic>
+              </a:graphicData>
+            </a:graphic>
+          </wp:inline>
+        </w:drawing>
+      </w:r>
+    </w:p>
+    <w:p/>
+    <w:p>
+      <w:r>
+        <w:t xml:space="preserve">Transport Control Protocol (TCP): </w:t>
+      </w:r>
+    </w:p>
+    <w:p>
+      <w:proofErr w:type="spellStart"/>
+      <w:r>
+        <w:t>Cung</w:t>
+      </w:r>
+      <w:proofErr w:type="spellEnd"/>
+      <w:r>
+        <w:t xml:space="preserve"> </w:t>
+      </w:r>
+      <w:proofErr w:type="spellStart"/>
+      <w:r>
+        <w:t>cấp</w:t>
+      </w:r>
+      <w:proofErr w:type="spellEnd"/>
+      <w:r>
+        <w:t xml:space="preserve"> </w:t>
+      </w:r>
+      <w:proofErr w:type="spellStart"/>
+      <w:r>
+        <w:t>cơ</w:t>
+      </w:r>
+      <w:proofErr w:type="spellEnd"/>
+      <w:r>
+        <w:t xml:space="preserve"> </w:t>
+      </w:r>
+      <w:proofErr w:type="spellStart"/>
+      <w:r>
+        <w:t>chế</w:t>
+      </w:r>
+      <w:proofErr w:type="spellEnd"/>
+      <w:r>
+        <w:t xml:space="preserve"> </w:t>
+      </w:r>
+      <w:proofErr w:type="spellStart"/>
+      <w:r>
+        <w:t>truyền</w:t>
+      </w:r>
+      <w:proofErr w:type="spellEnd"/>
+      <w:r>
+        <w:t xml:space="preserve"> 2 </w:t>
+      </w:r>
+      <w:proofErr w:type="spellStart"/>
+      <w:r>
+        <w:t>chiều</w:t>
+      </w:r>
+      <w:proofErr w:type="spellEnd"/>
+      <w:r>
+        <w:t xml:space="preserve"> tin </w:t>
+      </w:r>
+      <w:proofErr w:type="spellStart"/>
+      <w:r>
+        <w:t>cậy</w:t>
+      </w:r>
+      <w:proofErr w:type="spellEnd"/>
+      <w:r>
+        <w:t xml:space="preserve">, </w:t>
+      </w:r>
+      <w:proofErr w:type="spellStart"/>
+      <w:r>
+        <w:t>đúng</w:t>
+      </w:r>
+      <w:proofErr w:type="spellEnd"/>
+      <w:r>
+        <w:t xml:space="preserve"> </w:t>
+      </w:r>
+      <w:proofErr w:type="spellStart"/>
+      <w:r>
+        <w:t>thứ</w:t>
+      </w:r>
+      <w:proofErr w:type="spellEnd"/>
+      <w:r>
+        <w:t xml:space="preserve"> </w:t>
+      </w:r>
+      <w:proofErr w:type="spellStart"/>
+      <w:r>
+        <w:t>tự</w:t>
+      </w:r>
+      <w:proofErr w:type="spellEnd"/>
+      <w:r>
+        <w:t xml:space="preserve"> </w:t>
+      </w:r>
+      <w:proofErr w:type="spellStart"/>
+      <w:proofErr w:type="gramStart"/>
+      <w:r>
+        <w:t>theo</w:t>
+      </w:r>
+      <w:proofErr w:type="spellEnd"/>
+      <w:proofErr w:type="gramEnd"/>
+      <w:r>
+        <w:t xml:space="preserve"> byte. </w:t>
+      </w:r>
+      <w:proofErr w:type="gramStart"/>
+      <w:r>
+        <w:t>point-to-point</w:t>
+      </w:r>
+      <w:proofErr w:type="gramEnd"/>
+      <w:r>
+        <w:t xml:space="preserve">: 1 </w:t>
+      </w:r>
+      <w:proofErr w:type="spellStart"/>
+      <w:r>
+        <w:t>gửi</w:t>
+      </w:r>
+      <w:proofErr w:type="spellEnd"/>
+      <w:r>
+        <w:t xml:space="preserve"> 1 </w:t>
+      </w:r>
+      <w:proofErr w:type="spellStart"/>
+      <w:r>
+        <w:t>nhận</w:t>
+      </w:r>
+      <w:proofErr w:type="spellEnd"/>
+      <w:r>
+        <w:t xml:space="preserve">. </w:t>
+      </w:r>
+    </w:p>
+    <w:p>
+      <w:proofErr w:type="spellStart"/>
+      <w:r>
+        <w:t>Hướng</w:t>
+      </w:r>
+      <w:proofErr w:type="spellEnd"/>
+      <w:r>
+        <w:t xml:space="preserve"> </w:t>
+      </w:r>
+      <w:proofErr w:type="spellStart"/>
+      <w:r>
+        <w:t>kết</w:t>
+      </w:r>
+      <w:proofErr w:type="spellEnd"/>
+      <w:r>
+        <w:t xml:space="preserve"> </w:t>
+      </w:r>
+      <w:proofErr w:type="spellStart"/>
+      <w:r>
+        <w:t>nối</w:t>
+      </w:r>
+      <w:proofErr w:type="spellEnd"/>
+      <w:r>
+        <w:t xml:space="preserve">, </w:t>
+      </w:r>
+      <w:proofErr w:type="spellStart"/>
+      <w:r>
+        <w:t>trước</w:t>
+      </w:r>
+      <w:proofErr w:type="spellEnd"/>
+      <w:r>
+        <w:t xml:space="preserve"> </w:t>
+      </w:r>
+      <w:proofErr w:type="spellStart"/>
+      <w:r>
+        <w:t>khi</w:t>
+      </w:r>
+      <w:proofErr w:type="spellEnd"/>
+      <w:r>
+        <w:t xml:space="preserve"> </w:t>
+      </w:r>
+      <w:proofErr w:type="spellStart"/>
+      <w:r>
+        <w:t>truyền</w:t>
+      </w:r>
+      <w:proofErr w:type="spellEnd"/>
+      <w:r>
+        <w:t xml:space="preserve"> </w:t>
+      </w:r>
+      <w:proofErr w:type="spellStart"/>
+      <w:r>
+        <w:t>dữ</w:t>
+      </w:r>
+      <w:proofErr w:type="spellEnd"/>
+      <w:r>
+        <w:t xml:space="preserve"> </w:t>
+      </w:r>
+      <w:proofErr w:type="spellStart"/>
+      <w:r>
+        <w:t>liệu</w:t>
+      </w:r>
+      <w:proofErr w:type="spellEnd"/>
+      <w:r>
+        <w:t xml:space="preserve"> </w:t>
+      </w:r>
+      <w:proofErr w:type="spellStart"/>
+      <w:r>
+        <w:t>cần</w:t>
+      </w:r>
+      <w:proofErr w:type="spellEnd"/>
+      <w:r>
+        <w:t xml:space="preserve"> </w:t>
+      </w:r>
+      <w:proofErr w:type="spellStart"/>
+      <w:r>
+        <w:t>phải</w:t>
+      </w:r>
+      <w:proofErr w:type="spellEnd"/>
+      <w:r>
+        <w:t xml:space="preserve"> </w:t>
+      </w:r>
+      <w:proofErr w:type="spellStart"/>
+      <w:r>
+        <w:t>có</w:t>
+      </w:r>
+      <w:proofErr w:type="spellEnd"/>
+      <w:r>
+        <w:t xml:space="preserve"> </w:t>
+      </w:r>
+      <w:proofErr w:type="spellStart"/>
+      <w:r>
+        <w:t>quá</w:t>
+      </w:r>
+      <w:proofErr w:type="spellEnd"/>
+      <w:r>
+        <w:t xml:space="preserve"> </w:t>
+      </w:r>
+      <w:proofErr w:type="spellStart"/>
+      <w:r>
+        <w:t>trình</w:t>
+      </w:r>
+      <w:proofErr w:type="spellEnd"/>
+      <w:r>
+        <w:t xml:space="preserve"> handshake </w:t>
+      </w:r>
+      <w:proofErr w:type="spellStart"/>
+      <w:r>
+        <w:t>để</w:t>
+      </w:r>
+      <w:proofErr w:type="spellEnd"/>
+      <w:r>
+        <w:t xml:space="preserve"> </w:t>
+      </w:r>
+      <w:proofErr w:type="spellStart"/>
+      <w:r>
+        <w:t>thiết</w:t>
+      </w:r>
+      <w:proofErr w:type="spellEnd"/>
+      <w:r>
+        <w:t xml:space="preserve"> </w:t>
+      </w:r>
+      <w:proofErr w:type="spellStart"/>
+      <w:r>
+        <w:t>lập</w:t>
+      </w:r>
+      <w:proofErr w:type="spellEnd"/>
+      <w:r>
+        <w:t xml:space="preserve"> </w:t>
+      </w:r>
+      <w:proofErr w:type="spellStart"/>
+      <w:r>
+        <w:t>kết</w:t>
+      </w:r>
+      <w:proofErr w:type="spellEnd"/>
+      <w:r>
+        <w:t xml:space="preserve"> </w:t>
+      </w:r>
+      <w:proofErr w:type="spellStart"/>
+      <w:r>
+        <w:t>nối</w:t>
+      </w:r>
+      <w:proofErr w:type="spellEnd"/>
+      <w:r>
+        <w:t xml:space="preserve"> </w:t>
+      </w:r>
+      <w:proofErr w:type="spellStart"/>
+      <w:r>
+        <w:t>giữa</w:t>
+      </w:r>
+      <w:proofErr w:type="spellEnd"/>
+      <w:r>
+        <w:t xml:space="preserve"> 2 </w:t>
+      </w:r>
+      <w:proofErr w:type="spellStart"/>
+      <w:r>
+        <w:t>bên</w:t>
+      </w:r>
+      <w:proofErr w:type="spellEnd"/>
+      <w:proofErr w:type="gramStart"/>
+      <w:r>
+        <w:t>..</w:t>
+      </w:r>
+      <w:proofErr w:type="gramEnd"/>
+      <w:r>
+        <w:t xml:space="preserve"> </w:t>
+      </w:r>
+      <w:proofErr w:type="spellStart"/>
+      <w:r>
+        <w:t>Cung</w:t>
+      </w:r>
+      <w:proofErr w:type="spellEnd"/>
+      <w:r>
+        <w:t xml:space="preserve"> </w:t>
+      </w:r>
+      <w:proofErr w:type="spellStart"/>
+      <w:r>
+        <w:t>cấp</w:t>
+      </w:r>
+      <w:proofErr w:type="spellEnd"/>
+      <w:r>
+        <w:t xml:space="preserve"> </w:t>
+      </w:r>
+      <w:proofErr w:type="spellStart"/>
+      <w:r>
+        <w:t>cơ</w:t>
+      </w:r>
+      <w:proofErr w:type="spellEnd"/>
+      <w:r>
+        <w:t xml:space="preserve"> </w:t>
+      </w:r>
+      <w:proofErr w:type="spellStart"/>
+      <w:r>
+        <w:t>chế</w:t>
+      </w:r>
+      <w:proofErr w:type="spellEnd"/>
+      <w:r>
+        <w:t xml:space="preserve"> </w:t>
+      </w:r>
+      <w:proofErr w:type="spellStart"/>
+      <w:r>
+        <w:t>điều</w:t>
+      </w:r>
+      <w:proofErr w:type="spellEnd"/>
+      <w:r>
+        <w:t xml:space="preserve"> </w:t>
+      </w:r>
+      <w:proofErr w:type="spellStart"/>
+      <w:r>
+        <w:t>khiển</w:t>
+      </w:r>
+      <w:proofErr w:type="spellEnd"/>
+      <w:r>
+        <w:t xml:space="preserve"> </w:t>
+      </w:r>
+      <w:proofErr w:type="spellStart"/>
+      <w:r>
+        <w:t>luồng</w:t>
+      </w:r>
+      <w:proofErr w:type="spellEnd"/>
+      <w:r>
+        <w:t xml:space="preserve"> </w:t>
+      </w:r>
+      <w:proofErr w:type="spellStart"/>
+      <w:r>
+        <w:t>và</w:t>
+      </w:r>
+      <w:proofErr w:type="spellEnd"/>
+      <w:r>
+        <w:t xml:space="preserve"> </w:t>
+      </w:r>
+      <w:proofErr w:type="spellStart"/>
+      <w:r>
+        <w:t>điều</w:t>
+      </w:r>
+      <w:proofErr w:type="spellEnd"/>
+      <w:r>
+        <w:t xml:space="preserve"> </w:t>
+      </w:r>
+      <w:proofErr w:type="spellStart"/>
+      <w:r>
+        <w:t>khiển</w:t>
+      </w:r>
+      <w:proofErr w:type="spellEnd"/>
+      <w:r>
+        <w:t xml:space="preserve"> </w:t>
+      </w:r>
+      <w:proofErr w:type="spellStart"/>
+      <w:r>
+        <w:t>tắc</w:t>
+      </w:r>
+      <w:proofErr w:type="spellEnd"/>
+      <w:r>
+        <w:t xml:space="preserve"> </w:t>
+      </w:r>
+      <w:proofErr w:type="spellStart"/>
+      <w:r>
+        <w:t>nghẽn</w:t>
+      </w:r>
+      <w:proofErr w:type="spellEnd"/>
+      <w:r>
+        <w:t>.</w:t>
+      </w:r>
+    </w:p>
+    <w:p>
       <w:r>
         <w:lastRenderedPageBreak/>
-        <w:t xml:space="preserve">Application: HTTPS, </w:t>
-      </w:r>
-    </w:p>
-    <w:p>
-      <w:r>
-        <w:t>Transport: TCP, UDP</w:t>
-      </w:r>
-    </w:p>
-    <w:p>
-      <w:r>
-        <w:t xml:space="preserve">Network layer: </w:t>
-      </w:r>
-      <w:proofErr w:type="gramStart"/>
-      <w:r>
-        <w:t>IPv4 ,</w:t>
-      </w:r>
-      <w:proofErr w:type="gramEnd"/>
-      <w:r>
-        <w:t xml:space="preserve"> IPv6</w:t>
-      </w:r>
-    </w:p>
-    <w:p>
-      <w:r>
-        <w:t xml:space="preserve">Link layer: Ethernet, </w:t>
-      </w:r>
-      <w:proofErr w:type="spellStart"/>
-      <w:r>
-        <w:t>Wifi</w:t>
-      </w:r>
-      <w:proofErr w:type="spellEnd"/>
-    </w:p>
+        <w:drawing>
+          <wp:inline distT="0" distB="0" distL="0" distR="0" wp14:anchorId="6F16DF6C" wp14:editId="5F891CC6">
+            <wp:extent cx="5943600" cy="2122170"/>
+            <wp:effectExtent l="0" t="0" r="0" b="0"/>
+            <wp:docPr id="12" name="Picture 12"/>
+            <wp:cNvGraphicFramePr>
+              <a:graphicFrameLocks xmlns:a="http://schemas.openxmlformats.org/drawingml/2006/main" noChangeAspect="1"/>
+            </wp:cNvGraphicFramePr>
+            <a:graphic xmlns:a="http://schemas.openxmlformats.org/drawingml/2006/main">
+              <a:graphicData uri="http://schemas.openxmlformats.org/drawingml/2006/picture">
+                <pic:pic xmlns:pic="http://schemas.openxmlformats.org/drawingml/2006/picture">
+                  <pic:nvPicPr>
+                    <pic:cNvPr id="1" name=""/>
+                    <pic:cNvPicPr/>
+                  </pic:nvPicPr>
+                  <pic:blipFill>
+                    <a:blip r:embed="rId20"/>
+                    <a:stretch>
+                      <a:fillRect/>
+                    </a:stretch>
+                  </pic:blipFill>
+                  <pic:spPr>
+                    <a:xfrm>
+                      <a:off x="0" y="0"/>
+                      <a:ext cx="5943600" cy="2122170"/>
+                    </a:xfrm>
+                    <a:prstGeom prst="rect">
+                      <a:avLst/>
+                    </a:prstGeom>
+                  </pic:spPr>
+                </pic:pic>
+              </a:graphicData>
+            </a:graphic>
+          </wp:inline>
+        </w:drawing>
+      </w:r>
+    </w:p>
+    <w:p>
+      <w:r>
+        <w:drawing>
+          <wp:inline distT="0" distB="0" distL="0" distR="0" wp14:anchorId="6147778E" wp14:editId="2C153CFC">
+            <wp:extent cx="3163055" cy="1294960"/>
+            <wp:effectExtent l="0" t="0" r="0" b="635"/>
+            <wp:docPr id="13" name="Picture 13"/>
+            <wp:cNvGraphicFramePr>
+              <a:graphicFrameLocks xmlns:a="http://schemas.openxmlformats.org/drawingml/2006/main" noChangeAspect="1"/>
+            </wp:cNvGraphicFramePr>
+            <a:graphic xmlns:a="http://schemas.openxmlformats.org/drawingml/2006/main">
+              <a:graphicData uri="http://schemas.openxmlformats.org/drawingml/2006/picture">
+                <pic:pic xmlns:pic="http://schemas.openxmlformats.org/drawingml/2006/picture">
+                  <pic:nvPicPr>
+                    <pic:cNvPr id="1" name=""/>
+                    <pic:cNvPicPr/>
+                  </pic:nvPicPr>
+                  <pic:blipFill>
+                    <a:blip r:embed="rId21"/>
+                    <a:stretch>
+                      <a:fillRect/>
+                    </a:stretch>
+                  </pic:blipFill>
+                  <pic:spPr>
+                    <a:xfrm>
+                      <a:off x="0" y="0"/>
+                      <a:ext cx="3174334" cy="1299578"/>
+                    </a:xfrm>
+                    <a:prstGeom prst="rect">
+                      <a:avLst/>
+                    </a:prstGeom>
+                  </pic:spPr>
+                </pic:pic>
+              </a:graphicData>
+            </a:graphic>
+          </wp:inline>
+        </w:drawing>
+      </w:r>
+    </w:p>
+    <w:p>
+      <w:r>
+        <w:drawing>
+          <wp:inline distT="0" distB="0" distL="0" distR="0" wp14:anchorId="0427A96B" wp14:editId="42DA9700">
+            <wp:extent cx="5943600" cy="2691765"/>
+            <wp:effectExtent l="0" t="0" r="0" b="0"/>
+            <wp:docPr id="14" name="Picture 14"/>
+            <wp:cNvGraphicFramePr>
+              <a:graphicFrameLocks xmlns:a="http://schemas.openxmlformats.org/drawingml/2006/main" noChangeAspect="1"/>
+            </wp:cNvGraphicFramePr>
+            <a:graphic xmlns:a="http://schemas.openxmlformats.org/drawingml/2006/main">
+              <a:graphicData uri="http://schemas.openxmlformats.org/drawingml/2006/picture">
+                <pic:pic xmlns:pic="http://schemas.openxmlformats.org/drawingml/2006/picture">
+                  <pic:nvPicPr>
+                    <pic:cNvPr id="1" name=""/>
+                    <pic:cNvPicPr/>
+                  </pic:nvPicPr>
+                  <pic:blipFill>
+                    <a:blip r:embed="rId22"/>
+                    <a:stretch>
+                      <a:fillRect/>
+                    </a:stretch>
+                  </pic:blipFill>
+                  <pic:spPr>
+                    <a:xfrm>
+                      <a:off x="0" y="0"/>
+                      <a:ext cx="5943600" cy="2691765"/>
+                    </a:xfrm>
+                    <a:prstGeom prst="rect">
+                      <a:avLst/>
+                    </a:prstGeom>
+                  </pic:spPr>
+                </pic:pic>
+              </a:graphicData>
+            </a:graphic>
+          </wp:inline>
+        </w:drawing>
+      </w:r>
+    </w:p>
+    <w:p>
+      <w:r>
+        <w:lastRenderedPageBreak/>
+        <w:drawing>
+          <wp:inline distT="0" distB="0" distL="0" distR="0" wp14:anchorId="2A4D8E54" wp14:editId="4AEB272D">
+            <wp:extent cx="5943600" cy="2809875"/>
+            <wp:effectExtent l="0" t="0" r="0" b="9525"/>
+            <wp:docPr id="15" name="Picture 15"/>
+            <wp:cNvGraphicFramePr>
+              <a:graphicFrameLocks xmlns:a="http://schemas.openxmlformats.org/drawingml/2006/main" noChangeAspect="1"/>
+            </wp:cNvGraphicFramePr>
+            <a:graphic xmlns:a="http://schemas.openxmlformats.org/drawingml/2006/main">
+              <a:graphicData uri="http://schemas.openxmlformats.org/drawingml/2006/picture">
+                <pic:pic xmlns:pic="http://schemas.openxmlformats.org/drawingml/2006/picture">
+                  <pic:nvPicPr>
+                    <pic:cNvPr id="1" name=""/>
+                    <pic:cNvPicPr/>
+                  </pic:nvPicPr>
+                  <pic:blipFill>
+                    <a:blip r:embed="rId23"/>
+                    <a:stretch>
+                      <a:fillRect/>
+                    </a:stretch>
+                  </pic:blipFill>
+                  <pic:spPr>
+                    <a:xfrm>
+                      <a:off x="0" y="0"/>
+                      <a:ext cx="5943600" cy="2809875"/>
+                    </a:xfrm>
+                    <a:prstGeom prst="rect">
+                      <a:avLst/>
+                    </a:prstGeom>
+                  </pic:spPr>
+                </pic:pic>
+              </a:graphicData>
+            </a:graphic>
+          </wp:inline>
+        </w:drawing>
+      </w:r>
+    </w:p>
+    <w:p>
+      <w:proofErr w:type="spellStart"/>
+      <w:r>
+        <w:t>Cơ</w:t>
+      </w:r>
+      <w:proofErr w:type="spellEnd"/>
+      <w:r>
+        <w:t xml:space="preserve"> </w:t>
+      </w:r>
+      <w:proofErr w:type="spellStart"/>
+      <w:r>
+        <w:t>chế</w:t>
+      </w:r>
+      <w:proofErr w:type="spellEnd"/>
+      <w:r>
+        <w:t xml:space="preserve"> </w:t>
+      </w:r>
+      <w:proofErr w:type="spellStart"/>
+      <w:r>
+        <w:t>kiểm</w:t>
+      </w:r>
+      <w:proofErr w:type="spellEnd"/>
+      <w:r>
+        <w:t xml:space="preserve"> </w:t>
+      </w:r>
+      <w:proofErr w:type="spellStart"/>
+      <w:r>
+        <w:t>soát</w:t>
+      </w:r>
+      <w:proofErr w:type="spellEnd"/>
+      <w:r>
+        <w:t xml:space="preserve"> </w:t>
+      </w:r>
+      <w:proofErr w:type="spellStart"/>
+      <w:r>
+        <w:t>nghẽn</w:t>
+      </w:r>
+      <w:proofErr w:type="spellEnd"/>
+      <w:r>
+        <w:t xml:space="preserve"> </w:t>
+      </w:r>
+      <w:proofErr w:type="spellStart"/>
+      <w:r>
+        <w:t>của</w:t>
+      </w:r>
+      <w:proofErr w:type="spellEnd"/>
+      <w:r>
+        <w:t xml:space="preserve"> TCP, Selective repeat, go-back-N</w:t>
+      </w:r>
+      <w:r>
+        <w:t>,</w:t>
+      </w:r>
+    </w:p>
+    <w:p/>
     <w:p/>
     <w:p>
       <w:proofErr w:type="spellStart"/>
@@ -2522,21 +4544,456 @@
       </w:pPr>
     </w:p>
     <w:p>
-      <w:proofErr w:type="spellStart"/>
-      <w:r>
-        <w:t>Trình</w:t>
-      </w:r>
-      <w:proofErr w:type="spellEnd"/>
-      <w:r>
-        <w:t xml:space="preserve"> </w:t>
-      </w:r>
-      <w:proofErr w:type="spellStart"/>
-      <w:r>
-        <w:t>bày</w:t>
-      </w:r>
-      <w:proofErr w:type="spellEnd"/>
-      <w:r>
-        <w:t xml:space="preserve"> project</w:t>
+      <w:r>
+        <w:t xml:space="preserve">Internet </w:t>
+      </w:r>
+      <w:proofErr w:type="spellStart"/>
+      <w:r>
+        <w:t>là</w:t>
+      </w:r>
+      <w:proofErr w:type="spellEnd"/>
+      <w:r>
+        <w:t xml:space="preserve"> </w:t>
+      </w:r>
+      <w:proofErr w:type="spellStart"/>
+      <w:r>
+        <w:t>một</w:t>
+      </w:r>
+      <w:proofErr w:type="spellEnd"/>
+      <w:r>
+        <w:t xml:space="preserve"> </w:t>
+      </w:r>
+      <w:proofErr w:type="spellStart"/>
+      <w:r>
+        <w:t>mạng</w:t>
+      </w:r>
+      <w:proofErr w:type="spellEnd"/>
+      <w:r>
+        <w:t xml:space="preserve"> </w:t>
+      </w:r>
+      <w:proofErr w:type="spellStart"/>
+      <w:r>
+        <w:t>máy</w:t>
+      </w:r>
+      <w:proofErr w:type="spellEnd"/>
+      <w:r>
+        <w:t xml:space="preserve"> </w:t>
+      </w:r>
+      <w:proofErr w:type="spellStart"/>
+      <w:r>
+        <w:t>tính</w:t>
+      </w:r>
+      <w:proofErr w:type="spellEnd"/>
+      <w:r>
+        <w:t xml:space="preserve"> </w:t>
+      </w:r>
+      <w:proofErr w:type="spellStart"/>
+      <w:r>
+        <w:t>khổng</w:t>
+      </w:r>
+      <w:proofErr w:type="spellEnd"/>
+      <w:r>
+        <w:t xml:space="preserve"> </w:t>
+      </w:r>
+      <w:proofErr w:type="spellStart"/>
+      <w:r>
+        <w:t>lồ</w:t>
+      </w:r>
+      <w:proofErr w:type="spellEnd"/>
+      <w:r>
+        <w:t xml:space="preserve"> </w:t>
+      </w:r>
+      <w:proofErr w:type="spellStart"/>
+      <w:r>
+        <w:t>kết</w:t>
+      </w:r>
+      <w:proofErr w:type="spellEnd"/>
+      <w:r>
+        <w:t xml:space="preserve"> </w:t>
+      </w:r>
+      <w:proofErr w:type="spellStart"/>
+      <w:r>
+        <w:t>nối</w:t>
+      </w:r>
+      <w:proofErr w:type="spellEnd"/>
+      <w:r>
+        <w:t xml:space="preserve"> </w:t>
+      </w:r>
+      <w:proofErr w:type="spellStart"/>
+      <w:r>
+        <w:t>hàng</w:t>
+      </w:r>
+      <w:proofErr w:type="spellEnd"/>
+      <w:r>
+        <w:t xml:space="preserve"> </w:t>
+      </w:r>
+      <w:proofErr w:type="spellStart"/>
+      <w:r>
+        <w:t>trăm</w:t>
+      </w:r>
+      <w:proofErr w:type="spellEnd"/>
+      <w:r>
+        <w:t xml:space="preserve"> </w:t>
+      </w:r>
+      <w:proofErr w:type="spellStart"/>
+      <w:r>
+        <w:t>triệu</w:t>
+      </w:r>
+      <w:proofErr w:type="spellEnd"/>
+      <w:r>
+        <w:t xml:space="preserve"> </w:t>
+      </w:r>
+      <w:proofErr w:type="spellStart"/>
+      <w:r>
+        <w:t>thiết</w:t>
+      </w:r>
+      <w:proofErr w:type="spellEnd"/>
+      <w:r>
+        <w:t xml:space="preserve"> </w:t>
+      </w:r>
+      <w:proofErr w:type="spellStart"/>
+      <w:r>
+        <w:t>bị</w:t>
+      </w:r>
+      <w:proofErr w:type="spellEnd"/>
+      <w:r>
+        <w:t xml:space="preserve"> </w:t>
+      </w:r>
+      <w:proofErr w:type="spellStart"/>
+      <w:r>
+        <w:t>tính</w:t>
+      </w:r>
+      <w:proofErr w:type="spellEnd"/>
+      <w:r>
+        <w:t xml:space="preserve"> </w:t>
+      </w:r>
+      <w:proofErr w:type="spellStart"/>
+      <w:r>
+        <w:t>toán</w:t>
+      </w:r>
+      <w:proofErr w:type="spellEnd"/>
+      <w:r>
+        <w:t xml:space="preserve"> </w:t>
+      </w:r>
+      <w:proofErr w:type="spellStart"/>
+      <w:r>
+        <w:t>trên</w:t>
+      </w:r>
+      <w:proofErr w:type="spellEnd"/>
+      <w:r>
+        <w:t xml:space="preserve"> </w:t>
+      </w:r>
+      <w:proofErr w:type="spellStart"/>
+      <w:r>
+        <w:t>toàn</w:t>
+      </w:r>
+      <w:proofErr w:type="spellEnd"/>
+      <w:r>
+        <w:t xml:space="preserve"> </w:t>
+      </w:r>
+      <w:proofErr w:type="spellStart"/>
+      <w:r>
+        <w:t>thế</w:t>
+      </w:r>
+      <w:proofErr w:type="spellEnd"/>
+      <w:r>
+        <w:t xml:space="preserve"> </w:t>
+      </w:r>
+      <w:proofErr w:type="spellStart"/>
+      <w:r>
+        <w:t>giới</w:t>
+      </w:r>
+      <w:proofErr w:type="spellEnd"/>
+      <w:r>
+        <w:t xml:space="preserve">. </w:t>
+      </w:r>
+      <w:proofErr w:type="spellStart"/>
+      <w:r>
+        <w:t>Các</w:t>
+      </w:r>
+      <w:proofErr w:type="spellEnd"/>
+      <w:r>
+        <w:t xml:space="preserve"> </w:t>
+      </w:r>
+      <w:proofErr w:type="spellStart"/>
+      <w:r>
+        <w:t>thiết</w:t>
+      </w:r>
+      <w:proofErr w:type="spellEnd"/>
+      <w:r>
+        <w:t xml:space="preserve"> </w:t>
+      </w:r>
+      <w:proofErr w:type="spellStart"/>
+      <w:r>
+        <w:t>bị</w:t>
+      </w:r>
+      <w:proofErr w:type="spellEnd"/>
+      <w:r>
+        <w:t xml:space="preserve"> </w:t>
+      </w:r>
+      <w:proofErr w:type="spellStart"/>
+      <w:r>
+        <w:t>này</w:t>
+      </w:r>
+      <w:proofErr w:type="spellEnd"/>
+      <w:r>
+        <w:t xml:space="preserve"> </w:t>
+      </w:r>
+      <w:proofErr w:type="spellStart"/>
+      <w:r>
+        <w:t>được</w:t>
+      </w:r>
+      <w:proofErr w:type="spellEnd"/>
+      <w:r>
+        <w:t xml:space="preserve"> </w:t>
+      </w:r>
+      <w:proofErr w:type="spellStart"/>
+      <w:r>
+        <w:t>gọi</w:t>
+      </w:r>
+      <w:proofErr w:type="spellEnd"/>
+      <w:r>
+        <w:t xml:space="preserve"> </w:t>
+      </w:r>
+      <w:proofErr w:type="spellStart"/>
+      <w:r>
+        <w:t>là</w:t>
+      </w:r>
+      <w:proofErr w:type="spellEnd"/>
+      <w:r>
+        <w:t xml:space="preserve"> </w:t>
+      </w:r>
+      <w:proofErr w:type="spellStart"/>
+      <w:r>
+        <w:t>các</w:t>
+      </w:r>
+      <w:proofErr w:type="spellEnd"/>
+      <w:r>
+        <w:t xml:space="preserve"> hosts</w:t>
+      </w:r>
+    </w:p>
+    <w:p/>
+    <w:p>
+      <w:proofErr w:type="spellStart"/>
+      <w:r>
+        <w:t>Kiến</w:t>
+      </w:r>
+      <w:proofErr w:type="spellEnd"/>
+      <w:r>
+        <w:t xml:space="preserve"> </w:t>
+      </w:r>
+      <w:proofErr w:type="spellStart"/>
+      <w:r>
+        <w:t>trúc</w:t>
+      </w:r>
+      <w:proofErr w:type="spellEnd"/>
+      <w:r>
+        <w:t xml:space="preserve"> </w:t>
+      </w:r>
+      <w:proofErr w:type="spellStart"/>
+      <w:r>
+        <w:t>mạng</w:t>
+      </w:r>
+      <w:proofErr w:type="spellEnd"/>
+      <w:r>
+        <w:t xml:space="preserve"> </w:t>
+      </w:r>
+      <w:proofErr w:type="spellStart"/>
+      <w:r>
+        <w:t>ngang</w:t>
+      </w:r>
+      <w:proofErr w:type="spellEnd"/>
+      <w:r>
+        <w:t xml:space="preserve"> </w:t>
+      </w:r>
+      <w:proofErr w:type="spellStart"/>
+      <w:r>
+        <w:t>hàng</w:t>
+      </w:r>
+      <w:proofErr w:type="spellEnd"/>
+      <w:r>
+        <w:t xml:space="preserve"> (peer-to-peer</w:t>
+      </w:r>
+      <w:r>
+        <w:t>)</w:t>
+      </w:r>
+    </w:p>
+    <w:p>
+      <w:pPr>
+        <w:pStyle w:val="ListParagraph"/>
+        <w:numPr>
+          <w:ilvl w:val="0"/>
+          <w:numId w:val="1"/>
+        </w:numPr>
+      </w:pPr>
+      <w:proofErr w:type="spellStart"/>
+      <w:r>
+        <w:t>Không</w:t>
+      </w:r>
+      <w:proofErr w:type="spellEnd"/>
+      <w:r>
+        <w:t xml:space="preserve"> </w:t>
+      </w:r>
+      <w:proofErr w:type="spellStart"/>
+      <w:r>
+        <w:t>có</w:t>
+      </w:r>
+      <w:proofErr w:type="spellEnd"/>
+      <w:r>
+        <w:t xml:space="preserve"> </w:t>
+      </w:r>
+      <w:proofErr w:type="spellStart"/>
+      <w:r>
+        <w:t>máy</w:t>
+      </w:r>
+      <w:proofErr w:type="spellEnd"/>
+      <w:r>
+        <w:t xml:space="preserve"> </w:t>
+      </w:r>
+      <w:proofErr w:type="spellStart"/>
+      <w:r>
+        <w:t>chủ</w:t>
+      </w:r>
+      <w:proofErr w:type="spellEnd"/>
+      <w:r>
+        <w:t xml:space="preserve"> </w:t>
+      </w:r>
+      <w:proofErr w:type="spellStart"/>
+      <w:r>
+        <w:t>luôn</w:t>
+      </w:r>
+      <w:proofErr w:type="spellEnd"/>
+      <w:r>
+        <w:t xml:space="preserve"> </w:t>
+      </w:r>
+      <w:proofErr w:type="spellStart"/>
+      <w:r>
+        <w:t>hoạt</w:t>
+      </w:r>
+      <w:proofErr w:type="spellEnd"/>
+      <w:r>
+        <w:t xml:space="preserve"> </w:t>
+      </w:r>
+      <w:proofErr w:type="spellStart"/>
+      <w:r>
+        <w:t>động</w:t>
+      </w:r>
+      <w:proofErr w:type="spellEnd"/>
+      <w:r>
+        <w:t>.</w:t>
+      </w:r>
+    </w:p>
+    <w:p>
+      <w:pPr>
+        <w:pStyle w:val="ListParagraph"/>
+        <w:numPr>
+          <w:ilvl w:val="0"/>
+          <w:numId w:val="1"/>
+        </w:numPr>
+      </w:pPr>
+      <w:proofErr w:type="spellStart"/>
+      <w:r>
+        <w:t>Các</w:t>
+      </w:r>
+      <w:proofErr w:type="spellEnd"/>
+      <w:r>
+        <w:t xml:space="preserve"> </w:t>
+      </w:r>
+      <w:proofErr w:type="spellStart"/>
+      <w:r>
+        <w:t>hệ</w:t>
+      </w:r>
+      <w:proofErr w:type="spellEnd"/>
+      <w:r>
+        <w:t xml:space="preserve"> </w:t>
+      </w:r>
+      <w:proofErr w:type="spellStart"/>
+      <w:r>
+        <w:t>thống</w:t>
+      </w:r>
+      <w:proofErr w:type="spellEnd"/>
+      <w:r>
+        <w:t xml:space="preserve"> </w:t>
+      </w:r>
+      <w:proofErr w:type="spellStart"/>
+      <w:r>
+        <w:t>đầu</w:t>
+      </w:r>
+      <w:proofErr w:type="spellEnd"/>
+      <w:r>
+        <w:t xml:space="preserve"> </w:t>
+      </w:r>
+      <w:proofErr w:type="spellStart"/>
+      <w:r>
+        <w:t>cuối</w:t>
+      </w:r>
+      <w:proofErr w:type="spellEnd"/>
+      <w:r>
+        <w:t xml:space="preserve"> </w:t>
+      </w:r>
+      <w:proofErr w:type="spellStart"/>
+      <w:r>
+        <w:t>bất</w:t>
+      </w:r>
+      <w:proofErr w:type="spellEnd"/>
+      <w:r>
+        <w:t xml:space="preserve"> </w:t>
+      </w:r>
+      <w:proofErr w:type="spellStart"/>
+      <w:r>
+        <w:t>kỳ</w:t>
+      </w:r>
+      <w:proofErr w:type="spellEnd"/>
+      <w:r>
+        <w:t xml:space="preserve"> </w:t>
+      </w:r>
+      <w:proofErr w:type="spellStart"/>
+      <w:r>
+        <w:t>giao</w:t>
+      </w:r>
+      <w:proofErr w:type="spellEnd"/>
+      <w:r>
+        <w:t xml:space="preserve"> </w:t>
+      </w:r>
+      <w:proofErr w:type="spellStart"/>
+      <w:r>
+        <w:t>tiếp</w:t>
+      </w:r>
+      <w:proofErr w:type="spellEnd"/>
+      <w:r>
+        <w:t xml:space="preserve"> </w:t>
+      </w:r>
+      <w:proofErr w:type="spellStart"/>
+      <w:r>
+        <w:t>trực</w:t>
+      </w:r>
+      <w:proofErr w:type="spellEnd"/>
+      <w:r>
+        <w:t xml:space="preserve"> </w:t>
+      </w:r>
+      <w:proofErr w:type="spellStart"/>
+      <w:r>
+        <w:t>tiếp</w:t>
+      </w:r>
+      <w:proofErr w:type="spellEnd"/>
+      <w:r>
+        <w:t xml:space="preserve"> </w:t>
+      </w:r>
+      <w:proofErr w:type="spellStart"/>
+      <w:r>
+        <w:t>với</w:t>
+      </w:r>
+      <w:proofErr w:type="spellEnd"/>
+      <w:r>
+        <w:t xml:space="preserve"> </w:t>
+      </w:r>
+      <w:proofErr w:type="spellStart"/>
+      <w:r>
+        <w:t>nhau</w:t>
+      </w:r>
+      <w:proofErr w:type="spellEnd"/>
+      <w:r>
+        <w:t>.</w:t>
       </w:r>
     </w:p>
     <w:sectPr>
@@ -3101,6 +5558,17 @@
       <w:contextualSpacing/>
     </w:pPr>
   </w:style>
+  <w:style w:type="character" w:styleId="Strong">
+    <w:name w:val="Strong"/>
+    <w:basedOn w:val="DefaultParagraphFont"/>
+    <w:uiPriority w:val="22"/>
+    <w:qFormat/>
+    <w:rsid w:val="00901135"/>
+    <w:rPr>
+      <w:b/>
+      <w:bCs/>
+    </w:rPr>
+  </w:style>
 </w:styles>
 </file>
 

--- a/Ôn PV/Ôn PV.docx
+++ b/Ôn PV/Ôn PV.docx
@@ -464,8 +464,6 @@
       <w:pPr>
         <w:pStyle w:val="ListParagraph"/>
       </w:pPr>
-      <w:bookmarkStart w:id="0" w:name="_GoBack"/>
-      <w:bookmarkEnd w:id="0"/>
     </w:p>
     <w:p>
       <w:r>
@@ -3687,6 +3685,9 @@
     </w:p>
     <w:p>
       <w:r>
+        <w:rPr>
+          <w:noProof/>
+        </w:rPr>
         <w:drawing>
           <wp:inline distT="0" distB="0" distL="0" distR="0" wp14:anchorId="73DB25B8" wp14:editId="0E9A9008">
             <wp:extent cx="5943600" cy="1651000"/>
@@ -4111,6 +4112,9 @@
     </w:p>
     <w:p>
       <w:r>
+        <w:rPr>
+          <w:noProof/>
+        </w:rPr>
         <w:lastRenderedPageBreak/>
         <w:drawing>
           <wp:inline distT="0" distB="0" distL="0" distR="0" wp14:anchorId="6F16DF6C" wp14:editId="5F891CC6">
@@ -4151,6 +4155,9 @@
     </w:p>
     <w:p>
       <w:r>
+        <w:rPr>
+          <w:noProof/>
+        </w:rPr>
         <w:drawing>
           <wp:inline distT="0" distB="0" distL="0" distR="0" wp14:anchorId="6147778E" wp14:editId="2C153CFC">
             <wp:extent cx="3163055" cy="1294960"/>
@@ -4190,6 +4197,9 @@
     </w:p>
     <w:p>
       <w:r>
+        <w:rPr>
+          <w:noProof/>
+        </w:rPr>
         <w:drawing>
           <wp:inline distT="0" distB="0" distL="0" distR="0" wp14:anchorId="0427A96B" wp14:editId="42DA9700">
             <wp:extent cx="5943600" cy="2691765"/>
@@ -4229,6 +4239,9 @@
     </w:p>
     <w:p>
       <w:r>
+        <w:rPr>
+          <w:noProof/>
+        </w:rPr>
         <w:lastRenderedPageBreak/>
         <w:drawing>
           <wp:inline distT="0" distB="0" distL="0" distR="0" wp14:anchorId="2A4D8E54" wp14:editId="4AEB272D">
@@ -4995,6 +5008,46 @@
       <w:r>
         <w:t>.</w:t>
       </w:r>
+    </w:p>
+    <w:p/>
+    <w:p>
+      <w:pPr>
+        <w:rPr>
+          <w:b/>
+          <w:sz w:val="44"/>
+          <w:szCs w:val="44"/>
+        </w:rPr>
+      </w:pPr>
+      <w:proofErr w:type="spellStart"/>
+      <w:r>
+        <w:rPr>
+          <w:b/>
+          <w:sz w:val="44"/>
+          <w:szCs w:val="44"/>
+        </w:rPr>
+        <w:t>Ôn</w:t>
+      </w:r>
+      <w:proofErr w:type="spellEnd"/>
+      <w:r>
+        <w:rPr>
+          <w:b/>
+          <w:sz w:val="44"/>
+          <w:szCs w:val="44"/>
+        </w:rPr>
+        <w:t xml:space="preserve"> </w:t>
+      </w:r>
+      <w:proofErr w:type="spellStart"/>
+      <w:r>
+        <w:rPr>
+          <w:b/>
+          <w:sz w:val="44"/>
+          <w:szCs w:val="44"/>
+        </w:rPr>
+        <w:t>FreeRTOS</w:t>
+      </w:r>
+      <w:bookmarkStart w:id="0" w:name="_GoBack"/>
+      <w:bookmarkEnd w:id="0"/>
+      <w:proofErr w:type="spellEnd"/>
     </w:p>
     <w:sectPr>
       <w:pgSz w:w="12240" w:h="15840"/>

--- a/Ôn PV/Ôn PV.docx
+++ b/Ôn PV/Ôn PV.docx
@@ -27,9 +27,9 @@
           <w:noProof/>
         </w:rPr>
         <w:drawing>
-          <wp:inline distT="0" distB="0" distL="0" distR="0" wp14:anchorId="17FDF878" wp14:editId="65AA48E7">
-            <wp:extent cx="5943600" cy="981710"/>
-            <wp:effectExtent l="0" t="0" r="0" b="8890"/>
+          <wp:inline distT="0" distB="0" distL="0" distR="0" wp14:anchorId="17FDF878" wp14:editId="13D45925">
+            <wp:extent cx="5602682" cy="925400"/>
+            <wp:effectExtent l="0" t="0" r="0" b="8255"/>
             <wp:docPr id="3" name="Picture 3"/>
             <wp:cNvGraphicFramePr>
               <a:graphicFrameLocks xmlns:a="http://schemas.openxmlformats.org/drawingml/2006/main" noChangeAspect="1"/>
@@ -50,7 +50,7 @@
                   <pic:spPr>
                     <a:xfrm>
                       <a:off x="0" y="0"/>
-                      <a:ext cx="5943600" cy="981710"/>
+                      <a:ext cx="5612226" cy="926976"/>
                     </a:xfrm>
                     <a:prstGeom prst="rect">
                       <a:avLst/>
@@ -69,9 +69,9 @@
           <w:noProof/>
         </w:rPr>
         <w:drawing>
-          <wp:inline distT="0" distB="0" distL="0" distR="0" wp14:anchorId="4996F3A6" wp14:editId="5770CAD7">
-            <wp:extent cx="4994844" cy="2231553"/>
-            <wp:effectExtent l="0" t="0" r="0" b="0"/>
+          <wp:inline distT="0" distB="0" distL="0" distR="0" wp14:anchorId="4996F3A6" wp14:editId="0ADDB378">
+            <wp:extent cx="4698853" cy="2099313"/>
+            <wp:effectExtent l="0" t="0" r="6985" b="0"/>
             <wp:docPr id="1" name="Picture 1"/>
             <wp:cNvGraphicFramePr>
               <a:graphicFrameLocks xmlns:a="http://schemas.openxmlformats.org/drawingml/2006/main" noChangeAspect="1"/>
@@ -92,7 +92,7 @@
                   <pic:spPr>
                     <a:xfrm>
                       <a:off x="0" y="0"/>
-                      <a:ext cx="5007840" cy="2237359"/>
+                      <a:ext cx="4717189" cy="2107505"/>
                     </a:xfrm>
                     <a:prstGeom prst="rect">
                       <a:avLst/>
@@ -104,6 +104,8 @@
           </wp:inline>
         </w:drawing>
       </w:r>
+      <w:bookmarkStart w:id="0" w:name="_GoBack"/>
+      <w:bookmarkEnd w:id="0"/>
     </w:p>
     <w:p>
       <w:pPr>
@@ -277,6 +279,57 @@
       <w:proofErr w:type="spellEnd"/>
       <w:r>
         <w:t xml:space="preserve"> 9600, 115200,</w:t>
+      </w:r>
+      <w:r>
+        <w:t xml:space="preserve"> </w:t>
+      </w:r>
+      <w:proofErr w:type="spellStart"/>
+      <w:r>
+        <w:t>tối</w:t>
+      </w:r>
+      <w:proofErr w:type="spellEnd"/>
+      <w:r>
+        <w:t xml:space="preserve"> </w:t>
+      </w:r>
+      <w:proofErr w:type="spellStart"/>
+      <w:r>
+        <w:t>đa</w:t>
+      </w:r>
+      <w:proofErr w:type="spellEnd"/>
+      <w:r>
+        <w:t xml:space="preserve"> </w:t>
+      </w:r>
+      <w:proofErr w:type="spellStart"/>
+      <w:r>
+        <w:t>có</w:t>
+      </w:r>
+      <w:proofErr w:type="spellEnd"/>
+      <w:r>
+        <w:t xml:space="preserve"> </w:t>
+      </w:r>
+      <w:proofErr w:type="spellStart"/>
+      <w:r>
+        <w:t>thể</w:t>
+      </w:r>
+      <w:proofErr w:type="spellEnd"/>
+      <w:r>
+        <w:t xml:space="preserve"> </w:t>
+      </w:r>
+      <w:proofErr w:type="spellStart"/>
+      <w:r>
+        <w:t>lên</w:t>
+      </w:r>
+      <w:proofErr w:type="spellEnd"/>
+      <w:r>
+        <w:t xml:space="preserve"> </w:t>
+      </w:r>
+      <w:proofErr w:type="spellStart"/>
+      <w:r>
+        <w:t>tới</w:t>
+      </w:r>
+      <w:proofErr w:type="spellEnd"/>
+      <w:r>
+        <w:t xml:space="preserve"> 2MHz</w:t>
       </w:r>
     </w:p>
     <w:p>
@@ -5013,6 +5066,353 @@
     <w:p>
       <w:pPr>
         <w:rPr>
+          <w:rFonts w:ascii="Times New Roman" w:eastAsia="Times New Roman" w:hAnsi="Times New Roman" w:cs="Times New Roman"/>
+          <w:sz w:val="24"/>
+          <w:szCs w:val="24"/>
+        </w:rPr>
+      </w:pPr>
+      <w:r>
+        <w:t>Spec STM32F405RGTX, SAMV71Q21B, ESP32</w:t>
+      </w:r>
+      <w:r>
+        <w:t xml:space="preserve"> WROOM</w:t>
+      </w:r>
+      <w:r>
+        <w:t xml:space="preserve"> (</w:t>
+      </w:r>
+      <w:proofErr w:type="spellStart"/>
+      <w:r>
+        <w:t>Có</w:t>
+      </w:r>
+      <w:proofErr w:type="spellEnd"/>
+      <w:r>
+        <w:t xml:space="preserve"> USB FS/HS </w:t>
+      </w:r>
+      <w:proofErr w:type="spellStart"/>
+      <w:r>
+        <w:t>không</w:t>
+      </w:r>
+      <w:proofErr w:type="spellEnd"/>
+      <w:r>
+        <w:t xml:space="preserve">, </w:t>
+      </w:r>
+      <w:r>
+        <w:t xml:space="preserve">Cortex-M </w:t>
+      </w:r>
+      <w:proofErr w:type="spellStart"/>
+      <w:r>
+        <w:t>mấy</w:t>
+      </w:r>
+      <w:proofErr w:type="spellEnd"/>
+      <w:r>
+        <w:t xml:space="preserve">, MAX clock, </w:t>
+      </w:r>
+      <w:proofErr w:type="spellStart"/>
+      <w:r>
+        <w:t>ngoại</w:t>
+      </w:r>
+      <w:proofErr w:type="spellEnd"/>
+      <w:r>
+        <w:t xml:space="preserve"> </w:t>
+      </w:r>
+      <w:proofErr w:type="gramStart"/>
+      <w:r>
+        <w:t>vi</w:t>
+      </w:r>
+      <w:proofErr w:type="gramEnd"/>
+      <w:r>
+        <w:t xml:space="preserve"> </w:t>
+      </w:r>
+      <w:proofErr w:type="spellStart"/>
+      <w:r>
+        <w:t>số</w:t>
+      </w:r>
+      <w:proofErr w:type="spellEnd"/>
+      <w:r>
+        <w:t xml:space="preserve"> </w:t>
+      </w:r>
+      <w:proofErr w:type="spellStart"/>
+      <w:r>
+        <w:t>lương</w:t>
+      </w:r>
+      <w:proofErr w:type="spellEnd"/>
+      <w:r>
+        <w:t xml:space="preserve"> SPI, UART, I2C, </w:t>
+      </w:r>
+      <w:r>
+        <w:rPr>
+          <w:rFonts w:ascii="Times New Roman" w:eastAsia="Times New Roman" w:hAnsi="Times New Roman" w:cs="Times New Roman"/>
+          <w:sz w:val="24"/>
+          <w:szCs w:val="24"/>
+        </w:rPr>
+        <w:t xml:space="preserve">Flash, </w:t>
+      </w:r>
+      <w:r>
+        <w:rPr>
+          <w:rFonts w:ascii="Times New Roman" w:eastAsia="Times New Roman" w:hAnsi="Times New Roman" w:cs="Times New Roman"/>
+          <w:sz w:val="24"/>
+          <w:szCs w:val="24"/>
+        </w:rPr>
+        <w:t>SRAM</w:t>
+      </w:r>
+      <w:r>
+        <w:rPr>
+          <w:rFonts w:ascii="Times New Roman" w:eastAsia="Times New Roman" w:hAnsi="Times New Roman" w:cs="Times New Roman"/>
+          <w:sz w:val="24"/>
+          <w:szCs w:val="24"/>
+        </w:rPr>
+        <w:t>)</w:t>
+      </w:r>
+    </w:p>
+    <w:p>
+      <w:pPr>
+        <w:rPr>
+          <w:rFonts w:ascii="Times New Roman" w:eastAsia="Times New Roman" w:hAnsi="Times New Roman" w:cs="Times New Roman"/>
+          <w:sz w:val="24"/>
+          <w:szCs w:val="24"/>
+        </w:rPr>
+      </w:pPr>
+      <w:r>
+        <w:rPr>
+          <w:rFonts w:ascii="Times New Roman" w:eastAsia="Times New Roman" w:hAnsi="Times New Roman" w:cs="Times New Roman"/>
+          <w:sz w:val="24"/>
+          <w:szCs w:val="24"/>
+        </w:rPr>
+        <w:lastRenderedPageBreak/>
+        <w:drawing>
+          <wp:inline distT="0" distB="0" distL="0" distR="0" wp14:anchorId="73C0F122" wp14:editId="5ED642A3">
+            <wp:extent cx="4180869" cy="3589919"/>
+            <wp:effectExtent l="0" t="0" r="0" b="0"/>
+            <wp:docPr id="16" name="Picture 16"/>
+            <wp:cNvGraphicFramePr>
+              <a:graphicFrameLocks xmlns:a="http://schemas.openxmlformats.org/drawingml/2006/main" noChangeAspect="1"/>
+            </wp:cNvGraphicFramePr>
+            <a:graphic xmlns:a="http://schemas.openxmlformats.org/drawingml/2006/main">
+              <a:graphicData uri="http://schemas.openxmlformats.org/drawingml/2006/picture">
+                <pic:pic xmlns:pic="http://schemas.openxmlformats.org/drawingml/2006/picture">
+                  <pic:nvPicPr>
+                    <pic:cNvPr id="1" name=""/>
+                    <pic:cNvPicPr/>
+                  </pic:nvPicPr>
+                  <pic:blipFill>
+                    <a:blip r:embed="rId24"/>
+                    <a:stretch>
+                      <a:fillRect/>
+                    </a:stretch>
+                  </pic:blipFill>
+                  <pic:spPr>
+                    <a:xfrm>
+                      <a:off x="0" y="0"/>
+                      <a:ext cx="4193129" cy="3600446"/>
+                    </a:xfrm>
+                    <a:prstGeom prst="rect">
+                      <a:avLst/>
+                    </a:prstGeom>
+                  </pic:spPr>
+                </pic:pic>
+              </a:graphicData>
+            </a:graphic>
+          </wp:inline>
+        </w:drawing>
+      </w:r>
+    </w:p>
+    <w:p>
+      <w:pPr>
+        <w:rPr>
+          <w:rFonts w:ascii="Times New Roman" w:eastAsia="Times New Roman" w:hAnsi="Times New Roman" w:cs="Times New Roman"/>
+          <w:sz w:val="24"/>
+          <w:szCs w:val="24"/>
+        </w:rPr>
+      </w:pPr>
+      <w:r>
+        <w:rPr>
+          <w:rFonts w:ascii="Times New Roman" w:eastAsia="Times New Roman" w:hAnsi="Times New Roman" w:cs="Times New Roman"/>
+          <w:sz w:val="24"/>
+          <w:szCs w:val="24"/>
+        </w:rPr>
+        <w:t xml:space="preserve">SAMv71: </w:t>
+      </w:r>
+      <w:r>
+        <w:t xml:space="preserve">UART ×2, </w:t>
+      </w:r>
+      <w:r>
+        <w:rPr>
+          <w:rFonts w:ascii="Times New Roman" w:eastAsia="Times New Roman" w:hAnsi="Times New Roman" w:cs="Times New Roman"/>
+          <w:sz w:val="24"/>
+          <w:szCs w:val="24"/>
+        </w:rPr>
+        <w:t>USART ×3, 2 SPI, 2 I2C, 1 USB, 2 CAN.</w:t>
+      </w:r>
+    </w:p>
+    <w:p>
+      <w:pPr>
+        <w:rPr>
+          <w:rFonts w:ascii="Times New Roman" w:eastAsia="Times New Roman" w:hAnsi="Times New Roman" w:cs="Times New Roman"/>
+          <w:sz w:val="24"/>
+          <w:szCs w:val="24"/>
+        </w:rPr>
+      </w:pPr>
+      <w:r>
+        <w:rPr>
+          <w:rFonts w:ascii="Times New Roman" w:eastAsia="Times New Roman" w:hAnsi="Times New Roman" w:cs="Times New Roman"/>
+          <w:sz w:val="24"/>
+          <w:szCs w:val="24"/>
+        </w:rPr>
+        <w:t xml:space="preserve">MCU </w:t>
+      </w:r>
+      <w:proofErr w:type="spellStart"/>
+      <w:r>
+        <w:rPr>
+          <w:rFonts w:ascii="Times New Roman" w:eastAsia="Times New Roman" w:hAnsi="Times New Roman" w:cs="Times New Roman"/>
+          <w:sz w:val="24"/>
+          <w:szCs w:val="24"/>
+        </w:rPr>
+        <w:t>sửu</w:t>
+      </w:r>
+      <w:proofErr w:type="spellEnd"/>
+      <w:r>
+        <w:rPr>
+          <w:rFonts w:ascii="Times New Roman" w:eastAsia="Times New Roman" w:hAnsi="Times New Roman" w:cs="Times New Roman"/>
+          <w:sz w:val="24"/>
+          <w:szCs w:val="24"/>
+        </w:rPr>
+        <w:t xml:space="preserve"> </w:t>
+      </w:r>
+      <w:proofErr w:type="spellStart"/>
+      <w:r>
+        <w:rPr>
+          <w:rFonts w:ascii="Times New Roman" w:eastAsia="Times New Roman" w:hAnsi="Times New Roman" w:cs="Times New Roman"/>
+          <w:sz w:val="24"/>
+          <w:szCs w:val="24"/>
+        </w:rPr>
+        <w:t>dụng</w:t>
+      </w:r>
+      <w:proofErr w:type="spellEnd"/>
+      <w:r>
+        <w:rPr>
+          <w:rFonts w:ascii="Times New Roman" w:eastAsia="Times New Roman" w:hAnsi="Times New Roman" w:cs="Times New Roman"/>
+          <w:sz w:val="24"/>
+          <w:szCs w:val="24"/>
+        </w:rPr>
+        <w:t xml:space="preserve"> </w:t>
+      </w:r>
+      <w:proofErr w:type="spellStart"/>
+      <w:r>
+        <w:rPr>
+          <w:rFonts w:ascii="Times New Roman" w:eastAsia="Times New Roman" w:hAnsi="Times New Roman" w:cs="Times New Roman"/>
+          <w:sz w:val="24"/>
+          <w:szCs w:val="24"/>
+        </w:rPr>
+        <w:t>là</w:t>
+      </w:r>
+      <w:proofErr w:type="spellEnd"/>
+      <w:r>
+        <w:rPr>
+          <w:rFonts w:ascii="Times New Roman" w:eastAsia="Times New Roman" w:hAnsi="Times New Roman" w:cs="Times New Roman"/>
+          <w:sz w:val="24"/>
+          <w:szCs w:val="24"/>
+        </w:rPr>
+        <w:t xml:space="preserve"> SAMV71 (coreM7, </w:t>
+      </w:r>
+      <w:proofErr w:type="spellStart"/>
+      <w:r>
+        <w:rPr>
+          <w:rFonts w:ascii="Times New Roman" w:eastAsia="Times New Roman" w:hAnsi="Times New Roman" w:cs="Times New Roman"/>
+          <w:sz w:val="24"/>
+          <w:szCs w:val="24"/>
+        </w:rPr>
+        <w:t>tần</w:t>
+      </w:r>
+      <w:proofErr w:type="spellEnd"/>
+      <w:r>
+        <w:rPr>
+          <w:rFonts w:ascii="Times New Roman" w:eastAsia="Times New Roman" w:hAnsi="Times New Roman" w:cs="Times New Roman"/>
+          <w:sz w:val="24"/>
+          <w:szCs w:val="24"/>
+        </w:rPr>
+        <w:t xml:space="preserve"> </w:t>
+      </w:r>
+      <w:proofErr w:type="spellStart"/>
+      <w:r>
+        <w:rPr>
+          <w:rFonts w:ascii="Times New Roman" w:eastAsia="Times New Roman" w:hAnsi="Times New Roman" w:cs="Times New Roman"/>
+          <w:sz w:val="24"/>
+          <w:szCs w:val="24"/>
+        </w:rPr>
+        <w:t>số</w:t>
+      </w:r>
+      <w:proofErr w:type="spellEnd"/>
+      <w:r>
+        <w:rPr>
+          <w:rFonts w:ascii="Times New Roman" w:eastAsia="Times New Roman" w:hAnsi="Times New Roman" w:cs="Times New Roman"/>
+          <w:sz w:val="24"/>
+          <w:szCs w:val="24"/>
+        </w:rPr>
+        <w:t xml:space="preserve"> </w:t>
+      </w:r>
+      <w:proofErr w:type="spellStart"/>
+      <w:r>
+        <w:rPr>
+          <w:rFonts w:ascii="Times New Roman" w:eastAsia="Times New Roman" w:hAnsi="Times New Roman" w:cs="Times New Roman"/>
+          <w:sz w:val="24"/>
+          <w:szCs w:val="24"/>
+        </w:rPr>
+        <w:t>tối</w:t>
+      </w:r>
+      <w:proofErr w:type="spellEnd"/>
+      <w:r>
+        <w:rPr>
+          <w:rFonts w:ascii="Times New Roman" w:eastAsia="Times New Roman" w:hAnsi="Times New Roman" w:cs="Times New Roman"/>
+          <w:sz w:val="24"/>
+          <w:szCs w:val="24"/>
+        </w:rPr>
+        <w:t xml:space="preserve"> </w:t>
+      </w:r>
+      <w:proofErr w:type="spellStart"/>
+      <w:r>
+        <w:rPr>
+          <w:rFonts w:ascii="Times New Roman" w:eastAsia="Times New Roman" w:hAnsi="Times New Roman" w:cs="Times New Roman"/>
+          <w:sz w:val="24"/>
+          <w:szCs w:val="24"/>
+        </w:rPr>
+        <w:t>đa</w:t>
+      </w:r>
+      <w:proofErr w:type="spellEnd"/>
+      <w:r>
+        <w:rPr>
+          <w:rFonts w:ascii="Times New Roman" w:eastAsia="Times New Roman" w:hAnsi="Times New Roman" w:cs="Times New Roman"/>
+          <w:sz w:val="24"/>
+          <w:szCs w:val="24"/>
+        </w:rPr>
+        <w:t xml:space="preserve"> 300MHz).</w:t>
+      </w:r>
+    </w:p>
+    <w:p/>
+    <w:p>
+      <w:r>
+        <w:t>ESP32-WROOM-32</w:t>
+      </w:r>
+      <w:r>
+        <w:t xml:space="preserve">: </w:t>
+      </w:r>
+      <w:r>
+        <w:t>240 MHz</w:t>
+      </w:r>
+      <w:r>
+        <w:t xml:space="preserve">, </w:t>
+      </w:r>
+      <w:r>
+        <w:t>Dual-Core</w:t>
+      </w:r>
+      <w:r>
+        <w:t xml:space="preserve">, </w:t>
+      </w:r>
+    </w:p>
+    <w:p/>
+    <w:p/>
+    <w:p>
+      <w:pPr>
+        <w:rPr>
           <w:b/>
           <w:sz w:val="44"/>
           <w:szCs w:val="44"/>
@@ -5045,8 +5445,6 @@
         </w:rPr>
         <w:t>FreeRTOS</w:t>
       </w:r>
-      <w:bookmarkStart w:id="0" w:name="_GoBack"/>
-      <w:bookmarkEnd w:id="0"/>
       <w:proofErr w:type="spellEnd"/>
     </w:p>
     <w:sectPr>
